--- a/spa/docx/20.content.docx
+++ b/spa/docx/20.content.docx
@@ -235,7 +235,7 @@
         <w:rPr>
           <w:lang w:val="es_ES" w:bidi="es_ES"/>
         </w:rPr>
-        <w:t xml:space="preserve"> Para adquirir sabiduría y disciplina;para comprender las palabras inteligentes;</w:t>
+        <w:t xml:space="preserve"> Para adquirir sabiduría y disciplina; para comprender las palabras inteligentes;</w:t>
       </w:r>
     </w:p>
     <w:p>
@@ -256,7 +256,7 @@
         <w:rPr>
           <w:lang w:val="es_ES" w:bidi="es_ES"/>
         </w:rPr>
-        <w:t xml:space="preserve"> para recibir instrucción en la prudencia;para actuar con justicia, derecho y equidad;</w:t>
+        <w:t xml:space="preserve"> para recibir instrucción en la prudencia; para actuar con justicia, derecho y equidad;</w:t>
       </w:r>
     </w:p>
     <w:p>
@@ -277,7 +277,7 @@
         <w:rPr>
           <w:lang w:val="es_ES" w:bidi="es_ES"/>
         </w:rPr>
-        <w:t xml:space="preserve"> para dar prudencia a los inexpertos;para dar conocimiento y buen juicio a los jóvenes.</w:t>
+        <w:t xml:space="preserve"> para dar prudencia a los inexpertos; para dar conocimiento y buen juicio a los jóvenes.</w:t>
       </w:r>
     </w:p>
     <w:p>
@@ -298,7 +298,7 @@
         <w:rPr>
           <w:lang w:val="es_ES" w:bidi="es_ES"/>
         </w:rPr>
-        <w:t xml:space="preserve"> El sabio escuchará y aumentará su saber;el entendido adquirirá habilidad</w:t>
+        <w:t xml:space="preserve"> El sabio escuchará y aumentará su saber; el entendido adquirirá habilidad</w:t>
       </w:r>
     </w:p>
     <w:p>
@@ -319,7 +319,7 @@
         <w:rPr>
           <w:lang w:val="es_ES" w:bidi="es_ES"/>
         </w:rPr>
-        <w:t xml:space="preserve"> para entender los proverbios y las parábolas;para comprender las palabras de los sabios y sus enigmas.</w:t>
+        <w:t xml:space="preserve"> para entender los proverbios y las parábolas; para comprender las palabras de los sabios y sus enigmas.</w:t>
       </w:r>
     </w:p>
     <w:p>
@@ -340,7 +340,7 @@
         <w:rPr>
           <w:lang w:val="es_ES" w:bidi="es_ES"/>
         </w:rPr>
-        <w:t xml:space="preserve"> El principio de la sabiduría es el temor al Señor;los necios desprecian la sabiduría y la disciplina.</w:t>
+        <w:t xml:space="preserve"> El principio de la sabiduría es el temor al Señor; los necios desprecian la sabiduría y la disciplina.</w:t>
       </w:r>
     </w:p>
     <w:p>
@@ -361,7 +361,7 @@
         <w:rPr>
           <w:lang w:val="es_ES" w:bidi="es_ES"/>
         </w:rPr>
-        <w:t xml:space="preserve"> Hijo mío, escucha la instrucción de tu padrey no dejes la enseñanza de tu madre.</w:t>
+        <w:t xml:space="preserve"> Hijo mío, escucha la instrucción de tu padre y no dejes la enseñanza de tu madre.</w:t>
       </w:r>
     </w:p>
     <w:p>
@@ -382,7 +382,7 @@
         <w:rPr>
           <w:lang w:val="es_ES" w:bidi="es_ES"/>
         </w:rPr>
-        <w:t xml:space="preserve"> Ellas serán un adorno de gracia para tu cabeza;serán un collar para tu cuello.</w:t>
+        <w:t xml:space="preserve"> Ellas serán un adorno de gracia para tu cabeza; serán un collar para tu cuello.</w:t>
       </w:r>
     </w:p>
     <w:p>
@@ -424,7 +424,7 @@
         <w:rPr>
           <w:lang w:val="es_ES" w:bidi="es_ES"/>
         </w:rPr>
-        <w:t xml:space="preserve"> Quizá te digan:«Ven con nosotros;tendamos una emboscada para matar;acechemos sin motivo al inocente.</w:t>
+        <w:t xml:space="preserve"> Quizá te digan: “Ven con nosotros; tendamos una emboscada para matar; acechemos sin motivo al inocente.</w:t>
       </w:r>
     </w:p>
     <w:p>
@@ -445,7 +445,7 @@
         <w:rPr>
           <w:lang w:val="es_ES" w:bidi="es_ES"/>
         </w:rPr>
-        <w:t xml:space="preserve"> Nos los tragaremos vivos como lo hace el dominio de los muertos;enteros, como los que bajan a la tumba.</w:t>
+        <w:t xml:space="preserve"> Nos los tragaremos vivos como lo hace el dominio de los muertos; enteros, como los que bajan a la tumba.</w:t>
       </w:r>
     </w:p>
     <w:p>
@@ -466,7 +466,7 @@
         <w:rPr>
           <w:lang w:val="es_ES" w:bidi="es_ES"/>
         </w:rPr>
-        <w:t xml:space="preserve"> Conseguiremos toda clase de riquezas;llenaremos nuestras casas de botín.</w:t>
+        <w:t xml:space="preserve"> Conseguiremos toda clase de riquezas; llenaremos nuestras casas de botín.</w:t>
       </w:r>
     </w:p>
     <w:p>
@@ -487,7 +487,7 @@
         <w:rPr>
           <w:lang w:val="es_ES" w:bidi="es_ES"/>
         </w:rPr>
-        <w:t xml:space="preserve"> Únete a nosotros;todos compartiremos lo que consigamos».</w:t>
+        <w:t xml:space="preserve"> Únete a nosotros; todos compartiremos lo que consigamos”.</w:t>
       </w:r>
     </w:p>
     <w:p>
@@ -508,7 +508,7 @@
         <w:rPr>
           <w:lang w:val="es_ES" w:bidi="es_ES"/>
         </w:rPr>
-        <w:t xml:space="preserve"> ¡No les hagas caso, hijo mío!Apártate de sus caminos,</w:t>
+        <w:t xml:space="preserve"> ¡No les hagas caso, hijo mío! Apártate de sus caminos,</w:t>
       </w:r>
     </w:p>
     <w:p>
@@ -529,7 +529,7 @@
         <w:rPr>
           <w:lang w:val="es_ES" w:bidi="es_ES"/>
         </w:rPr>
-        <w:t xml:space="preserve"> porque sus pies corren hacia el mal;tienen prisa por derramar sangre.</w:t>
+        <w:t xml:space="preserve"> porque sus pies corren hacia el mal; tienen prisa por derramar sangre.</w:t>
       </w:r>
     </w:p>
     <w:p>
@@ -571,7 +571,7 @@
         <w:rPr>
           <w:lang w:val="es_ES" w:bidi="es_ES"/>
         </w:rPr>
-        <w:t xml:space="preserve"> pero estos pecadores caen en su propia trampa;acaban con su propia vida.</w:t>
+        <w:t xml:space="preserve"> pero estos pecadores caen en su propia trampa; acaban con su propia vida.</w:t>
       </w:r>
     </w:p>
     <w:p>
@@ -592,7 +592,7 @@
         <w:rPr>
           <w:lang w:val="es_ES" w:bidi="es_ES"/>
         </w:rPr>
-        <w:t xml:space="preserve"> Así terminan los ambiciosos;su avaricia les cuesta la vida.</w:t>
+        <w:t xml:space="preserve"> Así terminan los ambiciosos; su avaricia les cuesta la vida.</w:t>
       </w:r>
     </w:p>
     <w:p>
@@ -613,7 +613,7 @@
         <w:rPr>
           <w:lang w:val="es_ES" w:bidi="es_ES"/>
         </w:rPr>
-        <w:t xml:space="preserve"> La sabiduría levanta su voz en las calles;clama en las plazas públicas.</w:t>
+        <w:t xml:space="preserve"> La sabiduría levanta su voz en las calles; clama en las plazas públicas.</w:t>
       </w:r>
     </w:p>
     <w:p>
@@ -634,7 +634,7 @@
         <w:rPr>
           <w:lang w:val="es_ES" w:bidi="es_ES"/>
         </w:rPr>
-        <w:t xml:space="preserve"> Clama en las calles más concurridas;llama a la entrada de la ciudad:</w:t>
+        <w:t xml:space="preserve"> Clama en las calles más concurridas; llama a la entrada de la ciudad:</w:t>
       </w:r>
     </w:p>
     <w:p>
@@ -655,7 +655,7 @@
         <w:rPr>
           <w:lang w:val="es_ES" w:bidi="es_ES"/>
         </w:rPr>
-        <w:t xml:space="preserve"> «Jóvenes inexpertos, ¿hasta cuándo seguirán aferrados a su inexperiencia?¿Hasta cuándo los burlones disfrutarán de sus burlas y los necios despreciarán el conocimiento?</w:t>
+        <w:t xml:space="preserve"> «Jóvenes inexpertos, ¿hasta cuándo seguirán aferrados a su inexperiencia? ¿Hasta cuándo los burlones disfrutarán de sus burlas y los necios despreciarán el conocimiento?</w:t>
       </w:r>
     </w:p>
     <w:p>
@@ -676,7 +676,7 @@
         <w:rPr>
           <w:lang w:val="es_ES" w:bidi="es_ES"/>
         </w:rPr>
-        <w:t xml:space="preserve"> Escuchen mi corrección y yo les abriré mi corazón;les daré a conocer mis pensamientos.</w:t>
+        <w:t xml:space="preserve"> Escuchen mi corrección y yo les abriré mi corazón; les daré a conocer mis pensamientos.</w:t>
       </w:r>
     </w:p>
     <w:p>
@@ -697,7 +697,7 @@
         <w:rPr>
           <w:lang w:val="es_ES" w:bidi="es_ES"/>
         </w:rPr>
-        <w:t xml:space="preserve"> Los llamé una y otra vez, pero no quisieron venir;les tendí mi mano, pero no me hicieron caso.</w:t>
+        <w:t xml:space="preserve"> Los llamé una y otra vez, pero no quisieron venir; les tendí mi mano, pero no me hicieron caso.</w:t>
       </w:r>
     </w:p>
     <w:p>
@@ -739,7 +739,7 @@
         <w:rPr>
           <w:lang w:val="es_ES" w:bidi="es_ES"/>
         </w:rPr>
-        <w:t xml:space="preserve"> Por eso, cuando caigan en desgracia, yo me reiré;me burlaré de ustedes cuando estén llenos de miedo,</w:t>
+        <w:t xml:space="preserve"> Por eso, cuando caigan en desgracia, yo me reiré; me burlaré de ustedes cuando estén llenos de miedo,</w:t>
       </w:r>
     </w:p>
     <w:p>
@@ -760,7 +760,7 @@
         <w:rPr>
           <w:lang w:val="es_ES" w:bidi="es_ES"/>
         </w:rPr>
-        <w:t xml:space="preserve"> cuando el terror caiga sobre ustedes como una tormentay los problemas los arrastren como un torbellino.</w:t>
+        <w:t xml:space="preserve"> cuando el terror caiga sobre ustedes como una tormenta y los problemas los arrastren como un torbellino.</w:t>
       </w:r>
     </w:p>
     <w:p>
@@ -781,7 +781,7 @@
         <w:rPr>
           <w:lang w:val="es_ES" w:bidi="es_ES"/>
         </w:rPr>
-        <w:t xml:space="preserve"> Entonces me llamarán, pero no les responderé;me buscarán, pero no me encontrarán.</w:t>
+        <w:t xml:space="preserve"> Entonces me llamarán, pero no les responderé; me buscarán, pero no me encontrarán.</w:t>
       </w:r>
     </w:p>
     <w:p>
@@ -844,7 +844,7 @@
         <w:rPr>
           <w:lang w:val="es_ES" w:bidi="es_ES"/>
         </w:rPr>
-        <w:t xml:space="preserve"> Por eso cosecharán el fruto de su conducta;se hartarán con sus malas intenciones;</w:t>
+        <w:t xml:space="preserve"> Por eso cosecharán el fruto de su conducta; se hartarán con sus malas intenciones;</w:t>
       </w:r>
     </w:p>
     <w:p>
@@ -865,7 +865,7 @@
         <w:rPr>
           <w:lang w:val="es_ES" w:bidi="es_ES"/>
         </w:rPr>
-        <w:t xml:space="preserve"> los matará su desobediencia e inexperiencia;su despreocupación los destruirá.</w:t>
+        <w:t xml:space="preserve"> los matará su desobediencia e inexperiencia; su despreocupación los destruirá.</w:t>
       </w:r>
     </w:p>
     <w:p>
@@ -886,7 +886,7 @@
         <w:rPr>
           <w:lang w:val="es_ES" w:bidi="es_ES"/>
         </w:rPr>
-        <w:t xml:space="preserve"> Pero los que me escuchen vivirán en tranquilidad,sin temor alguno.</w:t>
+        <w:t xml:space="preserve"> Pero los que me escuchen vivirán en tranquilidad, sin temor alguno”.</w:t>
       </w:r>
     </w:p>
     <w:p>
@@ -944,7 +944,7 @@
         <w:rPr>
           <w:lang w:val="es_ES" w:bidi="es_ES"/>
         </w:rPr>
-        <w:t xml:space="preserve"> si prestas atención a la sabiduría,si te dedicas a buscar el entendimiento;</w:t>
+        <w:t xml:space="preserve"> si prestas atención a la sabiduría, si te dedicas a buscar el entendimiento;</w:t>
       </w:r>
     </w:p>
     <w:p>
@@ -986,7 +986,7 @@
         <w:rPr>
           <w:lang w:val="es_ES" w:bidi="es_ES"/>
         </w:rPr>
-        <w:t xml:space="preserve"> si los buscas como si fueran plata,como si fueran un tesoro escondido,</w:t>
+        <w:t xml:space="preserve"> si los buscas como si fueran plata, como si fueran un tesoro escondido,</w:t>
       </w:r>
     </w:p>
     <w:p>
@@ -1007,7 +1007,7 @@
         <w:rPr>
           <w:lang w:val="es_ES" w:bidi="es_ES"/>
         </w:rPr>
-        <w:t xml:space="preserve"> entonces comprenderás lo que es temer al Señor.Encontrarás el conocimiento de Dios.</w:t>
+        <w:t xml:space="preserve"> entonces comprenderás lo que es temer al Señor. Encontrarás el conocimiento de Dios.</w:t>
       </w:r>
     </w:p>
     <w:p>
@@ -1028,7 +1028,7 @@
         <w:rPr>
           <w:lang w:val="es_ES" w:bidi="es_ES"/>
         </w:rPr>
-        <w:t xml:space="preserve"> El Señor da la sabiduría;de su boca salen el conocimiento y el entendimiento.</w:t>
+        <w:t xml:space="preserve"> El Señor da la sabiduría; de su boca salen el conocimiento y el entendimiento.</w:t>
       </w:r>
     </w:p>
     <w:p>
@@ -1049,7 +1049,7 @@
         <w:rPr>
           <w:lang w:val="es_ES" w:bidi="es_ES"/>
         </w:rPr>
-        <w:t xml:space="preserve"> El Señor ayuda y protege a los que viven con rectitud;cuida el camino de los que son intachables.</w:t>
+        <w:t xml:space="preserve"> El Señor ayuda y protege a los que viven con rectitud; cuida el camino de los que son intachables.</w:t>
       </w:r>
     </w:p>
     <w:p>
@@ -1070,7 +1070,7 @@
         <w:rPr>
           <w:lang w:val="es_ES" w:bidi="es_ES"/>
         </w:rPr>
-        <w:t xml:space="preserve"> Él cuida el sendero de los justosy protege a los que le son fieles.</w:t>
+        <w:t xml:space="preserve"> Él cuida el sendero de los justos y protege a los que le son fieles.</w:t>
       </w:r>
     </w:p>
     <w:p>
@@ -1091,7 +1091,7 @@
         <w:rPr>
           <w:lang w:val="es_ES" w:bidi="es_ES"/>
         </w:rPr>
-        <w:t xml:space="preserve"> Entonces comprenderás lo que es recto y justo;sabrás tomar la decisión correcta en cada momento.</w:t>
+        <w:t xml:space="preserve"> Entonces comprenderás lo que es recto y justo; sabrás tomar la decisión correcta en cada momento.</w:t>
       </w:r>
     </w:p>
     <w:p>
@@ -1112,7 +1112,7 @@
         <w:rPr>
           <w:lang w:val="es_ES" w:bidi="es_ES"/>
         </w:rPr>
-        <w:t xml:space="preserve"> La sabiduría entrará en tu corazón;el conocimiento te suavizará la vida.</w:t>
+        <w:t xml:space="preserve"> La sabiduría entrará en tu corazón; el conocimiento te suavizará la vida.</w:t>
       </w:r>
     </w:p>
     <w:p>
@@ -1133,7 +1133,7 @@
         <w:rPr>
           <w:lang w:val="es_ES" w:bidi="es_ES"/>
         </w:rPr>
-        <w:t xml:space="preserve"> La prudencia te cuidaráy la inteligencia te guardará.</w:t>
+        <w:t xml:space="preserve"> La prudencia te cuidará y la inteligencia te guardará.</w:t>
       </w:r>
     </w:p>
     <w:p>
@@ -1154,7 +1154,7 @@
         <w:rPr>
           <w:lang w:val="es_ES" w:bidi="es_ES"/>
         </w:rPr>
-        <w:t xml:space="preserve"> La sabiduría te librará de los malvados,de los que hablan perversidades,</w:t>
+        <w:t xml:space="preserve"> La sabiduría te librará de los malvados, de los que hablan perversidades,</w:t>
       </w:r>
     </w:p>
     <w:p>
@@ -1175,7 +1175,7 @@
         <w:rPr>
           <w:lang w:val="es_ES" w:bidi="es_ES"/>
         </w:rPr>
-        <w:t xml:space="preserve"> de los que abandonan el camino rectopara andar por senderos de maldad,</w:t>
+        <w:t xml:space="preserve"> de los que abandonan el camino recto para andar por senderos de maldad,</w:t>
       </w:r>
     </w:p>
     <w:p>
@@ -1196,7 +1196,7 @@
         <w:rPr>
           <w:lang w:val="es_ES" w:bidi="es_ES"/>
         </w:rPr>
-        <w:t xml:space="preserve"> de los que se gozan en hacer el maly festejan sus perversidades,</w:t>
+        <w:t xml:space="preserve"> de los que se gozan en hacer el mal y festejan sus perversidades,</w:t>
       </w:r>
     </w:p>
     <w:p>
@@ -1217,7 +1217,7 @@
         <w:rPr>
           <w:lang w:val="es_ES" w:bidi="es_ES"/>
         </w:rPr>
-        <w:t xml:space="preserve"> de los que andan por caminos torcidosy por sendas que no son las correctas.</w:t>
+        <w:t xml:space="preserve"> de los que andan por caminos torcidos y por sendas que no son las correctas.</w:t>
       </w:r>
     </w:p>
     <w:p>
@@ -1238,7 +1238,7 @@
         <w:rPr>
           <w:lang w:val="es_ES" w:bidi="es_ES"/>
         </w:rPr>
-        <w:t xml:space="preserve"> Te librará de la mujer adúlteray de sus palabras seductoras,</w:t>
+        <w:t xml:space="preserve"> Te librará de la mujer adúltera y de sus palabras seductoras,</w:t>
       </w:r>
     </w:p>
     <w:p>
@@ -1259,7 +1259,7 @@
         <w:rPr>
           <w:lang w:val="es_ES" w:bidi="es_ES"/>
         </w:rPr>
-        <w:t xml:space="preserve"> de la que abandonó al compañero de su juventudy olvidó el pacto que hizo con Dios.</w:t>
+        <w:t xml:space="preserve"> de la que abandonó al compañero de su juventud y olvidó el pacto que hizo con Dios.</w:t>
       </w:r>
     </w:p>
     <w:p>
@@ -1280,7 +1280,7 @@
         <w:rPr>
           <w:lang w:val="es_ES" w:bidi="es_ES"/>
         </w:rPr>
-        <w:t xml:space="preserve"> Entrar en la casa de ella te conduce a la muerte;su conducta te lleva al dominio de los muertos.</w:t>
+        <w:t xml:space="preserve"> Entrar en la casa de ella te conduce a la muerte; su conducta te lleva al dominio de los muertos.</w:t>
       </w:r>
     </w:p>
     <w:p>
@@ -1301,7 +1301,7 @@
         <w:rPr>
           <w:lang w:val="es_ES" w:bidi="es_ES"/>
         </w:rPr>
-        <w:t xml:space="preserve"> Los que van con ella no vuelven jamásni alcanzan los senderos de la vida.</w:t>
+        <w:t xml:space="preserve"> Los que van con ella no vuelven jamás ni alcanzan los senderos de la vida.</w:t>
       </w:r>
     </w:p>
     <w:p>
@@ -1322,7 +1322,7 @@
         <w:rPr>
           <w:lang w:val="es_ES" w:bidi="es_ES"/>
         </w:rPr>
-        <w:t xml:space="preserve"> Sigue el ejemplo de los justos;compórtate como los rectos.</w:t>
+        <w:t xml:space="preserve"> Sigue el ejemplo de los justos; compórtate como los rectos.</w:t>
       </w:r>
     </w:p>
     <w:p>
@@ -1343,7 +1343,7 @@
         <w:rPr>
           <w:lang w:val="es_ES" w:bidi="es_ES"/>
         </w:rPr>
-        <w:t xml:space="preserve"> Pues solo los íntegros habitarán la tierra;solo los que viven honestamente permanecerán en ella.</w:t>
+        <w:t xml:space="preserve"> Pues solo los íntegros habitarán la tierra; solo los que viven honestamente permanecerán en ella.</w:t>
       </w:r>
     </w:p>
     <w:p>
@@ -1364,7 +1364,7 @@
         <w:rPr>
           <w:lang w:val="es_ES" w:bidi="es_ES"/>
         </w:rPr>
-        <w:t xml:space="preserve"> Pero los malvados serán arrancados de la tierra;los traidores serán expulsados de ella.</w:t>
+        <w:t xml:space="preserve"> Pero los malvados serán arrancados de la tierra; los traidores serán expulsados de ella.</w:t>
       </w:r>
     </w:p>
     <w:p>
@@ -1401,7 +1401,7 @@
         <w:rPr>
           <w:lang w:val="es_ES" w:bidi="es_ES"/>
         </w:rPr>
-        <w:t xml:space="preserve"> Hijo mío, no olvides mis enseñanzas;guarda mis mandamientos en tu corazón,</w:t>
+        <w:t xml:space="preserve"> Hijo mío, no olvides mis enseñanzas; guarda mis mandamientos en tu corazón,</w:t>
       </w:r>
     </w:p>
     <w:p>
@@ -1422,7 +1422,7 @@
         <w:rPr>
           <w:lang w:val="es_ES" w:bidi="es_ES"/>
         </w:rPr>
-        <w:t xml:space="preserve"> porque ellos te darán una vida largay te traerán paz.</w:t>
+        <w:t xml:space="preserve"> porque ellos te darán una vida larga y te traerán paz.</w:t>
       </w:r>
     </w:p>
     <w:p>
@@ -1443,7 +1443,7 @@
         <w:rPr>
           <w:lang w:val="es_ES" w:bidi="es_ES"/>
         </w:rPr>
-        <w:t xml:space="preserve"> No te apartes nunca del amor y la verdad;átalos a tu cuello como un collar, escríbelos en tu corazón.</w:t>
+        <w:t xml:space="preserve"> No te apartes nunca del amor y la verdad; átalos a tu cuello como un collar, escríbelos en tu corazón.</w:t>
       </w:r>
     </w:p>
     <w:p>
@@ -1464,7 +1464,7 @@
         <w:rPr>
           <w:lang w:val="es_ES" w:bidi="es_ES"/>
         </w:rPr>
-        <w:t xml:space="preserve"> Así contarás con el favor de Diosy tendrás buena fama entre la gente.</w:t>
+        <w:t xml:space="preserve"> Así contarás con el favor de Dios y tendrás buena fama entre la gente.</w:t>
       </w:r>
     </w:p>
     <w:p>
@@ -1485,7 +1485,7 @@
         <w:rPr>
           <w:lang w:val="es_ES" w:bidi="es_ES"/>
         </w:rPr>
-        <w:t xml:space="preserve"> Confía en el Señor con todo tu corazón;no confíes en tu propia inteligencia.</w:t>
+        <w:t xml:space="preserve"> Confía en el Señor con todo tu corazón; no confíes en tu propia inteligencia.</w:t>
       </w:r>
     </w:p>
     <w:p>
@@ -1506,7 +1506,7 @@
         <w:rPr>
           <w:lang w:val="es_ES" w:bidi="es_ES"/>
         </w:rPr>
-        <w:t xml:space="preserve"> Busca su voluntad en todo lo que hagas,y él hará rectos tus caminos.</w:t>
+        <w:t xml:space="preserve"> Busca su voluntad en todo lo que hagas, y él hará rectos tus caminos.</w:t>
       </w:r>
     </w:p>
     <w:p>
@@ -1527,7 +1527,7 @@
         <w:rPr>
           <w:lang w:val="es_ES" w:bidi="es_ES"/>
         </w:rPr>
-        <w:t xml:space="preserve"> No te creas tan sabio;más bien, honra al Señor y apártate del mal.</w:t>
+        <w:t xml:space="preserve"> No te creas tan sabio; más bien, honra al Señor y apártate del mal.</w:t>
       </w:r>
     </w:p>
     <w:p>
@@ -1548,7 +1548,7 @@
         <w:rPr>
           <w:lang w:val="es_ES" w:bidi="es_ES"/>
         </w:rPr>
-        <w:t xml:space="preserve"> Así, tu cuerpo tendrá saludy tus huesos tendrán vitalidad.</w:t>
+        <w:t xml:space="preserve"> Así, tu cuerpo tendrá salud y tus huesos tendrán vitalidad.</w:t>
       </w:r>
     </w:p>
     <w:p>
@@ -1569,7 +1569,7 @@
         <w:rPr>
           <w:lang w:val="es_ES" w:bidi="es_ES"/>
         </w:rPr>
-        <w:t xml:space="preserve"> Honra al Señor con tus riquezasy con las primicias de tus cosechas.</w:t>
+        <w:t xml:space="preserve"> Honra al Señor con tus riquezas y con las primicias de tus cosechas.</w:t>
       </w:r>
     </w:p>
     <w:p>
@@ -1590,7 +1590,7 @@
         <w:rPr>
           <w:lang w:val="es_ES" w:bidi="es_ES"/>
         </w:rPr>
-        <w:t xml:space="preserve"> Así tus graneros estarán llenos hasta el tope,y tus bodegas rebosarán de vino nuevo.</w:t>
+        <w:t xml:space="preserve"> Así tus graneros estarán llenos hasta el tope, y tus bodegas rebosarán de vino nuevo.</w:t>
       </w:r>
     </w:p>
     <w:p>
@@ -1611,7 +1611,7 @@
         <w:rPr>
           <w:lang w:val="es_ES" w:bidi="es_ES"/>
         </w:rPr>
-        <w:t xml:space="preserve"> Hijo mío, no rechaces la corrección del Señorni te molestes cuando te reprenda;</w:t>
+        <w:t xml:space="preserve"> Hijo mío, no rechaces la corrección del Señor ni te molestes cuando te reprenda;</w:t>
       </w:r>
     </w:p>
     <w:p>
@@ -1632,7 +1632,7 @@
         <w:rPr>
           <w:lang w:val="es_ES" w:bidi="es_ES"/>
         </w:rPr>
-        <w:t xml:space="preserve"> porque el Señor corrige a quien ama,igual que un padre corrige al hijo al que ama.</w:t>
+        <w:t xml:space="preserve"> porque el Señor corrige a quien ama, igual que un padre corrige al hijo al que ama.</w:t>
       </w:r>
     </w:p>
     <w:p>
@@ -1653,7 +1653,7 @@
         <w:rPr>
           <w:lang w:val="es_ES" w:bidi="es_ES"/>
         </w:rPr>
-        <w:t xml:space="preserve"> Feliz el que halla la sabiduríay el que adquiere inteligencia.</w:t>
+        <w:t xml:space="preserve"> Feliz el que halla la sabiduría y el que adquiere inteligencia.</w:t>
       </w:r>
     </w:p>
     <w:p>
@@ -1674,7 +1674,7 @@
         <w:rPr>
           <w:lang w:val="es_ES" w:bidi="es_ES"/>
         </w:rPr>
-        <w:t xml:space="preserve"> Es mejor hallar sabiduría que plata;la sabiduría deja más ganancias que el oro.</w:t>
+        <w:t xml:space="preserve"> Es mejor hallar sabiduría que plata; la sabiduría deja más ganancias que el oro.</w:t>
       </w:r>
     </w:p>
     <w:p>
@@ -1695,7 +1695,7 @@
         <w:rPr>
           <w:lang w:val="es_ES" w:bidi="es_ES"/>
         </w:rPr>
-        <w:t xml:space="preserve"> Es más valiosa que los rubíes;ningún tesoro se puede comparar con ella.</w:t>
+        <w:t xml:space="preserve"> Es más valiosa que los rubíes; ningún tesoro se puede comparar con ella.</w:t>
       </w:r>
     </w:p>
     <w:p>
@@ -1716,7 +1716,7 @@
         <w:rPr>
           <w:lang w:val="es_ES" w:bidi="es_ES"/>
         </w:rPr>
-        <w:t xml:space="preserve"> En una mano te ofrece larga vida;en la otra, riquezas y honor.</w:t>
+        <w:t xml:space="preserve"> En una mano te ofrece larga vida; en la otra, riquezas y honor.</w:t>
       </w:r>
     </w:p>
     <w:p>
@@ -1737,7 +1737,7 @@
         <w:rPr>
           <w:lang w:val="es_ES" w:bidi="es_ES"/>
         </w:rPr>
-        <w:t xml:space="preserve"> Te llevará por caminos agradables;en sus senderos encontrarás paz.</w:t>
+        <w:t xml:space="preserve"> Te llevará por caminos agradables; en sus senderos encontrarás paz.</w:t>
       </w:r>
     </w:p>
     <w:p>
@@ -1758,7 +1758,7 @@
         <w:rPr>
           <w:lang w:val="es_ES" w:bidi="es_ES"/>
         </w:rPr>
-        <w:t xml:space="preserve"> Es árbol de vida para quienes se aferran a ella;son felices los que la retienen.</w:t>
+        <w:t xml:space="preserve"> Es árbol de vida para quienes se aferran a ella; son felices los que la retienen.</w:t>
       </w:r>
     </w:p>
     <w:p>
@@ -1779,7 +1779,7 @@
         <w:rPr>
           <w:lang w:val="es_ES" w:bidi="es_ES"/>
         </w:rPr>
-        <w:t xml:space="preserve"> Con sabiduría el Señor fundó la tierra;con inteligencia estableció los cielos.</w:t>
+        <w:t xml:space="preserve"> Con sabiduría el Señor fundó la tierra; con inteligencia estableció los cielos.</w:t>
       </w:r>
     </w:p>
     <w:p>
@@ -1800,7 +1800,7 @@
         <w:rPr>
           <w:lang w:val="es_ES" w:bidi="es_ES"/>
         </w:rPr>
-        <w:t xml:space="preserve"> Por su conocimiento se abrieron los abismosy las nubes destilaron el rocío.</w:t>
+        <w:t xml:space="preserve"> Por su conocimiento se abrieron los abismos y las nubes destilaron el rocío.</w:t>
       </w:r>
     </w:p>
     <w:p>
@@ -1821,7 +1821,7 @@
         <w:rPr>
           <w:lang w:val="es_ES" w:bidi="es_ES"/>
         </w:rPr>
-        <w:t xml:space="preserve"> Hijo mío, conserva la prudencia y el discernimiento;no los pierdas de vista.</w:t>
+        <w:t xml:space="preserve"> Hijo mío, conserva la prudencia y el discernimiento; no los pierdas de vista.</w:t>
       </w:r>
     </w:p>
     <w:p>
@@ -1842,7 +1842,7 @@
         <w:rPr>
           <w:lang w:val="es_ES" w:bidi="es_ES"/>
         </w:rPr>
-        <w:t xml:space="preserve"> Te llenarán de vida;te adornarán como un collar.</w:t>
+        <w:t xml:space="preserve"> Te llenarán de vida; te adornarán como un collar.</w:t>
       </w:r>
     </w:p>
     <w:p>
@@ -1863,7 +1863,7 @@
         <w:rPr>
           <w:lang w:val="es_ES" w:bidi="es_ES"/>
         </w:rPr>
-        <w:t xml:space="preserve"> Entonces caminarás seguro por tu camino;tu pie no tropezará.</w:t>
+        <w:t xml:space="preserve"> Entonces caminarás seguro por tu camino; tu pie no tropezará.</w:t>
       </w:r>
     </w:p>
     <w:p>
@@ -1884,7 +1884,7 @@
         <w:rPr>
           <w:lang w:val="es_ES" w:bidi="es_ES"/>
         </w:rPr>
-        <w:t xml:space="preserve"> Al acostarte, no tendrás ningún temor;dormirás tranquilamente.</w:t>
+        <w:t xml:space="preserve"> Al acostarte, no tendrás ningún temor; dormirás tranquilamente.</w:t>
       </w:r>
     </w:p>
     <w:p>
@@ -1905,7 +1905,7 @@
         <w:rPr>
           <w:lang w:val="es_ES" w:bidi="es_ES"/>
         </w:rPr>
-        <w:t xml:space="preserve"> No temerás el desastre repentinoni la ruina que caiga sobre los malvados,</w:t>
+        <w:t xml:space="preserve"> No temerás el desastre repentino ni la ruina que caiga sobre los malvados,</w:t>
       </w:r>
     </w:p>
     <w:p>
@@ -1926,7 +1926,7 @@
         <w:rPr>
           <w:lang w:val="es_ES" w:bidi="es_ES"/>
         </w:rPr>
-        <w:t xml:space="preserve"> porque el Señor estará contigo;él evitará que caigas en la trampa.</w:t>
+        <w:t xml:space="preserve"> porque el Señor estará contigo; él evitará que caigas en la trampa.</w:t>
       </w:r>
     </w:p>
     <w:p>
@@ -1947,7 +1947,7 @@
         <w:rPr>
           <w:lang w:val="es_ES" w:bidi="es_ES"/>
         </w:rPr>
-        <w:t xml:space="preserve"> No te niegues a hacer el bien a quien lo necesita,cuando está en tu mano hacerlo.</w:t>
+        <w:t xml:space="preserve"> No te niegues a hacer el bien a quien lo necesita, cuando está en tu mano hacerlo.</w:t>
       </w:r>
     </w:p>
     <w:p>
@@ -1968,7 +1968,7 @@
         <w:rPr>
           <w:lang w:val="es_ES" w:bidi="es_ES"/>
         </w:rPr>
-        <w:t xml:space="preserve"> No le digas a tu prójimo: «Vuelve mañana»,si ahora mismo puedes ayudarlo.</w:t>
+        <w:t xml:space="preserve"> No le digas a tu prójimo: “Vuelve mañana”, si ahora mismo puedes ayudarlo.</w:t>
       </w:r>
     </w:p>
     <w:p>
@@ -1989,7 +1989,7 @@
         <w:rPr>
           <w:lang w:val="es_ES" w:bidi="es_ES"/>
         </w:rPr>
-        <w:t xml:space="preserve"> No trames nada malo contra tu prójimo,que vive confiado junto a ti.</w:t>
+        <w:t xml:space="preserve"> No trames nada malo contra tu prójimo, que vive confiado junto a ti.</w:t>
       </w:r>
     </w:p>
     <w:p>
@@ -2010,7 +2010,7 @@
         <w:rPr>
           <w:lang w:val="es_ES" w:bidi="es_ES"/>
         </w:rPr>
-        <w:t xml:space="preserve"> No te metas en pleitos con nadie,si no te han hecho daño.</w:t>
+        <w:t xml:space="preserve"> No te metas en pleitos con nadie, si no te han hecho daño.</w:t>
       </w:r>
     </w:p>
     <w:p>
@@ -2031,7 +2031,7 @@
         <w:rPr>
           <w:lang w:val="es_ES" w:bidi="es_ES"/>
         </w:rPr>
-        <w:t xml:space="preserve"> No envidies a la gente violentani imites su conducta.</w:t>
+        <w:t xml:space="preserve"> No envidies a la gente violenta ni imites su conducta.</w:t>
       </w:r>
     </w:p>
     <w:p>
@@ -2052,7 +2052,7 @@
         <w:rPr>
           <w:lang w:val="es_ES" w:bidi="es_ES"/>
         </w:rPr>
-        <w:t xml:space="preserve"> El Señor detesta a los malvados,pero da su amistad a los justos.</w:t>
+        <w:t xml:space="preserve"> El Señor detesta a los malvados, pero da su amistad a los justos.</w:t>
       </w:r>
     </w:p>
     <w:p>
@@ -2073,7 +2073,7 @@
         <w:rPr>
           <w:lang w:val="es_ES" w:bidi="es_ES"/>
         </w:rPr>
-        <w:t xml:space="preserve"> La maldición del Señor cae sobre la casa de los malvados;su bendición está sobre el hogar de los justos.</w:t>
+        <w:t xml:space="preserve"> La maldición del Señor cae sobre la casa de los malvados; su bendición está sobre el hogar de los justos.</w:t>
       </w:r>
     </w:p>
     <w:p>
@@ -2094,7 +2094,7 @@
         <w:rPr>
           <w:lang w:val="es_ES" w:bidi="es_ES"/>
         </w:rPr>
-        <w:t xml:space="preserve"> El Señor se burla de los burladores,pero da su gracia a los humildes.</w:t>
+        <w:t xml:space="preserve"> El Señor se burla de los burladores, pero da su gracia a los humildes.</w:t>
       </w:r>
     </w:p>
     <w:p>
@@ -2115,7 +2115,7 @@
         <w:rPr>
           <w:lang w:val="es_ES" w:bidi="es_ES"/>
         </w:rPr>
-        <w:t xml:space="preserve"> Los sabios se llenarán de honra,pero los necios se llenarán de vergüenza.</w:t>
+        <w:t xml:space="preserve"> Los sabios se llenarán de honra, pero los necios se llenarán de vergüenza.</w:t>
       </w:r>
     </w:p>
     <w:p>
@@ -2152,7 +2152,7 @@
         <w:rPr>
           <w:lang w:val="es_ES" w:bidi="es_ES"/>
         </w:rPr>
-        <w:t xml:space="preserve"> Escuchen, hijos, la corrección de un padre;pongan atención para que adquieran inteligencia.</w:t>
+        <w:t xml:space="preserve"> Escuchen, hijos, la corrección de un padre; pongan atención para que adquieran inteligencia.</w:t>
       </w:r>
     </w:p>
     <w:p>
@@ -2173,7 +2173,7 @@
         <w:rPr>
           <w:lang w:val="es_ES" w:bidi="es_ES"/>
         </w:rPr>
-        <w:t xml:space="preserve"> Les doy una buena enseñanza;no abandonen mi instrucción.</w:t>
+        <w:t xml:space="preserve"> Les doy una buena enseñanza; no abandonen mi instrucción.</w:t>
       </w:r>
     </w:p>
     <w:p>
@@ -2194,7 +2194,7 @@
         <w:rPr>
           <w:lang w:val="es_ES" w:bidi="es_ES"/>
         </w:rPr>
-        <w:t xml:space="preserve"> Yo también fui hijo.Cuando era el niño consentido de mi madre,</w:t>
+        <w:t xml:space="preserve"> Yo también fui hijo. Cuando era el niño consentido de mi madre,</w:t>
       </w:r>
     </w:p>
     <w:p>
@@ -2215,7 +2215,7 @@
         <w:rPr>
           <w:lang w:val="es_ES" w:bidi="es_ES"/>
         </w:rPr>
-        <w:t xml:space="preserve"> mi padre me enseñaba y me decía: «Guarda mis palabras en tu corazón;obedece mis mandamientos, y vivirás.</w:t>
+        <w:t xml:space="preserve"> mi padre me enseñaba y me decía: “Guarda mis palabras en tu corazón; obedece mis mandamientos, y vivirás.</w:t>
       </w:r>
     </w:p>
     <w:p>
@@ -2236,7 +2236,7 @@
         <w:rPr>
           <w:lang w:val="es_ES" w:bidi="es_ES"/>
         </w:rPr>
-        <w:t xml:space="preserve"> Adquiere sabiduría e inteligencia;no las olvides ni te apartes de ellas.</w:t>
+        <w:t xml:space="preserve"> Adquiere sabiduría e inteligencia; no las olvides ni te apartes de ellas.</w:t>
       </w:r>
     </w:p>
     <w:p>
@@ -2257,7 +2257,7 @@
         <w:rPr>
           <w:lang w:val="es_ES" w:bidi="es_ES"/>
         </w:rPr>
-        <w:t xml:space="preserve"> No abandones la sabiduría, y ella te protegerá;ámala, y ella te cuidará.</w:t>
+        <w:t xml:space="preserve"> No abandones la sabiduría, y ella te protegerá; ámala, y ella te cuidará.</w:t>
       </w:r>
     </w:p>
     <w:p>
@@ -2278,7 +2278,7 @@
         <w:rPr>
           <w:lang w:val="es_ES" w:bidi="es_ES"/>
         </w:rPr>
-        <w:t xml:space="preserve"> Lo más importante es adquirir sabiduría;adquiere también inteligencia.</w:t>
+        <w:t xml:space="preserve"> Lo más importante es adquirir sabiduría; adquiere también inteligencia.</w:t>
       </w:r>
     </w:p>
     <w:p>
@@ -2299,7 +2299,7 @@
         <w:rPr>
           <w:lang w:val="es_ES" w:bidi="es_ES"/>
         </w:rPr>
-        <w:t xml:space="preserve"> Ama la sabiduría, y ella te engrandecerá;abrázala, y ella te honrará.</w:t>
+        <w:t xml:space="preserve"> Ama la sabiduría, y ella te engrandecerá; abrázala, y ella te honrará.</w:t>
       </w:r>
     </w:p>
     <w:p>
@@ -2320,7 +2320,7 @@
         <w:rPr>
           <w:lang w:val="es_ES" w:bidi="es_ES"/>
         </w:rPr>
-        <w:t xml:space="preserve"> Ella te adornará la cabeza con una diadema de gracia;te obsequiará una hermosa corona».</w:t>
+        <w:t xml:space="preserve"> Ella te adornará la cabeza con una diadema de gracia; te obsequiará una hermosa corona”.</w:t>
       </w:r>
     </w:p>
     <w:p>
@@ -2341,7 +2341,7 @@
         <w:rPr>
           <w:lang w:val="es_ES" w:bidi="es_ES"/>
         </w:rPr>
-        <w:t xml:space="preserve"> Hijo mío, escucha y acepta mis palabras,y vivirás muchos años.</w:t>
+        <w:t xml:space="preserve"> Hijo mío, escucha y acepta mis palabras, y vivirás muchos años.</w:t>
       </w:r>
     </w:p>
     <w:p>
@@ -2362,7 +2362,7 @@
         <w:rPr>
           <w:lang w:val="es_ES" w:bidi="es_ES"/>
         </w:rPr>
-        <w:t xml:space="preserve"> Yo te llevo por el camino de la sabiduría;te guío por sendas de rectitud.</w:t>
+        <w:t xml:space="preserve"> Yo te llevo por el camino de la sabiduría; te guío por sendas de rectitud.</w:t>
       </w:r>
     </w:p>
     <w:p>
@@ -2383,7 +2383,7 @@
         <w:rPr>
           <w:lang w:val="es_ES" w:bidi="es_ES"/>
         </w:rPr>
-        <w:t xml:space="preserve"> Cuando camines, nada obstruirá tu paso;cuando corras, no tropezarás.</w:t>
+        <w:t xml:space="preserve"> Cuando camines, nada obstruirá tu paso; cuando corras, no tropezarás.</w:t>
       </w:r>
     </w:p>
     <w:p>
@@ -2404,7 +2404,7 @@
         <w:rPr>
           <w:lang w:val="es_ES" w:bidi="es_ES"/>
         </w:rPr>
-        <w:t xml:space="preserve"> Aférrate a mi instrucción, no la abandones;guárdala, porque ella es tu vida.</w:t>
+        <w:t xml:space="preserve"> Aférrate a mi instrucción, no la abandones; guárdala, porque ella es tu vida.</w:t>
       </w:r>
     </w:p>
     <w:p>
@@ -2425,7 +2425,7 @@
         <w:rPr>
           <w:lang w:val="es_ES" w:bidi="es_ES"/>
         </w:rPr>
-        <w:t xml:space="preserve"> No hagas lo que hacen los malvados;no sigas el ejemplo de los malhechores.</w:t>
+        <w:t xml:space="preserve"> No hagas lo que hacen los malvados; no sigas el ejemplo de los malhechores.</w:t>
       </w:r>
     </w:p>
     <w:p>
@@ -2446,7 +2446,7 @@
         <w:rPr>
           <w:lang w:val="es_ES" w:bidi="es_ES"/>
         </w:rPr>
-        <w:t xml:space="preserve"> Evita su camino, no pases por él;aléjate de él y sigue adelante.</w:t>
+        <w:t xml:space="preserve"> Evita su camino, no pases por él; aléjate de él y sigue adelante.</w:t>
       </w:r>
     </w:p>
     <w:p>
@@ -2467,7 +2467,7 @@
         <w:rPr>
           <w:lang w:val="es_ES" w:bidi="es_ES"/>
         </w:rPr>
-        <w:t xml:space="preserve"> Los malvados no duermen hasta haber hecho lo malo;no pueden descansar hasta hacer que alguien tropiece y caiga.</w:t>
+        <w:t xml:space="preserve"> Los malvados no duermen hasta haber hecho lo malo; no pueden descansar hasta hacer que alguien tropiece y caiga.</w:t>
       </w:r>
     </w:p>
     <w:p>
@@ -2488,7 +2488,7 @@
         <w:rPr>
           <w:lang w:val="es_ES" w:bidi="es_ES"/>
         </w:rPr>
-        <w:t xml:space="preserve"> Su pan es la maldad;su vino, la violencia,</w:t>
+        <w:t xml:space="preserve"> Su pan es la maldad; su vino, la violencia,</w:t>
       </w:r>
     </w:p>
     <w:p>
@@ -2509,7 +2509,7 @@
         <w:rPr>
           <w:lang w:val="es_ES" w:bidi="es_ES"/>
         </w:rPr>
-        <w:t xml:space="preserve"> La senda de los justos es como la luz del amanecer,que va en aumento hasta que el día llega a su plenitud.</w:t>
+        <w:t xml:space="preserve"> La senda de los justos es como la luz del amanecer, que va en aumento hasta que el día llega a su plenitud.</w:t>
       </w:r>
     </w:p>
     <w:p>
@@ -2551,7 +2551,7 @@
         <w:rPr>
           <w:lang w:val="es_ES" w:bidi="es_ES"/>
         </w:rPr>
-        <w:t xml:space="preserve"> Hijo mío, presta atención a mis palabras;escucha atentamente lo que te digo.</w:t>
+        <w:t xml:space="preserve"> Hijo mío, presta atención a mis palabras; escucha atentamente lo que te digo.</w:t>
       </w:r>
     </w:p>
     <w:p>
@@ -2572,7 +2572,7 @@
         <w:rPr>
           <w:lang w:val="es_ES" w:bidi="es_ES"/>
         </w:rPr>
-        <w:t xml:space="preserve"> No pierdas de vista mis palabras;grábalas en lo profundo de tu corazón.</w:t>
+        <w:t xml:space="preserve"> No pierdas de vista mis palabras; grábalas en lo profundo de tu corazón.</w:t>
       </w:r>
     </w:p>
     <w:p>
@@ -2593,7 +2593,7 @@
         <w:rPr>
           <w:lang w:val="es_ES" w:bidi="es_ES"/>
         </w:rPr>
-        <w:t xml:space="preserve"> Traen vida y saluda quienes las encuentran.</w:t>
+        <w:t xml:space="preserve"> Traen vida y salud a quienes las encuentran.</w:t>
       </w:r>
     </w:p>
     <w:p>
@@ -2614,7 +2614,7 @@
         <w:rPr>
           <w:lang w:val="es_ES" w:bidi="es_ES"/>
         </w:rPr>
-        <w:t xml:space="preserve"> Sobre todas las cosas, cuida tu corazón,porque de él brota la vida.</w:t>
+        <w:t xml:space="preserve"> Sobre todas las cosas, cuida tu corazón, porque de él brota la vida.</w:t>
       </w:r>
     </w:p>
     <w:p>
@@ -2635,7 +2635,7 @@
         <w:rPr>
           <w:lang w:val="es_ES" w:bidi="es_ES"/>
         </w:rPr>
-        <w:t xml:space="preserve"> Evita hablar de cosas perversas;aparta tus labios de decir cosas corruptas.</w:t>
+        <w:t xml:space="preserve"> Evita hablar de cosas perversas; aparta tus labios de decir cosas corruptas.</w:t>
       </w:r>
     </w:p>
     <w:p>
@@ -2656,7 +2656,7 @@
         <w:rPr>
           <w:lang w:val="es_ES" w:bidi="es_ES"/>
         </w:rPr>
-        <w:t xml:space="preserve"> Mira siempre hacia adelante;fija tus ojos en lo que tienes frente a ti.</w:t>
+        <w:t xml:space="preserve"> Mira siempre hacia adelante; fija tus ojos en lo que tienes frente a ti.</w:t>
       </w:r>
     </w:p>
     <w:p>
@@ -2677,7 +2677,7 @@
         <w:rPr>
           <w:lang w:val="es_ES" w:bidi="es_ES"/>
         </w:rPr>
-        <w:t xml:space="preserve"> Asegura el camino por donde andas;que todas tus sendas sean rectas.</w:t>
+        <w:t xml:space="preserve"> Asegura el camino por donde andas; que todas tus sendas sean rectas.</w:t>
       </w:r>
     </w:p>
     <w:p>
@@ -2698,7 +2698,7 @@
         <w:rPr>
           <w:lang w:val="es_ES" w:bidi="es_ES"/>
         </w:rPr>
-        <w:t xml:space="preserve"> ¡Practica el bien en todo momento!¡Aléjate del mal!</w:t>
+        <w:t xml:space="preserve"> ¡Practica el bien en todo momento! ¡Aléjate del mal!</w:t>
       </w:r>
     </w:p>
     <w:p>
@@ -2735,7 +2735,7 @@
         <w:rPr>
           <w:lang w:val="es_ES" w:bidi="es_ES"/>
         </w:rPr>
-        <w:t xml:space="preserve"> Hijo mío, presta atención a mi sabiduría;escucha atentamente mi consejo de inteligencia.</w:t>
+        <w:t xml:space="preserve"> Hijo mío, presta atención a mi sabiduría; escucha atentamente mi consejo de inteligencia.</w:t>
       </w:r>
     </w:p>
     <w:p>
@@ -2756,7 +2756,7 @@
         <w:rPr>
           <w:lang w:val="es_ES" w:bidi="es_ES"/>
         </w:rPr>
-        <w:t xml:space="preserve"> Así aprenderás a ser discreto;tus labios estarán llenos de conocimiento.</w:t>
+        <w:t xml:space="preserve"> Así aprenderás a ser discreto; tus labios estarán llenos de conocimiento.</w:t>
       </w:r>
     </w:p>
     <w:p>
@@ -2777,7 +2777,7 @@
         <w:rPr>
           <w:lang w:val="es_ES" w:bidi="es_ES"/>
         </w:rPr>
-        <w:t xml:space="preserve"> Los labios de la adúltera destilan miel;sus palabras son más suaves que el aceite.</w:t>
+        <w:t xml:space="preserve"> Los labios de la adúltera destilan miel; sus palabras son más suaves que el aceite.</w:t>
       </w:r>
     </w:p>
     <w:p>
@@ -2798,7 +2798,7 @@
         <w:rPr>
           <w:lang w:val="es_ES" w:bidi="es_ES"/>
         </w:rPr>
-        <w:t xml:space="preserve"> Pero al final resulta más amarga que el ajenjo;es más cortante que una espada de 2 filos.</w:t>
+        <w:t xml:space="preserve"> Pero al final resulta más amarga que el ajenjo; es más cortante que una espada de 2 filos.</w:t>
       </w:r>
     </w:p>
     <w:p>
@@ -2819,7 +2819,7 @@
         <w:rPr>
           <w:lang w:val="es_ES" w:bidi="es_ES"/>
         </w:rPr>
-        <w:t xml:space="preserve"> Sus pies descienden hacia la muerte;sus pasos conducen al dominio de los muertos.</w:t>
+        <w:t xml:space="preserve"> Sus pies descienden hacia la muerte; sus pasos conducen al dominio de los muertos.</w:t>
       </w:r>
     </w:p>
     <w:p>
@@ -2840,7 +2840,7 @@
         <w:rPr>
           <w:lang w:val="es_ES" w:bidi="es_ES"/>
         </w:rPr>
-        <w:t xml:space="preserve"> Ella no piensa en el camino de la vida;sus sendas son torcidas, pero ella no lo admite.</w:t>
+        <w:t xml:space="preserve"> Ella no piensa en el camino de la vida; sus sendas son torcidas, pero ella no lo admite.</w:t>
       </w:r>
     </w:p>
     <w:p>
@@ -2861,7 +2861,7 @@
         <w:rPr>
           <w:lang w:val="es_ES" w:bidi="es_ES"/>
         </w:rPr>
-        <w:t xml:space="preserve"> Ahora, hijo mío, escúchame;no te apartes de lo que digo.</w:t>
+        <w:t xml:space="preserve"> Ahora, hijo mío, escúchame; no te apartes de lo que digo.</w:t>
       </w:r>
     </w:p>
     <w:p>
@@ -2882,7 +2882,7 @@
         <w:rPr>
           <w:lang w:val="es_ES" w:bidi="es_ES"/>
         </w:rPr>
-        <w:t xml:space="preserve"> Aléjate de ella;no te acerques ni siquiera a la puerta de su casa,</w:t>
+        <w:t xml:space="preserve"> Aléjate de ella; no te acerques ni siquiera a la puerta de su casa,</w:t>
       </w:r>
     </w:p>
     <w:p>
@@ -2903,7 +2903,7 @@
         <w:rPr>
           <w:lang w:val="es_ES" w:bidi="es_ES"/>
         </w:rPr>
-        <w:t xml:space="preserve"> para que no entregues tu vigor a otrosni tus años a gente cruel;</w:t>
+        <w:t xml:space="preserve"> para que no entregues tu vigor a otros ni tus años a gente cruel;</w:t>
       </w:r>
     </w:p>
     <w:p>
@@ -2924,7 +2924,7 @@
         <w:rPr>
           <w:lang w:val="es_ES" w:bidi="es_ES"/>
         </w:rPr>
-        <w:t xml:space="preserve"> no sea que extraños se sacien con tu riquezay tu trabajo vaya a parar a la casa de otros;</w:t>
+        <w:t xml:space="preserve"> no sea que extraños se sacien con tu riqueza y tu trabajo vaya a parar a la casa de otros;</w:t>
       </w:r>
     </w:p>
     <w:p>
@@ -2945,7 +2945,7 @@
         <w:rPr>
           <w:lang w:val="es_ES" w:bidi="es_ES"/>
         </w:rPr>
-        <w:t xml:space="preserve"> no sea que termines gimiendo al final de tu vida,cuando tu cuerpo y tu carne se hayan consumido.</w:t>
+        <w:t xml:space="preserve"> no sea que termines gimiendo al final de tu vida, cuando tu cuerpo y tu carne se hayan consumido.</w:t>
       </w:r>
     </w:p>
     <w:p>
@@ -2966,7 +2966,7 @@
         <w:rPr>
           <w:lang w:val="es_ES" w:bidi="es_ES"/>
         </w:rPr>
-        <w:t xml:space="preserve"> Entonces dirás: «¡Cómo desprecié la disciplina!¡Cómo rechacé la corrección!</w:t>
+        <w:t xml:space="preserve"> Entonces dirás: «¡Cómo desprecié la disciplina! ¡Cómo rechacé la corrección!</w:t>
       </w:r>
     </w:p>
     <w:p>
@@ -2987,7 +2987,7 @@
         <w:rPr>
           <w:lang w:val="es_ES" w:bidi="es_ES"/>
         </w:rPr>
-        <w:t xml:space="preserve"> No obedecí a mis maestrosni presté atención a mis instructores.</w:t>
+        <w:t xml:space="preserve"> No obedecí a mis maestros ni presté atención a mis instructores.</w:t>
       </w:r>
     </w:p>
     <w:p>
@@ -3008,7 +3008,7 @@
         <w:rPr>
           <w:lang w:val="es_ES" w:bidi="es_ES"/>
         </w:rPr>
-        <w:t xml:space="preserve"> Estoy al borde de la ruina total,expuesto a la vergüenza ante todos».</w:t>
+        <w:t xml:space="preserve"> Estoy al borde de la ruina total, expuesto a la vergüenza ante todos”.</w:t>
       </w:r>
     </w:p>
     <w:p>
@@ -3029,7 +3029,7 @@
         <w:rPr>
           <w:lang w:val="es_ES" w:bidi="es_ES"/>
         </w:rPr>
-        <w:t xml:space="preserve"> Bebe el agua de tu propio pozo,el agua que fluye de tu propia fuente.</w:t>
+        <w:t xml:space="preserve"> Bebe el agua de tu propio pozo, el agua que fluye de tu propia fuente.</w:t>
       </w:r>
     </w:p>
     <w:p>
@@ -3050,7 +3050,7 @@
         <w:rPr>
           <w:lang w:val="es_ES" w:bidi="es_ES"/>
         </w:rPr>
-        <w:t xml:space="preserve"> Que no se derrame por las calles,que no la beban extraños.</w:t>
+        <w:t xml:space="preserve"> Que no se derrame por las calles, que no la beban extraños.</w:t>
       </w:r>
     </w:p>
     <w:p>
@@ -3071,7 +3071,7 @@
         <w:rPr>
           <w:lang w:val="es_ES" w:bidi="es_ES"/>
         </w:rPr>
-        <w:t xml:space="preserve"> Que tus fuentes sean solo para ti,no las compartas con extraños.</w:t>
+        <w:t xml:space="preserve"> Que tus fuentes sean solo para ti, no las compartas con extraños.</w:t>
       </w:r>
     </w:p>
     <w:p>
@@ -3092,7 +3092,7 @@
         <w:rPr>
           <w:lang w:val="es_ES" w:bidi="es_ES"/>
         </w:rPr>
-        <w:t xml:space="preserve"> ¡Bendita sea tu fuente,la mujer de tu juventud!</w:t>
+        <w:t xml:space="preserve"> ¡Bendita sea tu fuente, la mujer de tu juventud!</w:t>
       </w:r>
     </w:p>
     <w:p>
@@ -3113,7 +3113,7 @@
         <w:rPr>
           <w:lang w:val="es_ES" w:bidi="es_ES"/>
         </w:rPr>
-        <w:t xml:space="preserve"> Ella es como una gacela encantadora, como una cierva hermosa;que sus pechos te satisfagan en todo tiempo;que su amor te cautive para siempre.</w:t>
+        <w:t xml:space="preserve"> Ella es como una gacela encantadora, como una cierva hermosa; que sus pechos te satisfagan en todo tiempo; que su amor te cautive para siempre.</w:t>
       </w:r>
     </w:p>
     <w:p>
@@ -3134,7 +3134,7 @@
         <w:rPr>
           <w:lang w:val="es_ES" w:bidi="es_ES"/>
         </w:rPr>
-        <w:t xml:space="preserve"> Hijo mío, ¿por qué dejarte cautivar por una mujer ajena?¿Por qué abrazar el pecho de una extraña?</w:t>
+        <w:t xml:space="preserve"> Hijo mío, ¿por qué dejarte cautivar por una mujer ajena? ¿Por qué abrazar el pecho de una extraña?</w:t>
       </w:r>
     </w:p>
     <w:p>
@@ -3155,7 +3155,7 @@
         <w:rPr>
           <w:lang w:val="es_ES" w:bidi="es_ES"/>
         </w:rPr>
-        <w:t xml:space="preserve"> El Señor ve todo lo que hace el ser humano;él observa todos sus caminos.</w:t>
+        <w:t xml:space="preserve"> El Señor ve todo lo que hace el ser humano; él observa todos sus caminos.</w:t>
       </w:r>
     </w:p>
     <w:p>
@@ -3176,7 +3176,7 @@
         <w:rPr>
           <w:lang w:val="es_ES" w:bidi="es_ES"/>
         </w:rPr>
-        <w:t xml:space="preserve"> El malvado queda atrapado por sus propias maldades;las cuerdas de su pecado lo aprisionan.</w:t>
+        <w:t xml:space="preserve"> El malvado queda atrapado por sus propias maldades; las cuerdas de su pecado lo aprisionan.</w:t>
       </w:r>
     </w:p>
     <w:p>
@@ -3197,7 +3197,7 @@
         <w:rPr>
           <w:lang w:val="es_ES" w:bidi="es_ES"/>
         </w:rPr>
-        <w:t xml:space="preserve"> Morirá por falta de corrección;se perderá por su gran necedad.</w:t>
+        <w:t xml:space="preserve"> Morirá por falta de corrección; se perderá por su gran necedad.</w:t>
       </w:r>
     </w:p>
     <w:p>
@@ -3234,7 +3234,7 @@
         <w:rPr>
           <w:lang w:val="es_ES" w:bidi="es_ES"/>
         </w:rPr>
-        <w:t xml:space="preserve"> Hijo mío, si te haces fiador de tu prójimoo te comprometes por un extraño;</w:t>
+        <w:t xml:space="preserve"> Hijo mío, si te haces fiador de tu prójimo o te comprometes por un extraño;</w:t>
       </w:r>
     </w:p>
     <w:p>
@@ -3255,7 +3255,7 @@
         <w:rPr>
           <w:lang w:val="es_ES" w:bidi="es_ES"/>
         </w:rPr>
-        <w:t xml:space="preserve"> si has quedado atrapado por tus propias palabras;si te has comprometido con lo que dijiste,</w:t>
+        <w:t xml:space="preserve"> si has quedado atrapado por tus propias palabras; si te has comprometido con lo que dijiste,</w:t>
       </w:r>
     </w:p>
     <w:p>
@@ -3276,7 +3276,7 @@
         <w:rPr>
           <w:lang w:val="es_ES" w:bidi="es_ES"/>
         </w:rPr>
-        <w:t xml:space="preserve"> has caído en manos de tu prójimo. Haz esto, hijo mío, para librarte:ve, humíllate ante ély suplícale que te libre del compromiso.</w:t>
+        <w:t xml:space="preserve"> has caído en manos de tu prójimo. Haz esto, hijo mío, para librarte: ve, humíllate ante él y suplícale que te libre del compromiso.</w:t>
       </w:r>
     </w:p>
     <w:p>
@@ -3297,7 +3297,7 @@
         <w:rPr>
           <w:lang w:val="es_ES" w:bidi="es_ES"/>
         </w:rPr>
-        <w:t xml:space="preserve"> No te demores; hazlo ahora mismo.No descanses hasta haberlo logrado.</w:t>
+        <w:t xml:space="preserve"> No te demores; hazlo ahora mismo. No descanses hasta haberlo logrado.</w:t>
       </w:r>
     </w:p>
     <w:p>
@@ -3318,7 +3318,7 @@
         <w:rPr>
           <w:lang w:val="es_ES" w:bidi="es_ES"/>
         </w:rPr>
-        <w:t xml:space="preserve"> Libérate como la gacela de la mano del cazador;como el ave de la trampa.</w:t>
+        <w:t xml:space="preserve"> Libérate como la gacela de la mano del cazador; como el ave de la trampa.</w:t>
       </w:r>
     </w:p>
     <w:p>
@@ -3339,7 +3339,7 @@
         <w:rPr>
           <w:lang w:val="es_ES" w:bidi="es_ES"/>
         </w:rPr>
-        <w:t xml:space="preserve"> ¡Aprende de las hormigas, perezoso!Observa lo que hacen y adquiere sabiduría.</w:t>
+        <w:t xml:space="preserve"> ¡Aprende de las hormigas, perezoso! Observa lo que hacen y adquiere sabiduría.</w:t>
       </w:r>
     </w:p>
     <w:p>
@@ -3360,7 +3360,7 @@
         <w:rPr>
           <w:lang w:val="es_ES" w:bidi="es_ES"/>
         </w:rPr>
-        <w:t xml:space="preserve"> No tienen jefe ni capataz ni gobernante;no tienen quien las dirija,</w:t>
+        <w:t xml:space="preserve"> No tienen jefe ni capataz ni gobernante; no tienen quien las dirija,</w:t>
       </w:r>
     </w:p>
     <w:p>
@@ -3381,7 +3381,7 @@
         <w:rPr>
           <w:lang w:val="es_ES" w:bidi="es_ES"/>
         </w:rPr>
-        <w:t xml:space="preserve"> pero trabajan durante el verano,almacenan su comida en la cosecha.</w:t>
+        <w:t xml:space="preserve"> pero trabajan durante el verano, almacenan su comida en la cosecha.</w:t>
       </w:r>
     </w:p>
     <w:p>
@@ -3402,7 +3402,7 @@
         <w:rPr>
           <w:lang w:val="es_ES" w:bidi="es_ES"/>
         </w:rPr>
-        <w:t xml:space="preserve"> Perezoso, ¿cuánto tiempo más vas a dormir?¿Cuándo te levantarás de tu sueño?</w:t>
+        <w:t xml:space="preserve"> Perezoso, ¿cuánto tiempo más vas a dormir? ¿Cuándo te levantarás de tu sueño?</w:t>
       </w:r>
     </w:p>
     <w:p>
@@ -3423,7 +3423,7 @@
         <w:rPr>
           <w:lang w:val="es_ES" w:bidi="es_ES"/>
         </w:rPr>
-        <w:t xml:space="preserve"> Duermes un poco más, cabeceas otro poco;cruzas los brazos para descansar otro rato;</w:t>
+        <w:t xml:space="preserve"> Duermes un poco más, cabeceas otro poco; cruzas los brazos para descansar otro rato;</w:t>
       </w:r>
     </w:p>
     <w:p>
@@ -3444,7 +3444,7 @@
         <w:rPr>
           <w:lang w:val="es_ES" w:bidi="es_ES"/>
         </w:rPr>
-        <w:t xml:space="preserve"> y así te llegará la pobreza como un asaltante.La escasez te atacará como un ladrón armado.</w:t>
+        <w:t xml:space="preserve"> y así te llegará la pobreza como un asaltante. La escasez te atacará como un ladrón armado.</w:t>
       </w:r>
     </w:p>
     <w:p>
@@ -3465,7 +3465,7 @@
         <w:rPr>
           <w:lang w:val="es_ES" w:bidi="es_ES"/>
         </w:rPr>
-        <w:t xml:space="preserve"> La persona malvada y perversaanda con palabras engañosas;</w:t>
+        <w:t xml:space="preserve"> La persona malvada y perversa anda con palabras engañosas;</w:t>
       </w:r>
     </w:p>
     <w:p>
@@ -3486,7 +3486,7 @@
         <w:rPr>
           <w:lang w:val="es_ES" w:bidi="es_ES"/>
         </w:rPr>
-        <w:t xml:space="preserve"> guiña el ojo, hace señas con los pies,gesticula con los dedos.</w:t>
+        <w:t xml:space="preserve"> guiña el ojo, hace señas con los pies, gesticula con los dedos.</w:t>
       </w:r>
     </w:p>
     <w:p>
@@ -3507,7 +3507,7 @@
         <w:rPr>
           <w:lang w:val="es_ES" w:bidi="es_ES"/>
         </w:rPr>
-        <w:t xml:space="preserve"> Trama el mal con corazón perversoy siempre provoca conflictos.</w:t>
+        <w:t xml:space="preserve"> Trama el mal con corazón perverso y siempre provoca conflictos.</w:t>
       </w:r>
     </w:p>
     <w:p>
@@ -3528,7 +3528,7 @@
         <w:rPr>
           <w:lang w:val="es_ES" w:bidi="es_ES"/>
         </w:rPr>
-        <w:t xml:space="preserve"> Por eso la destrucción le llegará de repente;en un instante será arruinado sin remedio.</w:t>
+        <w:t xml:space="preserve"> Por eso la destrucción le llegará de repente; en un instante será arruinado sin remedio.</w:t>
       </w:r>
     </w:p>
     <w:p>
@@ -3549,7 +3549,7 @@
         <w:rPr>
           <w:lang w:val="es_ES" w:bidi="es_ES"/>
         </w:rPr>
-        <w:t xml:space="preserve"> Hay 6 cosas que el Señor aborrece;hay 7 que le son detestables:</w:t>
+        <w:t xml:space="preserve"> Hay 6 cosas que el Señor aborrece; hay 7 que le son detestables:</w:t>
       </w:r>
     </w:p>
     <w:p>
@@ -3570,7 +3570,7 @@
         <w:rPr>
           <w:lang w:val="es_ES" w:bidi="es_ES"/>
         </w:rPr>
-        <w:t xml:space="preserve"> los ojos altivos, la lengua mentirosa,las manos que derraman sangre inocente,</w:t>
+        <w:t xml:space="preserve"> los ojos altivos, la lengua mentirosa, las manos que derraman sangre inocente,</w:t>
       </w:r>
     </w:p>
     <w:p>
@@ -3591,7 +3591,7 @@
         <w:rPr>
           <w:lang w:val="es_ES" w:bidi="es_ES"/>
         </w:rPr>
-        <w:t xml:space="preserve"> el corazón que idea planes perversos,los pies que se apresuran para cometer maldades,</w:t>
+        <w:t xml:space="preserve"> el corazón que idea planes perversos, los pies que se apresuran para cometer maldades,</w:t>
       </w:r>
     </w:p>
     <w:p>
@@ -3612,7 +3612,7 @@
         <w:rPr>
           <w:lang w:val="es_ES" w:bidi="es_ES"/>
         </w:rPr>
-        <w:t xml:space="preserve"> el testigo falso que difunde mentirasy el que siembra discordia entre hermanos.</w:t>
+        <w:t xml:space="preserve"> el testigo falso que difunde mentiras y el que siembra discordia entre hermanos.</w:t>
       </w:r>
     </w:p>
     <w:p>
@@ -3633,7 +3633,7 @@
         <w:rPr>
           <w:lang w:val="es_ES" w:bidi="es_ES"/>
         </w:rPr>
-        <w:t xml:space="preserve"> Hijo mío, obedece los mandamientos de tu padrey no dejes la enseñanza de tu madre.</w:t>
+        <w:t xml:space="preserve"> Hijo mío, obedece los mandamientos de tu padre y no dejes la enseñanza de tu madre.</w:t>
       </w:r>
     </w:p>
     <w:p>
@@ -3654,7 +3654,7 @@
         <w:rPr>
           <w:lang w:val="es_ES" w:bidi="es_ES"/>
         </w:rPr>
-        <w:t xml:space="preserve"> Átalos siempre a tu corazón;cuélgalos alrededor de tu cuello.</w:t>
+        <w:t xml:space="preserve"> Átalos siempre a tu corazón; cuélgalos alrededor de tu cuello.</w:t>
       </w:r>
     </w:p>
     <w:p>
@@ -3675,7 +3675,7 @@
         <w:rPr>
           <w:lang w:val="es_ES" w:bidi="es_ES"/>
         </w:rPr>
-        <w:t xml:space="preserve"> Cuando camines, te guiarán;cuando duermas, te protegerán;cuando despiertes, hablarán contigo.</w:t>
+        <w:t xml:space="preserve"> Cuando camines, te guiarán; cuando duermas, te protegerán; cuando despiertes, hablarán contigo.</w:t>
       </w:r>
     </w:p>
     <w:p>
@@ -3696,7 +3696,7 @@
         <w:rPr>
           <w:lang w:val="es_ES" w:bidi="es_ES"/>
         </w:rPr>
-        <w:t xml:space="preserve"> El mandamiento es una lámpara, la enseñanza es una luzy la corrección que disciplina es el camino a la vida.</w:t>
+        <w:t xml:space="preserve"> El mandamiento es una lámpara, la enseñanza es una luz y la corrección que disciplina es el camino a la vida.</w:t>
       </w:r>
     </w:p>
     <w:p>
@@ -3717,7 +3717,7 @@
         <w:rPr>
           <w:lang w:val="es_ES" w:bidi="es_ES"/>
         </w:rPr>
-        <w:t xml:space="preserve"> Te protegerán de la mujer inmoral,de las palabras seductoras de la mujer infiel.</w:t>
+        <w:t xml:space="preserve"> Te protegerán de la mujer inmoral, de las palabras seductoras de la mujer infiel.</w:t>
       </w:r>
     </w:p>
     <w:p>
@@ -3738,7 +3738,7 @@
         <w:rPr>
           <w:lang w:val="es_ES" w:bidi="es_ES"/>
         </w:rPr>
-        <w:t xml:space="preserve"> No codicies en tu corazón su bellezani te dejes cautivar por sus miradas,</w:t>
+        <w:t xml:space="preserve"> No codicies en tu corazón su belleza ni te dejes cautivar por sus miradas,</w:t>
       </w:r>
     </w:p>
     <w:p>
@@ -3759,7 +3759,7 @@
         <w:rPr>
           <w:lang w:val="es_ES" w:bidi="es_ES"/>
         </w:rPr>
-        <w:t xml:space="preserve"> porque la prostituta solo busca un pedazo de pan,pero la adúltera busca tu vida misma.</w:t>
+        <w:t xml:space="preserve"> porque la prostituta solo busca un pedazo de pan, pero la adúltera busca tu vida misma.</w:t>
       </w:r>
     </w:p>
     <w:p>
@@ -3780,7 +3780,7 @@
         <w:rPr>
           <w:lang w:val="es_ES" w:bidi="es_ES"/>
         </w:rPr>
-        <w:t xml:space="preserve"> ¿Puede alguien meterse fuego en el pechosin quemarse la ropa?</w:t>
+        <w:t xml:space="preserve"> ¿Puede alguien meterse fuego en el pecho sin quemarse la ropa?</w:t>
       </w:r>
     </w:p>
     <w:p>
@@ -3801,7 +3801,7 @@
         <w:rPr>
           <w:lang w:val="es_ES" w:bidi="es_ES"/>
         </w:rPr>
-        <w:t xml:space="preserve"> ¿Puede alguien caminar sobre brasassin quemarse los pies?</w:t>
+        <w:t xml:space="preserve"> ¿Puede alguien caminar sobre brasas sin quemarse los pies?</w:t>
       </w:r>
     </w:p>
     <w:p>
@@ -3822,7 +3822,7 @@
         <w:rPr>
           <w:lang w:val="es_ES" w:bidi="es_ES"/>
         </w:rPr>
-        <w:t xml:space="preserve"> Así es el que se acuesta con la esposa de otro;ninguno que la toque quedará sin castigo.</w:t>
+        <w:t xml:space="preserve"> Así es el que se acuesta con la esposa de otro; ninguno que la toque quedará sin castigo.</w:t>
       </w:r>
     </w:p>
     <w:p>
@@ -3864,7 +3864,7 @@
         <w:rPr>
           <w:lang w:val="es_ES" w:bidi="es_ES"/>
         </w:rPr>
-        <w:t xml:space="preserve"> pero si lo atrapan, tendrá que devolver hasta 7 veces lo robado,aunque tenga que vender todo lo que posee.</w:t>
+        <w:t xml:space="preserve"> pero si lo atrapan, tendrá que devolver hasta 7 veces lo robado, aunque tenga que vender todo lo que posee.</w:t>
       </w:r>
     </w:p>
     <w:p>
@@ -3885,7 +3885,7 @@
         <w:rPr>
           <w:lang w:val="es_ES" w:bidi="es_ES"/>
         </w:rPr>
-        <w:t xml:space="preserve"> Pero el que comete adulterio no tiene sentido común;el que hace eso se destruye a sí mismo.</w:t>
+        <w:t xml:space="preserve"> Pero el que comete adulterio no tiene sentido común; el que hace eso se destruye a sí mismo.</w:t>
       </w:r>
     </w:p>
     <w:p>
@@ -3906,7 +3906,7 @@
         <w:rPr>
           <w:lang w:val="es_ES" w:bidi="es_ES"/>
         </w:rPr>
-        <w:t xml:space="preserve"> Solo conseguirá heridas y vergüenza;su deshonra jamás se borrará.</w:t>
+        <w:t xml:space="preserve"> Solo conseguirá heridas y vergüenza; su deshonra jamás se borrará.</w:t>
       </w:r>
     </w:p>
     <w:p>
@@ -3927,7 +3927,7 @@
         <w:rPr>
           <w:lang w:val="es_ES" w:bidi="es_ES"/>
         </w:rPr>
-        <w:t xml:space="preserve"> Es así porque el esposo se enfurecerá de celosy no tendrá misericordia el día de la venganza.</w:t>
+        <w:t xml:space="preserve"> Es así porque el esposo se enfurecerá de celos y no tendrá misericordia el día de la venganza.</w:t>
       </w:r>
     </w:p>
     <w:p>
@@ -3948,7 +3948,7 @@
         <w:rPr>
           <w:lang w:val="es_ES" w:bidi="es_ES"/>
         </w:rPr>
-        <w:t xml:space="preserve"> No aceptará ninguna compensación;no perdonará aunque le ofrezcan muchos regalos.</w:t>
+        <w:t xml:space="preserve"> No aceptará ninguna compensación; no perdonará aunque le ofrezcan muchos regalos.</w:t>
       </w:r>
     </w:p>
     <w:p>
@@ -3985,7 +3985,7 @@
         <w:rPr>
           <w:lang w:val="es_ES" w:bidi="es_ES"/>
         </w:rPr>
-        <w:t xml:space="preserve"> Hijo mío, obedece mis palabrasy guarda como un tesoro mis mandamientos.</w:t>
+        <w:t xml:space="preserve"> Hijo mío, obedece mis palabras y guarda como un tesoro mis mandamientos.</w:t>
       </w:r>
     </w:p>
     <w:p>
@@ -4006,7 +4006,7 @@
         <w:rPr>
           <w:lang w:val="es_ES" w:bidi="es_ES"/>
         </w:rPr>
-        <w:t xml:space="preserve"> Cumple mis mandamientos y vivirás;cuida mis enseñanzas como la niña de tus ojos.</w:t>
+        <w:t xml:space="preserve"> Cumple mis mandamientos y vivirás; cuida mis enseñanzas como la niña de tus ojos.</w:t>
       </w:r>
     </w:p>
     <w:p>
@@ -4027,7 +4027,7 @@
         <w:rPr>
           <w:lang w:val="es_ES" w:bidi="es_ES"/>
         </w:rPr>
-        <w:t xml:space="preserve"> Átalos a tus dedos;grábalos en lo profundo de tu corazón.</w:t>
+        <w:t xml:space="preserve"> Átalos a tus dedos; grábalos en lo profundo de tu corazón.</w:t>
       </w:r>
     </w:p>
     <w:p>
@@ -4048,7 +4048,7 @@
         <w:rPr>
           <w:lang w:val="es_ES" w:bidi="es_ES"/>
         </w:rPr>
-        <w:t xml:space="preserve"> Di a la sabiduría: «Tú eres mi hermana»,y llama a la inteligencia tu pariente cercana.</w:t>
+        <w:t xml:space="preserve"> Di a la sabiduría: “Tú eres mi hermana”, y llama a la inteligencia tu pariente cercana.</w:t>
       </w:r>
     </w:p>
     <w:p>
@@ -4069,7 +4069,7 @@
         <w:rPr>
           <w:lang w:val="es_ES" w:bidi="es_ES"/>
         </w:rPr>
-        <w:t xml:space="preserve"> Ellas te protegerán de la mujer ajena;te librarán de la adúltera y sus seducciones.</w:t>
+        <w:t xml:space="preserve"> Ellas te protegerán de la mujer ajena; te librarán de la adúltera y sus seducciones.</w:t>
       </w:r>
     </w:p>
     <w:p>
@@ -4090,7 +4090,7 @@
         <w:rPr>
           <w:lang w:val="es_ES" w:bidi="es_ES"/>
         </w:rPr>
-        <w:t xml:space="preserve"> Miraba yo por la ventana de mi casaa través de la celosía,</w:t>
+        <w:t xml:space="preserve"> Miraba yo por la ventana de mi casa a través de la celosía,</w:t>
       </w:r>
     </w:p>
     <w:p>
@@ -4111,7 +4111,7 @@
         <w:rPr>
           <w:lang w:val="es_ES" w:bidi="es_ES"/>
         </w:rPr>
-        <w:t xml:space="preserve"> y vi a unos jóvenes sin experiencia;me fijé en uno que carecía de buen juicio.</w:t>
+        <w:t xml:space="preserve"> y vi a unos jóvenes sin experiencia; me fijé en uno que carecía de buen juicio.</w:t>
       </w:r>
     </w:p>
     <w:p>
@@ -4132,7 +4132,7 @@
         <w:rPr>
           <w:lang w:val="es_ES" w:bidi="es_ES"/>
         </w:rPr>
-        <w:t xml:space="preserve"> Cruzó la calle al llegar a la esquina;caminó hacia la casa de esa mujer.</w:t>
+        <w:t xml:space="preserve"> Cruzó la calle al llegar a la esquina; caminó hacia la casa de esa mujer.</w:t>
       </w:r>
     </w:p>
     <w:p>
@@ -4153,7 +4153,7 @@
         <w:rPr>
           <w:lang w:val="es_ES" w:bidi="es_ES"/>
         </w:rPr>
-        <w:t xml:space="preserve"> El día llegaba a su fin,comenzaba la noche.</w:t>
+        <w:t xml:space="preserve"> El día llegaba a su fin, comenzaba la noche.</w:t>
       </w:r>
     </w:p>
     <w:p>
@@ -4174,7 +4174,7 @@
         <w:rPr>
           <w:lang w:val="es_ES" w:bidi="es_ES"/>
         </w:rPr>
-        <w:t xml:space="preserve"> Entonces la mujer se le acercó,vestida como una seductoray actuando con astucia.</w:t>
+        <w:t xml:space="preserve"> Entonces la mujer se le acercó, vestida como una seductora y actuando con astucia.</w:t>
       </w:r>
     </w:p>
     <w:p>
@@ -4195,7 +4195,7 @@
         <w:rPr>
           <w:lang w:val="es_ES" w:bidi="es_ES"/>
         </w:rPr>
-        <w:t xml:space="preserve"> Es escandalosa y desvergonzada,incapaz de quedarse en su casa.</w:t>
+        <w:t xml:space="preserve"> Es escandalosa y desvergonzada, incapaz de quedarse en su casa.</w:t>
       </w:r>
     </w:p>
     <w:p>
@@ -4216,7 +4216,7 @@
         <w:rPr>
           <w:lang w:val="es_ES" w:bidi="es_ES"/>
         </w:rPr>
-        <w:t xml:space="preserve"> Anda por las calles y las plazas;busca atrapar a cualquiera en las esquinas.</w:t>
+        <w:t xml:space="preserve"> Anda por las calles y las plazas; busca atrapar a cualquiera en las esquinas.</w:t>
       </w:r>
     </w:p>
     <w:p>
@@ -4237,7 +4237,7 @@
         <w:rPr>
           <w:lang w:val="es_ES" w:bidi="es_ES"/>
         </w:rPr>
-        <w:t xml:space="preserve"> Lo abrazó por el cuello, lo besóy con descaro le dijo:</w:t>
+        <w:t xml:space="preserve"> Lo abrazó por el cuello, lo besó y con descaro le dijo:</w:t>
       </w:r>
     </w:p>
     <w:p>
@@ -4258,7 +4258,7 @@
         <w:rPr>
           <w:lang w:val="es_ES" w:bidi="es_ES"/>
         </w:rPr>
-        <w:t xml:space="preserve"> «He ofrecido sacrificios de comunión;acabo de cumplir mis votos.</w:t>
+        <w:t xml:space="preserve"> «He ofrecido sacrificios de comunión; acabo de cumplir mis votos.</w:t>
       </w:r>
     </w:p>
     <w:p>
@@ -4279,7 +4279,7 @@
         <w:rPr>
           <w:lang w:val="es_ES" w:bidi="es_ES"/>
         </w:rPr>
-        <w:t xml:space="preserve"> Por eso salí a buscarte¡y te he encontrado!</w:t>
+        <w:t xml:space="preserve"> Por eso salí a buscarte ¡y te he encontrado!</w:t>
       </w:r>
     </w:p>
     <w:p>
@@ -4321,7 +4321,7 @@
         <w:rPr>
           <w:lang w:val="es_ES" w:bidi="es_ES"/>
         </w:rPr>
-        <w:t xml:space="preserve"> la he perfumado biencon mirra, áloe y canela.</w:t>
+        <w:t xml:space="preserve"> la he perfumado bien con mirra, áloe y canela.</w:t>
       </w:r>
     </w:p>
     <w:p>
@@ -4342,7 +4342,7 @@
         <w:rPr>
           <w:lang w:val="es_ES" w:bidi="es_ES"/>
         </w:rPr>
-        <w:t xml:space="preserve"> Ven, disfrutemos del amor hasta agotarlo,hagamos el amor hasta que amanezca,</w:t>
+        <w:t xml:space="preserve"> Ven, disfrutemos del amor hasta agotarlo, hagamos el amor hasta que amanezca,</w:t>
       </w:r>
     </w:p>
     <w:p>
@@ -4363,7 +4363,7 @@
         <w:rPr>
           <w:lang w:val="es_ES" w:bidi="es_ES"/>
         </w:rPr>
-        <w:t xml:space="preserve"> pues mi esposo no está en casa.Anda de viaje lejos de aquí.</w:t>
+        <w:t xml:space="preserve"> pues mi esposo no está en casa. Anda de viaje lejos de aquí.</w:t>
       </w:r>
     </w:p>
     <w:p>
@@ -4384,7 +4384,7 @@
         <w:rPr>
           <w:lang w:val="es_ES" w:bidi="es_ES"/>
         </w:rPr>
-        <w:t xml:space="preserve"> Se ha llevado una bolsa llena de dinero y no regresará hasta la luna llena».</w:t>
+        <w:t xml:space="preserve"> Se ha llevado una bolsa llena de dinero y no regresará hasta la luna llena”.</w:t>
       </w:r>
     </w:p>
     <w:p>
@@ -4405,7 +4405,7 @@
         <w:rPr>
           <w:lang w:val="es_ES" w:bidi="es_ES"/>
         </w:rPr>
-        <w:t xml:space="preserve"> Con palabras seductoras lo convenció;lo sedujo con sus labios halagadores.</w:t>
+        <w:t xml:space="preserve"> Con palabras seductoras lo convenció; lo sedujo con sus labios halagadores.</w:t>
       </w:r>
     </w:p>
     <w:p>
@@ -4426,7 +4426,7 @@
         <w:rPr>
           <w:lang w:val="es_ES" w:bidi="es_ES"/>
         </w:rPr>
-        <w:t xml:space="preserve"> De repente él la siguió,como buey que va al matadero;como ciervo que cae en la trampa,</w:t>
+        <w:t xml:space="preserve"> De repente él la siguió, como buey que va al matadero; como ciervo que cae en la trampa,</w:t>
       </w:r>
     </w:p>
     <w:p>
@@ -4447,7 +4447,7 @@
         <w:rPr>
           <w:lang w:val="es_ES" w:bidi="es_ES"/>
         </w:rPr>
-        <w:t xml:space="preserve"> hasta que una flecha le atraviese las entrañas;como el ave que se lanza hacia la trampa,sin saber que le costará la vida.</w:t>
+        <w:t xml:space="preserve"> hasta que una flecha le atraviese las entrañas; como el ave que se lanza hacia la trampa, sin saber que le costará la vida.</w:t>
       </w:r>
     </w:p>
     <w:p>
@@ -4468,7 +4468,7 @@
         <w:rPr>
           <w:lang w:val="es_ES" w:bidi="es_ES"/>
         </w:rPr>
-        <w:t xml:space="preserve"> Ahora, hijo mío, escúchame;presta atención a mis palabras.</w:t>
+        <w:t xml:space="preserve"> Ahora, hijo mío, escúchame; presta atención a mis palabras.</w:t>
       </w:r>
     </w:p>
     <w:p>
@@ -4489,7 +4489,7 @@
         <w:rPr>
           <w:lang w:val="es_ES" w:bidi="es_ES"/>
         </w:rPr>
-        <w:t xml:space="preserve"> No dejes que tu corazón se desvíe hacia sus caminos;no te extravíes por sus sendas.</w:t>
+        <w:t xml:space="preserve"> No dejes que tu corazón se desvíe hacia sus caminos; no te extravíes por sus sendas.</w:t>
       </w:r>
     </w:p>
     <w:p>
@@ -4510,7 +4510,7 @@
         <w:rPr>
           <w:lang w:val="es_ES" w:bidi="es_ES"/>
         </w:rPr>
-        <w:t xml:space="preserve"> Muchos han caído por ella;muchas han sido sus víctimas.</w:t>
+        <w:t xml:space="preserve"> Muchos han caído por ella; muchas han sido sus víctimas.</w:t>
       </w:r>
     </w:p>
     <w:p>
@@ -4531,7 +4531,7 @@
         <w:rPr>
           <w:lang w:val="es_ES" w:bidi="es_ES"/>
         </w:rPr>
-        <w:t xml:space="preserve"> Su casa lleva directo al dominio de los muertos;conduce a las habitaciones de la muerte.</w:t>
+        <w:t xml:space="preserve"> Su casa lleva directo al dominio de los muertos; conduce a las habitaciones de la muerte.</w:t>
       </w:r>
     </w:p>
     <w:p>
@@ -4568,7 +4568,7 @@
         <w:rPr>
           <w:lang w:val="es_ES" w:bidi="es_ES"/>
         </w:rPr>
-        <w:t xml:space="preserve"> ¿No está llamando la sabiduría?¿No está alzando su voz la inteligencia?</w:t>
+        <w:t xml:space="preserve"> ¿No está llamando la sabiduría? ¿No está alzando su voz la inteligencia?</w:t>
       </w:r>
     </w:p>
     <w:p>
@@ -4589,7 +4589,7 @@
         <w:rPr>
           <w:lang w:val="es_ES" w:bidi="es_ES"/>
         </w:rPr>
-        <w:t xml:space="preserve"> Está parada en lo alto de las colinas,junto a los caminos, en los cruces.</w:t>
+        <w:t xml:space="preserve"> Está parada en lo alto de las colinas, junto a los caminos, en los cruces.</w:t>
       </w:r>
     </w:p>
     <w:p>
@@ -4610,7 +4610,7 @@
         <w:rPr>
           <w:lang w:val="es_ES" w:bidi="es_ES"/>
         </w:rPr>
-        <w:t xml:space="preserve"> Junto a las puertas de la ciudad,a la entrada, grita a voz en cuello:</w:t>
+        <w:t xml:space="preserve"> Junto a las puertas de la ciudad, a la entrada, grita a voz en cuello:</w:t>
       </w:r>
     </w:p>
     <w:p>
@@ -4631,7 +4631,7 @@
         <w:rPr>
           <w:lang w:val="es_ES" w:bidi="es_ES"/>
         </w:rPr>
-        <w:t xml:space="preserve"> «Les hablo a los seres humanos;dirijo mis palabras a toda la humanidad.</w:t>
+        <w:t xml:space="preserve"> «Les hablo a los seres humanos; dirijo mis palabras a toda la humanidad.</w:t>
       </w:r>
     </w:p>
     <w:p>
@@ -4652,7 +4652,7 @@
         <w:rPr>
           <w:lang w:val="es_ES" w:bidi="es_ES"/>
         </w:rPr>
-        <w:t xml:space="preserve"> Ustedes, los inexpertos, adquieran prudencia;ustedes, los necios, adquieran buen juicio.</w:t>
+        <w:t xml:space="preserve"> Ustedes, los inexpertos, adquieran prudencia; ustedes, los necios, adquieran buen juicio.</w:t>
       </w:r>
     </w:p>
     <w:p>
@@ -4673,7 +4673,7 @@
         <w:rPr>
           <w:lang w:val="es_ES" w:bidi="es_ES"/>
         </w:rPr>
-        <w:t xml:space="preserve"> Escuchen, porque tengo cosas importantes que decirles;mis labios hablarán cosas rectas.</w:t>
+        <w:t xml:space="preserve"> Escuchen, porque tengo cosas importantes que decirles; mis labios hablarán cosas rectas.</w:t>
       </w:r>
     </w:p>
     <w:p>
@@ -4694,7 +4694,7 @@
         <w:rPr>
           <w:lang w:val="es_ES" w:bidi="es_ES"/>
         </w:rPr>
-        <w:t xml:space="preserve"> Mi boca dice la verdad;mis labios detestan la maldad.</w:t>
+        <w:t xml:space="preserve"> Mi boca dice la verdad; mis labios detestan la maldad.</w:t>
       </w:r>
     </w:p>
     <w:p>
@@ -4715,7 +4715,7 @@
         <w:rPr>
           <w:lang w:val="es_ES" w:bidi="es_ES"/>
         </w:rPr>
-        <w:t xml:space="preserve"> Todas mis palabras son justas;no hay en ellas nada perverso ni torcido.</w:t>
+        <w:t xml:space="preserve"> Todas mis palabras son justas; no hay en ellas nada perverso ni torcido.</w:t>
       </w:r>
     </w:p>
     <w:p>
@@ -4736,7 +4736,7 @@
         <w:rPr>
           <w:lang w:val="es_ES" w:bidi="es_ES"/>
         </w:rPr>
-        <w:t xml:space="preserve"> Mis palabras son claras para quien tiene entendimiento;son correctas para quien tiene conocimiento.</w:t>
+        <w:t xml:space="preserve"> Mis palabras son claras para quien tiene entendimiento; son correctas para quien tiene conocimiento.</w:t>
       </w:r>
     </w:p>
     <w:p>
@@ -4757,7 +4757,7 @@
         <w:rPr>
           <w:lang w:val="es_ES" w:bidi="es_ES"/>
         </w:rPr>
-        <w:t xml:space="preserve"> Elijan mi instrucción en lugar de la plata;elijan el conocimiento en lugar del oro puro.</w:t>
+        <w:t xml:space="preserve"> Elijan mi instrucción en lugar de la plata; elijan el conocimiento en lugar del oro puro.</w:t>
       </w:r>
     </w:p>
     <w:p>
@@ -4778,7 +4778,7 @@
         <w:rPr>
           <w:lang w:val="es_ES" w:bidi="es_ES"/>
         </w:rPr>
-        <w:t xml:space="preserve"> La sabiduría vale más que las piedras preciosas;nada se puede comparar con ella.</w:t>
+        <w:t xml:space="preserve"> La sabiduría vale más que las piedras preciosas; nada se puede comparar con ella.</w:t>
       </w:r>
     </w:p>
     <w:p>
@@ -4799,7 +4799,7 @@
         <w:rPr>
           <w:lang w:val="es_ES" w:bidi="es_ES"/>
         </w:rPr>
-        <w:t xml:space="preserve"> Yo, la sabiduría, habito con la prudencia;poseo conocimiento y discernimiento.</w:t>
+        <w:t xml:space="preserve"> Yo, la sabiduría, habito con la prudencia; poseo conocimiento y discernimiento.</w:t>
       </w:r>
     </w:p>
     <w:p>
@@ -4820,7 +4820,7 @@
         <w:rPr>
           <w:lang w:val="es_ES" w:bidi="es_ES"/>
         </w:rPr>
-        <w:t xml:space="preserve"> El que honra al Señor aborrece el mal;yo aborrezco el orgullo y la arrogancia, la mala conducta y el hablar perverso.</w:t>
+        <w:t xml:space="preserve"> El que honra al Señor aborrece el mal; yo aborrezco el orgullo y la arrogancia, la mala conducta y el hablar perverso.</w:t>
       </w:r>
     </w:p>
     <w:p>
@@ -4841,7 +4841,7 @@
         <w:rPr>
           <w:lang w:val="es_ES" w:bidi="es_ES"/>
         </w:rPr>
-        <w:t xml:space="preserve"> Míos son el consejo y el sentido común;míos son el entendimiento y el poder.</w:t>
+        <w:t xml:space="preserve"> Míos son el consejo y el sentido común; míos son el entendimiento y el poder.</w:t>
       </w:r>
     </w:p>
     <w:p>
@@ -4862,7 +4862,7 @@
         <w:rPr>
           <w:lang w:val="es_ES" w:bidi="es_ES"/>
         </w:rPr>
-        <w:t xml:space="preserve"> Por mí reinan los reyes;por mí los gobernantes dictan leyes justas.</w:t>
+        <w:t xml:space="preserve"> Por mí reinan los reyes; por mí los gobernantes dictan leyes justas.</w:t>
       </w:r>
     </w:p>
     <w:p>
@@ -4883,7 +4883,7 @@
         <w:rPr>
           <w:lang w:val="es_ES" w:bidi="es_ES"/>
         </w:rPr>
-        <w:t xml:space="preserve"> Por mí gobiernan los gobernantes;por mí los nobles dictan leyes justas.</w:t>
+        <w:t xml:space="preserve"> Por mí gobiernan los gobernantes; por mí los nobles dictan leyes justas.</w:t>
       </w:r>
     </w:p>
     <w:p>
@@ -4904,7 +4904,7 @@
         <w:rPr>
           <w:lang w:val="es_ES" w:bidi="es_ES"/>
         </w:rPr>
-        <w:t xml:space="preserve"> Yo correspondo con mi amor a los que me aman;los que me buscan me encuentran.</w:t>
+        <w:t xml:space="preserve"> Yo correspondo con mi amor a los que me aman; los que me buscan me encuentran.</w:t>
       </w:r>
     </w:p>
     <w:p>
@@ -4925,7 +4925,7 @@
         <w:rPr>
           <w:lang w:val="es_ES" w:bidi="es_ES"/>
         </w:rPr>
-        <w:t xml:space="preserve"> Tengo riquezas y honra para repartir;tengo bienes duraderos y prosperidad.</w:t>
+        <w:t xml:space="preserve"> Tengo riquezas y honra para repartir; tengo bienes duraderos y prosperidad.</w:t>
       </w:r>
     </w:p>
     <w:p>
@@ -4946,7 +4946,7 @@
         <w:rPr>
           <w:lang w:val="es_ES" w:bidi="es_ES"/>
         </w:rPr>
-        <w:t xml:space="preserve"> Mi fruto es mejor que el oro más fino;mi cosecha es mejor que la plata refinada.</w:t>
+        <w:t xml:space="preserve"> Mi fruto es mejor que el oro más fino; mi cosecha es mejor que la plata refinada.</w:t>
       </w:r>
     </w:p>
     <w:p>
@@ -4967,7 +4967,7 @@
         <w:rPr>
           <w:lang w:val="es_ES" w:bidi="es_ES"/>
         </w:rPr>
-        <w:t xml:space="preserve"> Yo voy por el camino de la rectitud;voy por las sendas de la justicia.</w:t>
+        <w:t xml:space="preserve"> Yo voy por el camino de la rectitud; voy por las sendas de la justicia.</w:t>
       </w:r>
     </w:p>
     <w:p>
@@ -4988,7 +4988,7 @@
         <w:rPr>
           <w:lang w:val="es_ES" w:bidi="es_ES"/>
         </w:rPr>
-        <w:t xml:space="preserve"> A los que me aman los enriquezco;lleno sus arcas de tesoros.</w:t>
+        <w:t xml:space="preserve"> A los que me aman los enriquezco; lleno sus arcas de tesoros.</w:t>
       </w:r>
     </w:p>
     <w:p>
@@ -5009,7 +5009,7 @@
         <w:rPr>
           <w:lang w:val="es_ES" w:bidi="es_ES"/>
         </w:rPr>
-        <w:t xml:space="preserve"> El Señor me creó antes de empezar su obra;fui la primera de todas sus creaciones.</w:t>
+        <w:t xml:space="preserve"> El Señor me creó antes de empezar su obra; fui la primera de todas sus creaciones.</w:t>
       </w:r>
     </w:p>
     <w:p>
@@ -5051,7 +5051,7 @@
         <w:rPr>
           <w:lang w:val="es_ES" w:bidi="es_ES"/>
         </w:rPr>
-        <w:t xml:space="preserve"> Nací antes de que existieran los océanos,antes de que brotaran los manantiales de aguas abundantes.</w:t>
+        <w:t xml:space="preserve"> Nací antes de que existieran los océanos, antes de que brotaran los manantiales de aguas abundantes.</w:t>
       </w:r>
     </w:p>
     <w:p>
@@ -5072,7 +5072,7 @@
         <w:rPr>
           <w:lang w:val="es_ES" w:bidi="es_ES"/>
         </w:rPr>
-        <w:t xml:space="preserve"> Nací antes de que los montes fueran creados;nací antes de que las colinas fueran formadas.</w:t>
+        <w:t xml:space="preserve"> Nací antes de que los montes fueran creados; nací antes de que las colinas fueran formadas.</w:t>
       </w:r>
     </w:p>
     <w:p>
@@ -5093,7 +5093,7 @@
         <w:rPr>
           <w:lang w:val="es_ES" w:bidi="es_ES"/>
         </w:rPr>
-        <w:t xml:space="preserve"> Nací antes de que Dios creara la tierra y sus campos,antes de que formara el polvo inicial del mundo.</w:t>
+        <w:t xml:space="preserve"> Nací antes de que Dios creara la tierra y sus campos, antes de que formara el polvo inicial del mundo.</w:t>
       </w:r>
     </w:p>
     <w:p>
@@ -5114,7 +5114,7 @@
         <w:rPr>
           <w:lang w:val="es_ES" w:bidi="es_ES"/>
         </w:rPr>
-        <w:t xml:space="preserve"> Yo estaba allí cuando él formó los cielos,cuando trazó el horizonte sobre la superficie del océano.</w:t>
+        <w:t xml:space="preserve"> Yo estaba allí cuando él formó los cielos, cuando trazó el horizonte sobre la superficie del océano.</w:t>
       </w:r>
     </w:p>
     <w:p>
@@ -5135,7 +5135,7 @@
         <w:rPr>
           <w:lang w:val="es_ES" w:bidi="es_ES"/>
         </w:rPr>
-        <w:t xml:space="preserve"> Yo estaba allí cuando estableció las nubes en los cielos,cuando reforzó las fuentes de las profundidades del mar.</w:t>
+        <w:t xml:space="preserve"> Yo estaba allí cuando estableció las nubes en los cielos, cuando reforzó las fuentes de las profundidades del mar.</w:t>
       </w:r>
     </w:p>
     <w:p>
@@ -5156,7 +5156,7 @@
         <w:rPr>
           <w:lang w:val="es_ES" w:bidi="es_ES"/>
         </w:rPr>
-        <w:t xml:space="preserve"> Yo estaba allí cuando él puso límites a los maresy les ordenó no traspasar sus fronteras.</w:t>
+        <w:t xml:space="preserve"> Yo estaba allí cuando él puso límites a los mares y les ordenó no traspasar sus fronteras.</w:t>
       </w:r>
     </w:p>
     <w:p>
@@ -5177,7 +5177,7 @@
         <w:rPr>
           <w:lang w:val="es_ES" w:bidi="es_ES"/>
         </w:rPr>
-        <w:t xml:space="preserve"> Yo estaba allí, a su lado, como arquitecto.Yo era su continua alegría;disfrutaba estar siempre en su presencia.</w:t>
+        <w:t xml:space="preserve"> Yo estaba allí, a su lado, como arquitecto. Yo era su continua alegría; disfrutaba estar siempre en su presencia.</w:t>
       </w:r>
     </w:p>
     <w:p>
@@ -5198,7 +5198,7 @@
         <w:rPr>
           <w:lang w:val="es_ES" w:bidi="es_ES"/>
         </w:rPr>
-        <w:t xml:space="preserve"> Me alegraba en el mundo que él creó;¡me deleitaba en la humanidad!</w:t>
+        <w:t xml:space="preserve"> Me alegraba en el mundo que él creó; ¡me deleitaba en la humanidad!</w:t>
       </w:r>
     </w:p>
     <w:p>
@@ -5219,7 +5219,7 @@
         <w:rPr>
           <w:lang w:val="es_ES" w:bidi="es_ES"/>
         </w:rPr>
-        <w:t xml:space="preserve"> Ahora, hijos míos, escúchenme:felices los que van por mis caminos.</w:t>
+        <w:t xml:space="preserve"> Ahora, hijos míos, escúchenme: felices los que van por mis caminos.</w:t>
       </w:r>
     </w:p>
     <w:p>
@@ -5240,7 +5240,7 @@
         <w:rPr>
           <w:lang w:val="es_ES" w:bidi="es_ES"/>
         </w:rPr>
-        <w:t xml:space="preserve"> Escuchen mi consejo y sean sabios;no lo rechacen.</w:t>
+        <w:t xml:space="preserve"> Escuchen mi consejo y sean sabios; no lo rechacen.</w:t>
       </w:r>
     </w:p>
     <w:p>
@@ -5261,7 +5261,7 @@
         <w:rPr>
           <w:lang w:val="es_ES" w:bidi="es_ES"/>
         </w:rPr>
-        <w:t xml:space="preserve"> Feliz aquel que me escucha,que me espera día tras día a las puertas de mi casa.</w:t>
+        <w:t xml:space="preserve"> Feliz aquel que me escucha, que me espera día tras día a las puertas de mi casa.</w:t>
       </w:r>
     </w:p>
     <w:p>
@@ -5282,7 +5282,7 @@
         <w:rPr>
           <w:lang w:val="es_ES" w:bidi="es_ES"/>
         </w:rPr>
-        <w:t xml:space="preserve"> El que me encuentra halla la vida,recibe la aprobación del Señor.</w:t>
+        <w:t xml:space="preserve"> El que me encuentra halla la vida, recibe la aprobación del Señor.</w:t>
       </w:r>
     </w:p>
     <w:p>
@@ -5303,7 +5303,7 @@
         <w:rPr>
           <w:lang w:val="es_ES" w:bidi="es_ES"/>
         </w:rPr>
-        <w:t xml:space="preserve"> Pero el que me rechaza se hace daño a sí mismo;el que me aborrece ama la muerte».</w:t>
+        <w:t xml:space="preserve"> Pero el que me rechaza se hace daño a sí mismo; el que me aborrece ama la muerte”.</w:t>
       </w:r>
     </w:p>
     <w:p>
@@ -5340,7 +5340,7 @@
         <w:rPr>
           <w:lang w:val="es_ES" w:bidi="es_ES"/>
         </w:rPr>
-        <w:t xml:space="preserve"> La sabiduría construyó su casa,le puso 7 columnas.</w:t>
+        <w:t xml:space="preserve"> La sabiduría construyó su casa, le puso 7 columnas.</w:t>
       </w:r>
     </w:p>
     <w:p>
@@ -5361,7 +5361,7 @@
         <w:rPr>
           <w:lang w:val="es_ES" w:bidi="es_ES"/>
         </w:rPr>
-        <w:t xml:space="preserve"> Preparó un banquete, mezcló los vinos;puso la mesa.</w:t>
+        <w:t xml:space="preserve"> Preparó un banquete, mezcló los vinos; puso la mesa.</w:t>
       </w:r>
     </w:p>
     <w:p>
@@ -5403,7 +5403,7 @@
         <w:rPr>
           <w:lang w:val="es_ES" w:bidi="es_ES"/>
         </w:rPr>
-        <w:t xml:space="preserve"> «Vengan conmigo, los inexpertos»,les dice a los faltos de juicio.</w:t>
+        <w:t xml:space="preserve"> «Vengan conmigo, los inexpertos”. A los faltos de juicio les dice:</w:t>
       </w:r>
     </w:p>
     <w:p>
@@ -5424,7 +5424,7 @@
         <w:rPr>
           <w:lang w:val="es_ES" w:bidi="es_ES"/>
         </w:rPr>
-        <w:t xml:space="preserve"> «Vengan a mi banquete;beban el vino que he preparado.</w:t>
+        <w:t xml:space="preserve"> «Vengan a mi banquete; beban el vino que he preparado.</w:t>
       </w:r>
     </w:p>
     <w:p>
@@ -5445,7 +5445,7 @@
         <w:rPr>
           <w:lang w:val="es_ES" w:bidi="es_ES"/>
         </w:rPr>
-        <w:t xml:space="preserve"> Abandonen su necedad y vivirán;aprendan a ser sabios.</w:t>
+        <w:t xml:space="preserve"> Abandonen su necedad y vivirán; aprendan a ser sabios.</w:t>
       </w:r>
     </w:p>
     <w:p>
@@ -5466,7 +5466,7 @@
         <w:rPr>
           <w:lang w:val="es_ES" w:bidi="es_ES"/>
         </w:rPr>
-        <w:t xml:space="preserve"> Si corriges al insolente, solo conseguirás que te insulte;si corriges al malvado, solo conseguirás que te lastime.</w:t>
+        <w:t xml:space="preserve"> Si corriges al insolente, solo conseguirás que te insulte; si corriges al malvado, solo conseguirás que te lastime.</w:t>
       </w:r>
     </w:p>
     <w:p>
@@ -5487,7 +5487,7 @@
         <w:rPr>
           <w:lang w:val="es_ES" w:bidi="es_ES"/>
         </w:rPr>
-        <w:t xml:space="preserve"> No corrijas al insolente, porque terminará odiándote;corrige al sabio y te amará.</w:t>
+        <w:t xml:space="preserve"> No corrijas al insolente, porque terminará odiándote; corrige al sabio y te amará.</w:t>
       </w:r>
     </w:p>
     <w:p>
@@ -5508,7 +5508,7 @@
         <w:rPr>
           <w:lang w:val="es_ES" w:bidi="es_ES"/>
         </w:rPr>
-        <w:t xml:space="preserve"> Enseña al sabio y será más sabio;enseña al justo y aprenderá más.</w:t>
+        <w:t xml:space="preserve"> Enseña al sabio y será más sabio; enseña al justo y aprenderá más.</w:t>
       </w:r>
     </w:p>
     <w:p>
@@ -5529,7 +5529,7 @@
         <w:rPr>
           <w:lang w:val="es_ES" w:bidi="es_ES"/>
         </w:rPr>
-        <w:t xml:space="preserve"> El principio de la sabiduría es temer al Señor;conocer al Santo es tener inteligencia.</w:t>
+        <w:t xml:space="preserve"> El principio de la sabiduría es temer al Señor; conocer al Santo es tener inteligencia.</w:t>
       </w:r>
     </w:p>
     <w:p>
@@ -5550,7 +5550,7 @@
         <w:rPr>
           <w:lang w:val="es_ES" w:bidi="es_ES"/>
         </w:rPr>
-        <w:t xml:space="preserve"> La sabiduría aumentará tus días;añadirá años a tu vida.</w:t>
+        <w:t xml:space="preserve"> La sabiduría aumentará tus días; añadirá años a tu vida.</w:t>
       </w:r>
     </w:p>
     <w:p>
@@ -5571,7 +5571,7 @@
         <w:rPr>
           <w:lang w:val="es_ES" w:bidi="es_ES"/>
         </w:rPr>
-        <w:t xml:space="preserve"> Si eres sabio, tu sabiduría te beneficiará;si eres insolente, solo tú sufrirás las consecuencias».</w:t>
+        <w:t xml:space="preserve"> Si eres sabio, tu sabiduría te beneficiará; si eres insolente, solo tú sufrirás las consecuencias”.</w:t>
       </w:r>
     </w:p>
     <w:p>
@@ -5592,7 +5592,7 @@
         <w:rPr>
           <w:lang w:val="es_ES" w:bidi="es_ES"/>
         </w:rPr>
-        <w:t xml:space="preserve"> La mujer necia es escandalosa;es ignorante y descarada.</w:t>
+        <w:t xml:space="preserve"> La mujer necia es escandalosa; es ignorante y descarada.</w:t>
       </w:r>
     </w:p>
     <w:p>
@@ -5613,7 +5613,7 @@
         <w:rPr>
           <w:lang w:val="es_ES" w:bidi="es_ES"/>
         </w:rPr>
-        <w:t xml:space="preserve"> Se sienta a la puerta de su casa,en lo más alto de la ciudad,</w:t>
+        <w:t xml:space="preserve"> Se sienta a la puerta de su casa, en lo más alto de la ciudad,</w:t>
       </w:r>
     </w:p>
     <w:p>
@@ -5634,7 +5634,7 @@
         <w:rPr>
           <w:lang w:val="es_ES" w:bidi="es_ES"/>
         </w:rPr>
-        <w:t xml:space="preserve"> para llamar a los que pasan por allí,a los que van por su camino.</w:t>
+        <w:t xml:space="preserve"> para llamar a los que pasan por allí, a los que van por su camino.</w:t>
       </w:r>
     </w:p>
     <w:p>
@@ -5655,7 +5655,7 @@
         <w:rPr>
           <w:lang w:val="es_ES" w:bidi="es_ES"/>
         </w:rPr>
-        <w:t xml:space="preserve"> «Vengan conmigo los inexpertos»,les dice a los faltos de juicio.</w:t>
+        <w:t xml:space="preserve"> «Vengan conmigo los inexpertos”, les dice a los faltos de juicio.</w:t>
       </w:r>
     </w:p>
     <w:p>
@@ -5676,7 +5676,7 @@
         <w:rPr>
           <w:lang w:val="es_ES" w:bidi="es_ES"/>
         </w:rPr>
-        <w:t xml:space="preserve"> «¡El agua robada es más refrescante;el pan que se come a escondidas sabe mejor!».</w:t>
+        <w:t xml:space="preserve"> «¡El agua robada es más refrescante; el pan que se come a escondidas sabe mejor!”.</w:t>
       </w:r>
     </w:p>
     <w:p>
@@ -5697,7 +5697,7 @@
         <w:rPr>
           <w:lang w:val="es_ES" w:bidi="es_ES"/>
         </w:rPr>
-        <w:t xml:space="preserve"> Pero ellos ignoran que allí está la muerte;sus invitados ya están en lo profundo del dominio de los muertos.</w:t>
+        <w:t xml:space="preserve"> Pero ellos ignoran que allí está la muerte; sus invitados ya están en lo profundo del dominio de los muertos.</w:t>
       </w:r>
     </w:p>
     <w:p>
@@ -5734,7 +5734,7 @@
         <w:rPr>
           <w:lang w:val="es_ES" w:bidi="es_ES"/>
         </w:rPr>
-        <w:t xml:space="preserve"> Estos son los proverbios de Salomón.Un hijo sabio alegra a su padre;un hijo necio entristece a su madre.</w:t>
+        <w:t xml:space="preserve"> Estos son los proverbios de Salomón. Un hijo sabio alegra a su padre; un hijo necio entristece a su madre.</w:t>
       </w:r>
     </w:p>
     <w:p>
@@ -5755,7 +5755,7 @@
         <w:rPr>
           <w:lang w:val="es_ES" w:bidi="es_ES"/>
         </w:rPr>
-        <w:t xml:space="preserve"> Las riquezas mal adquiridas no sirven;la vida honrada libra de la muerte.</w:t>
+        <w:t xml:space="preserve"> Las riquezas mal adquiridas no sirven; la vida honrada libra de la muerte.</w:t>
       </w:r>
     </w:p>
     <w:p>
@@ -5776,7 +5776,7 @@
         <w:rPr>
           <w:lang w:val="es_ES" w:bidi="es_ES"/>
         </w:rPr>
-        <w:t xml:space="preserve"> El Señor no permite que el justo pase hambre,pero frustra los deseos del malvado.</w:t>
+        <w:t xml:space="preserve"> El Señor no permite que el justo pase hambre, pero frustra los deseos del malvado.</w:t>
       </w:r>
     </w:p>
     <w:p>
@@ -5797,7 +5797,7 @@
         <w:rPr>
           <w:lang w:val="es_ES" w:bidi="es_ES"/>
         </w:rPr>
-        <w:t xml:space="preserve"> El que es perezoso acaba pobre;el que trabaja con diligencia se enriquece.</w:t>
+        <w:t xml:space="preserve"> El que es perezoso acaba pobre; el que trabaja con diligencia se enriquece.</w:t>
       </w:r>
     </w:p>
     <w:p>
@@ -5818,7 +5818,7 @@
         <w:rPr>
           <w:lang w:val="es_ES" w:bidi="es_ES"/>
         </w:rPr>
-        <w:t xml:space="preserve"> El que cosecha en el verano es un hijo sabio;el que duerme durante la cosecha es un sinvergüenza.</w:t>
+        <w:t xml:space="preserve"> El que cosecha en el verano es un hijo sabio; el que duerme durante la cosecha es un sinvergüenza.</w:t>
       </w:r>
     </w:p>
     <w:p>
@@ -5839,7 +5839,7 @@
         <w:rPr>
           <w:lang w:val="es_ES" w:bidi="es_ES"/>
         </w:rPr>
-        <w:t xml:space="preserve"> El justo está cubierto de bendiciones;la boca del malvado está llena de violencia.</w:t>
+        <w:t xml:space="preserve"> El justo está cubierto de bendiciones; la boca del malvado está llena de violencia.</w:t>
       </w:r>
     </w:p>
     <w:p>
@@ -5860,7 +5860,7 @@
         <w:rPr>
           <w:lang w:val="es_ES" w:bidi="es_ES"/>
         </w:rPr>
-        <w:t xml:space="preserve"> Al justo se le recuerda con alegría;el nombre del malvado será olvidado.</w:t>
+        <w:t xml:space="preserve"> Al justo se le recuerda con alegría; el nombre del malvado será olvidado.</w:t>
       </w:r>
     </w:p>
     <w:p>
@@ -5881,7 +5881,7 @@
         <w:rPr>
           <w:lang w:val="es_ES" w:bidi="es_ES"/>
         </w:rPr>
-        <w:t xml:space="preserve"> El sabio obedece los mandamientos;el necio charlatán acaba en la ruina.</w:t>
+        <w:t xml:space="preserve"> El sabio obedece los mandamientos; el necio charlatán acaba en la ruina.</w:t>
       </w:r>
     </w:p>
     <w:p>
@@ -5902,7 +5902,7 @@
         <w:rPr>
           <w:lang w:val="es_ES" w:bidi="es_ES"/>
         </w:rPr>
-        <w:t xml:space="preserve"> El íntegro anda seguro;el perverso será descubierto.</w:t>
+        <w:t xml:space="preserve"> El íntegro anda seguro; el perverso será descubierto.</w:t>
       </w:r>
     </w:p>
     <w:p>
@@ -5923,7 +5923,7 @@
         <w:rPr>
           <w:lang w:val="es_ES" w:bidi="es_ES"/>
         </w:rPr>
-        <w:t xml:space="preserve"> El que guiña el ojo causa problemas;el necio charlatán acaba en la ruina.</w:t>
+        <w:t xml:space="preserve"> El que guiña el ojo causa problemas; el necio charlatán acaba en la ruina.</w:t>
       </w:r>
     </w:p>
     <w:p>
@@ -5944,7 +5944,7 @@
         <w:rPr>
           <w:lang w:val="es_ES" w:bidi="es_ES"/>
         </w:rPr>
-        <w:t xml:space="preserve"> La boca del justo es fuente de vida;la boca del malvado está llena de violencia.</w:t>
+        <w:t xml:space="preserve"> La boca del justo es fuente de vida; la boca del malvado está llena de violencia.</w:t>
       </w:r>
     </w:p>
     <w:p>
@@ -5965,7 +5965,7 @@
         <w:rPr>
           <w:lang w:val="es_ES" w:bidi="es_ES"/>
         </w:rPr>
-        <w:t xml:space="preserve"> El odio provoca enfrentamientos;el amor cubre todas las faltas.</w:t>
+        <w:t xml:space="preserve"> El odio provoca enfrentamientos; el amor cubre todas las faltas.</w:t>
       </w:r>
     </w:p>
     <w:p>
@@ -5986,7 +5986,7 @@
         <w:rPr>
           <w:lang w:val="es_ES" w:bidi="es_ES"/>
         </w:rPr>
-        <w:t xml:space="preserve"> En los labios del sabio hay sabiduría;para la espalda del necio están los azotes.</w:t>
+        <w:t xml:space="preserve"> En los labios del sabio hay sabiduría; para la espalda del necio están los azotes.</w:t>
       </w:r>
     </w:p>
     <w:p>
@@ -6007,7 +6007,7 @@
         <w:rPr>
           <w:lang w:val="es_ES" w:bidi="es_ES"/>
         </w:rPr>
-        <w:t xml:space="preserve"> El sabio atesora conocimiento;la palabrería del necio es un peligro.</w:t>
+        <w:t xml:space="preserve"> El sabio atesora conocimiento; la palabrería del necio es un peligro.</w:t>
       </w:r>
     </w:p>
     <w:p>
@@ -6028,7 +6028,7 @@
         <w:rPr>
           <w:lang w:val="es_ES" w:bidi="es_ES"/>
         </w:rPr>
-        <w:t xml:space="preserve"> La riqueza del rico es su fortaleza;la pobreza del pobre es su ruina.</w:t>
+        <w:t xml:space="preserve"> La riqueza del rico es su fortaleza; la pobreza del pobre es su ruina.</w:t>
       </w:r>
     </w:p>
     <w:p>
@@ -6049,7 +6049,7 @@
         <w:rPr>
           <w:lang w:val="es_ES" w:bidi="es_ES"/>
         </w:rPr>
-        <w:t xml:space="preserve"> El salario del justo le aporta vida;las ganancias del malvado le aportan pecado.</w:t>
+        <w:t xml:space="preserve"> El salario del justo le aporta vida; las ganancias del malvado le aportan pecado.</w:t>
       </w:r>
     </w:p>
     <w:p>
@@ -6070,7 +6070,7 @@
         <w:rPr>
           <w:lang w:val="es_ES" w:bidi="es_ES"/>
         </w:rPr>
-        <w:t xml:space="preserve"> El que acepta la corrección va camino a la vida;el que la rechaza va camino a la perdición.</w:t>
+        <w:t xml:space="preserve"> El que acepta la corrección va camino a la vida; el que la rechaza va camino a la perdición.</w:t>
       </w:r>
     </w:p>
     <w:p>
@@ -6091,7 +6091,7 @@
         <w:rPr>
           <w:lang w:val="es_ES" w:bidi="es_ES"/>
         </w:rPr>
-        <w:t xml:space="preserve"> El mentiroso esconde su odio;el que siembra calumnias es un necio.</w:t>
+        <w:t xml:space="preserve"> El mentiroso esconde su odio; el que siembra calumnias es un necio.</w:t>
       </w:r>
     </w:p>
     <w:p>
@@ -6112,7 +6112,7 @@
         <w:rPr>
           <w:lang w:val="es_ES" w:bidi="es_ES"/>
         </w:rPr>
-        <w:t xml:space="preserve"> El que habla mucho seguramente peca mucho;el sabio sabe cuándo callar.</w:t>
+        <w:t xml:space="preserve"> El que habla mucho seguramente peca mucho; el sabio sabe cuándo callar.</w:t>
       </w:r>
     </w:p>
     <w:p>
@@ -6133,7 +6133,7 @@
         <w:rPr>
           <w:lang w:val="es_ES" w:bidi="es_ES"/>
         </w:rPr>
-        <w:t xml:space="preserve"> La lengua del justo es plata refinada;el corazón del malvado no vale nada.</w:t>
+        <w:t xml:space="preserve"> La lengua del justo es plata refinada; el corazón del malvado no vale nada.</w:t>
       </w:r>
     </w:p>
     <w:p>
@@ -6154,7 +6154,7 @@
         <w:rPr>
           <w:lang w:val="es_ES" w:bidi="es_ES"/>
         </w:rPr>
-        <w:t xml:space="preserve"> Los labios del justo aconsejan a muchos;los necios mueren por falta de sentido común.</w:t>
+        <w:t xml:space="preserve"> Los labios del justo aconsejan a muchos; los necios mueren por falta de sentido común.</w:t>
       </w:r>
     </w:p>
     <w:p>
@@ -6175,7 +6175,7 @@
         <w:rPr>
           <w:lang w:val="es_ES" w:bidi="es_ES"/>
         </w:rPr>
-        <w:t xml:space="preserve"> La bendición del Señor trae riquezas;con ellas no trae tristeza.</w:t>
+        <w:t xml:space="preserve"> La bendición del Señor trae riquezas; con ellas no trae tristeza.</w:t>
       </w:r>
     </w:p>
     <w:p>
@@ -6196,7 +6196,7 @@
         <w:rPr>
           <w:lang w:val="es_ES" w:bidi="es_ES"/>
         </w:rPr>
-        <w:t xml:space="preserve"> El necio se divierte haciendo el mal;la diversión del sabio es su sabiduría.</w:t>
+        <w:t xml:space="preserve"> El necio se divierte haciendo el mal; la diversión del sabio es su sabiduría.</w:t>
       </w:r>
     </w:p>
     <w:p>
@@ -6217,7 +6217,7 @@
         <w:rPr>
           <w:lang w:val="es_ES" w:bidi="es_ES"/>
         </w:rPr>
-        <w:t xml:space="preserve"> Lo que el malvado teme se cumplirá;lo que el justo desea se le concederá.</w:t>
+        <w:t xml:space="preserve"> Lo que el malvado teme se cumplirá; lo que el justo desea se le concederá.</w:t>
       </w:r>
     </w:p>
     <w:p>
@@ -6238,7 +6238,7 @@
         <w:rPr>
           <w:lang w:val="es_ES" w:bidi="es_ES"/>
         </w:rPr>
-        <w:t xml:space="preserve"> Pasa la tormenta y arrastra al malvado;el justo permanece para siempre.</w:t>
+        <w:t xml:space="preserve"> Pasa la tormenta y arrastra al malvado; el justo permanece para siempre.</w:t>
       </w:r>
     </w:p>
     <w:p>
@@ -6280,7 +6280,7 @@
         <w:rPr>
           <w:lang w:val="es_ES" w:bidi="es_ES"/>
         </w:rPr>
-        <w:t xml:space="preserve"> El honrar al Señor alarga la vida;a los malvados se la acorta.</w:t>
+        <w:t xml:space="preserve"> El honrar al Señor alarga la vida; a los malvados se la acorta.</w:t>
       </w:r>
     </w:p>
     <w:p>
@@ -6301,7 +6301,7 @@
         <w:rPr>
           <w:lang w:val="es_ES" w:bidi="es_ES"/>
         </w:rPr>
-        <w:t xml:space="preserve"> El futuro de los justos está lleno de esperanza;la expectativa de los malvados es como nada.</w:t>
+        <w:t xml:space="preserve"> El futuro de los justos está lleno de esperanza; la expectativa de los malvados es como nada.</w:t>
       </w:r>
     </w:p>
     <w:p>
@@ -6322,7 +6322,7 @@
         <w:rPr>
           <w:lang w:val="es_ES" w:bidi="es_ES"/>
         </w:rPr>
-        <w:t xml:space="preserve"> El Señor protege a los rectos,pero destruye a los que hacen el mal.</w:t>
+        <w:t xml:space="preserve"> El Señor protege a los rectos, pero destruye a los que hacen el mal.</w:t>
       </w:r>
     </w:p>
     <w:p>
@@ -6343,7 +6343,7 @@
         <w:rPr>
           <w:lang w:val="es_ES" w:bidi="es_ES"/>
         </w:rPr>
-        <w:t xml:space="preserve"> Los justos jamás tropezarán;los malvados no permanecerán en su tierra.</w:t>
+        <w:t xml:space="preserve"> Los justos jamás tropezarán; los malvados no permanecerán en su tierra.</w:t>
       </w:r>
     </w:p>
     <w:p>
@@ -6364,7 +6364,7 @@
         <w:rPr>
           <w:lang w:val="es_ES" w:bidi="es_ES"/>
         </w:rPr>
-        <w:t xml:space="preserve"> De la boca del justo brota sabiduría;al perverso, sin embargo, le cortarán la lengua.</w:t>
+        <w:t xml:space="preserve"> De la boca del justo brota sabiduría; al perverso, sin embargo, le cortarán la lengua.</w:t>
       </w:r>
     </w:p>
     <w:p>
@@ -6385,7 +6385,7 @@
         <w:rPr>
           <w:lang w:val="es_ES" w:bidi="es_ES"/>
         </w:rPr>
-        <w:t xml:space="preserve"> El justo dice cosas convenientes;el malvado solo dice cosas perversas.</w:t>
+        <w:t xml:space="preserve"> El justo dice cosas convenientes; el malvado solo dice cosas perversas.</w:t>
       </w:r>
     </w:p>
     <w:p>
@@ -6422,7 +6422,7 @@
         <w:rPr>
           <w:lang w:val="es_ES" w:bidi="es_ES"/>
         </w:rPr>
-        <w:t xml:space="preserve"> El Señor detesta las balanzas falsas;le agradan las pesas exactas.</w:t>
+        <w:t xml:space="preserve"> El Señor detesta las balanzas falsas; le agradan las pesas exactas.</w:t>
       </w:r>
     </w:p>
     <w:p>
@@ -6443,7 +6443,7 @@
         <w:rPr>
           <w:lang w:val="es_ES" w:bidi="es_ES"/>
         </w:rPr>
-        <w:t xml:space="preserve"> El orgullo lleva a la deshonra;la humildad, a la sabiduría.</w:t>
+        <w:t xml:space="preserve"> El orgullo lleva a la deshonra; la humildad, a la sabiduría.</w:t>
       </w:r>
     </w:p>
     <w:p>
@@ -6464,7 +6464,7 @@
         <w:rPr>
           <w:lang w:val="es_ES" w:bidi="es_ES"/>
         </w:rPr>
-        <w:t xml:space="preserve"> A los rectos los guía su integridad;a los falsos los destruye su maldad.</w:t>
+        <w:t xml:space="preserve"> A los rectos los guía su integridad; a los falsos los destruye su maldad.</w:t>
       </w:r>
     </w:p>
     <w:p>
@@ -6485,7 +6485,7 @@
         <w:rPr>
           <w:lang w:val="es_ES" w:bidi="es_ES"/>
         </w:rPr>
-        <w:t xml:space="preserve"> Las riquezas no sirven de nada en el día de la ira;la justicia te libra de la muerte.</w:t>
+        <w:t xml:space="preserve"> Las riquezas no sirven de nada en el día de la ira; la justicia te libra de la muerte.</w:t>
       </w:r>
     </w:p>
     <w:p>
@@ -6506,7 +6506,7 @@
         <w:rPr>
           <w:lang w:val="es_ES" w:bidi="es_ES"/>
         </w:rPr>
-        <w:t xml:space="preserve"> La justicia endereza el camino de los rectos;los malvados caen por su propia maldad.</w:t>
+        <w:t xml:space="preserve"> La justicia endereza el camino de los rectos; los malvados caen por su propia maldad.</w:t>
       </w:r>
     </w:p>
     <w:p>
@@ -6527,7 +6527,7 @@
         <w:rPr>
           <w:lang w:val="es_ES" w:bidi="es_ES"/>
         </w:rPr>
-        <w:t xml:space="preserve"> La justicia libera a los rectos;la codicia atrapa a los traidores.</w:t>
+        <w:t xml:space="preserve"> La justicia libera a los rectos; la codicia atrapa a los traidores.</w:t>
       </w:r>
     </w:p>
     <w:p>
@@ -6548,7 +6548,7 @@
         <w:rPr>
           <w:lang w:val="es_ES" w:bidi="es_ES"/>
         </w:rPr>
-        <w:t xml:space="preserve"> Cuando muere el malvado, mueren sus esperanzas;las ilusiones de poder se desvanecen.</w:t>
+        <w:t xml:space="preserve"> Cuando muere el malvado, mueren sus esperanzas; las ilusiones de poder se desvanecen.</w:t>
       </w:r>
     </w:p>
     <w:p>
@@ -6569,7 +6569,7 @@
         <w:rPr>
           <w:lang w:val="es_ES" w:bidi="es_ES"/>
         </w:rPr>
-        <w:t xml:space="preserve"> El justo se libra de la calamidad;la desgracia le sobreviene al malvado.</w:t>
+        <w:t xml:space="preserve"> El justo se libra de la calamidad; la desgracia le sobreviene al malvado.</w:t>
       </w:r>
     </w:p>
     <w:p>
@@ -6590,7 +6590,7 @@
         <w:rPr>
           <w:lang w:val="es_ES" w:bidi="es_ES"/>
         </w:rPr>
-        <w:t xml:space="preserve"> Las palabras del malvado destruyen a su prójimo;el conocimiento libra al justo.</w:t>
+        <w:t xml:space="preserve"> Las palabras del malvado destruyen a su prójimo; el conocimiento libra al justo.</w:t>
       </w:r>
     </w:p>
     <w:p>
@@ -6611,7 +6611,7 @@
         <w:rPr>
           <w:lang w:val="es_ES" w:bidi="es_ES"/>
         </w:rPr>
-        <w:t xml:space="preserve"> Cuando el justo prospera, toda la ciudad se alegra;cuando el malvado muere, hay gritos de júbilo.</w:t>
+        <w:t xml:space="preserve"> Cuando el justo prospera, toda la ciudad se alegra; cuando el malvado muere, hay gritos de júbilo.</w:t>
       </w:r>
     </w:p>
     <w:p>
@@ -6632,7 +6632,7 @@
         <w:rPr>
           <w:lang w:val="es_ES" w:bidi="es_ES"/>
         </w:rPr>
-        <w:t xml:space="preserve"> La bendición de los justos hace prosperar la ciudad;las palabras de los malvados la destruyen.</w:t>
+        <w:t xml:space="preserve"> La bendición de los justos hace prosperar la ciudad; las palabras de los malvados la destruyen.</w:t>
       </w:r>
     </w:p>
     <w:p>
@@ -6653,7 +6653,7 @@
         <w:rPr>
           <w:lang w:val="es_ES" w:bidi="es_ES"/>
         </w:rPr>
-        <w:t xml:space="preserve"> El imprudente desprecia a su prójimo;el prudente guarda silencio.</w:t>
+        <w:t xml:space="preserve"> El imprudente desprecia a su prójimo; el prudente guarda silencio.</w:t>
       </w:r>
     </w:p>
     <w:p>
@@ -6674,7 +6674,7 @@
         <w:rPr>
           <w:lang w:val="es_ES" w:bidi="es_ES"/>
         </w:rPr>
-        <w:t xml:space="preserve"> El chismoso revela los secretos;la persona confiable los guarda.</w:t>
+        <w:t xml:space="preserve"> El chismoso revela los secretos; la persona confiable los guarda.</w:t>
       </w:r>
     </w:p>
     <w:p>
@@ -6695,7 +6695,7 @@
         <w:rPr>
           <w:lang w:val="es_ES" w:bidi="es_ES"/>
         </w:rPr>
-        <w:t xml:space="preserve"> Por falta de dirección, la nación fracasa;con muchos consejeros hay seguridad.</w:t>
+        <w:t xml:space="preserve"> Por falta de dirección, la nación fracasa; con muchos consejeros hay seguridad.</w:t>
       </w:r>
     </w:p>
     <w:p>
@@ -6716,7 +6716,7 @@
         <w:rPr>
           <w:lang w:val="es_ES" w:bidi="es_ES"/>
         </w:rPr>
-        <w:t xml:space="preserve"> El que se hace fiador de un extraño sufrirá las consecuencias;el que se niega a dar fianzas vive tranquilo.</w:t>
+        <w:t xml:space="preserve"> El que se hace fiador de un extraño sufrirá las consecuencias; el que se niega a dar fianzas vive tranquilo.</w:t>
       </w:r>
     </w:p>
     <w:p>
@@ -6737,7 +6737,7 @@
         <w:rPr>
           <w:lang w:val="es_ES" w:bidi="es_ES"/>
         </w:rPr>
-        <w:t xml:space="preserve"> La mujer bondadosa obtiene respeto;los hombres violentos obtienen riquezas.</w:t>
+        <w:t xml:space="preserve"> La mujer bondadosa obtiene respeto; los hombres violentos obtienen riquezas.</w:t>
       </w:r>
     </w:p>
     <w:p>
@@ -6758,7 +6758,7 @@
         <w:rPr>
           <w:lang w:val="es_ES" w:bidi="es_ES"/>
         </w:rPr>
-        <w:t xml:space="preserve"> El que hace bien a otros se beneficia a sí mismo;el que es cruel se destruye.</w:t>
+        <w:t xml:space="preserve"> El que hace bien a otros se beneficia a sí mismo; el que es cruel se destruye.</w:t>
       </w:r>
     </w:p>
     <w:p>
@@ -6779,7 +6779,7 @@
         <w:rPr>
           <w:lang w:val="es_ES" w:bidi="es_ES"/>
         </w:rPr>
-        <w:t xml:space="preserve"> El malvado recibe ganancias momentáneas;el justo recibe una recompensa duradera.</w:t>
+        <w:t xml:space="preserve"> El malvado recibe ganancias momentáneas; el justo recibe una recompensa duradera.</w:t>
       </w:r>
     </w:p>
     <w:p>
@@ -6800,7 +6800,7 @@
         <w:rPr>
           <w:lang w:val="es_ES" w:bidi="es_ES"/>
         </w:rPr>
-        <w:t xml:space="preserve"> El que es justo alcanza la vida;el que persigue el mal alcanza la muerte.</w:t>
+        <w:t xml:space="preserve"> El que es justo alcanza la vida; el que persigue el mal alcanza la muerte.</w:t>
       </w:r>
     </w:p>
     <w:p>
@@ -6821,7 +6821,7 @@
         <w:rPr>
           <w:lang w:val="es_ES" w:bidi="es_ES"/>
         </w:rPr>
-        <w:t xml:space="preserve"> El Señor aborrece a los de corazón perverso;se agrada de los que viven con rectitud.</w:t>
+        <w:t xml:space="preserve"> El Señor aborrece a los de corazón perverso; se agrada de los que viven con rectitud.</w:t>
       </w:r>
     </w:p>
     <w:p>
@@ -6842,7 +6842,7 @@
         <w:rPr>
           <w:lang w:val="es_ES" w:bidi="es_ES"/>
         </w:rPr>
-        <w:t xml:space="preserve"> Ten por seguro que el malvado no quedará sin castigo,pero los justos saldrán libres.</w:t>
+        <w:t xml:space="preserve"> Ten por seguro que el malvado no quedará sin castigo, pero los justos saldrán libres.</w:t>
       </w:r>
     </w:p>
     <w:p>
@@ -6863,7 +6863,7 @@
         <w:rPr>
           <w:lang w:val="es_ES" w:bidi="es_ES"/>
         </w:rPr>
-        <w:t xml:space="preserve"> La mujer hermosa pero indiscretaes como un anillo de oro en el hocico de un cerdo.</w:t>
+        <w:t xml:space="preserve"> La mujer hermosa pero indiscreta es como un anillo de oro en el hocico de un cerdo.</w:t>
       </w:r>
     </w:p>
     <w:p>
@@ -6884,7 +6884,7 @@
         <w:rPr>
           <w:lang w:val="es_ES" w:bidi="es_ES"/>
         </w:rPr>
-        <w:t xml:space="preserve"> Los deseos de los justos terminan bien;la esperanza de los malvados termina mal.</w:t>
+        <w:t xml:space="preserve"> Los deseos de los justos terminan bien; la esperanza de los malvados termina mal.</w:t>
       </w:r>
     </w:p>
     <w:p>
@@ -6905,7 +6905,7 @@
         <w:rPr>
           <w:lang w:val="es_ES" w:bidi="es_ES"/>
         </w:rPr>
-        <w:t xml:space="preserve"> El que da con generosidad prospera aún más;el que es tacaño, termina en la pobreza.</w:t>
+        <w:t xml:space="preserve"> El que da con generosidad prospera aún más; el que es tacaño, termina en la pobreza.</w:t>
       </w:r>
     </w:p>
     <w:p>
@@ -6926,7 +6926,7 @@
         <w:rPr>
           <w:lang w:val="es_ES" w:bidi="es_ES"/>
         </w:rPr>
-        <w:t xml:space="preserve"> El que es generoso prospera;el que ayuda a otros se ayuda a sí mismo.</w:t>
+        <w:t xml:space="preserve"> El que es generoso prospera; el que ayuda a otros se ayuda a sí mismo.</w:t>
       </w:r>
     </w:p>
     <w:p>
@@ -6947,7 +6947,7 @@
         <w:rPr>
           <w:lang w:val="es_ES" w:bidi="es_ES"/>
         </w:rPr>
-        <w:t xml:space="preserve"> La gente maldice al que acapara el trigo,pero bendice al que lo vende.</w:t>
+        <w:t xml:space="preserve"> La gente maldice al que acapara el trigo, pero bendice al que lo vende.</w:t>
       </w:r>
     </w:p>
     <w:p>
@@ -6968,7 +6968,7 @@
         <w:rPr>
           <w:lang w:val="es_ES" w:bidi="es_ES"/>
         </w:rPr>
-        <w:t xml:space="preserve"> El que busca el bien encuentra buena voluntad;el que busca el mal será alcanzado por él.</w:t>
+        <w:t xml:space="preserve"> El que busca el bien encuentra buena voluntad; el que busca el mal será alcanzado por él.</w:t>
       </w:r>
     </w:p>
     <w:p>
@@ -7010,7 +7010,7 @@
         <w:rPr>
           <w:lang w:val="es_ES" w:bidi="es_ES"/>
         </w:rPr>
-        <w:t xml:space="preserve"> El que perturba su casa heredará solo el viento;el necio será siervo del sabio.</w:t>
+        <w:t xml:space="preserve"> El que perturba su casa heredará solo el viento; el necio será siervo del sabio.</w:t>
       </w:r>
     </w:p>
     <w:p>
@@ -7031,7 +7031,7 @@
         <w:rPr>
           <w:lang w:val="es_ES" w:bidi="es_ES"/>
         </w:rPr>
-        <w:t xml:space="preserve"> El fruto del justo es árbol de vida;el sabio gana vidas.</w:t>
+        <w:t xml:space="preserve"> El fruto del justo es árbol de vida; el sabio gana vidas.</w:t>
       </w:r>
     </w:p>
     <w:p>
@@ -7052,7 +7052,7 @@
         <w:rPr>
           <w:lang w:val="es_ES" w:bidi="es_ES"/>
         </w:rPr>
-        <w:t xml:space="preserve"> Si los justos reciben su recompensa aquí en la tierra,¡cuánto más los malvados y los pecadores recibirán lo que merecen!</w:t>
+        <w:t xml:space="preserve"> Si los justos reciben su recompensa aquí en la tierra, ¡cuánto más los malvados y los pecadores recibirán lo que merecen!</w:t>
       </w:r>
     </w:p>
     <w:p>
@@ -7089,7 +7089,7 @@
         <w:rPr>
           <w:lang w:val="es_ES" w:bidi="es_ES"/>
         </w:rPr>
-        <w:t xml:space="preserve"> El que ama la disciplina ama el conocimiento;el que aborrece la corrección es un ignorante.</w:t>
+        <w:t xml:space="preserve"> El que ama la disciplina ama el conocimiento; el que aborrece la corrección es un ignorante.</w:t>
       </w:r>
     </w:p>
     <w:p>
@@ -7110,7 +7110,7 @@
         <w:rPr>
           <w:lang w:val="es_ES" w:bidi="es_ES"/>
         </w:rPr>
-        <w:t xml:space="preserve"> El Señor bendice a gente buena,pero condena a los que conspiran.</w:t>
+        <w:t xml:space="preserve"> El Señor bendice a gente buena, pero condena a los que conspiran.</w:t>
       </w:r>
     </w:p>
     <w:p>
@@ -7131,7 +7131,7 @@
         <w:rPr>
           <w:lang w:val="es_ES" w:bidi="es_ES"/>
         </w:rPr>
-        <w:t xml:space="preserve"> La maldad no da firmeza a nadie;solo los justos tienen raíces firmes.</w:t>
+        <w:t xml:space="preserve"> La maldad no da firmeza a nadie; solo los justos tienen raíces firmes.</w:t>
       </w:r>
     </w:p>
     <w:p>
@@ -7152,7 +7152,7 @@
         <w:rPr>
           <w:lang w:val="es_ES" w:bidi="es_ES"/>
         </w:rPr>
-        <w:t xml:space="preserve"> La mujer ejemplar es la corona de su esposo;la mujer que avergüenza es como carcoma en sus huesos.</w:t>
+        <w:t xml:space="preserve"> La mujer ejemplar es la corona de su esposo; la mujer que avergüenza es como carcoma en sus huesos.</w:t>
       </w:r>
     </w:p>
     <w:p>
@@ -7173,7 +7173,7 @@
         <w:rPr>
           <w:lang w:val="es_ES" w:bidi="es_ES"/>
         </w:rPr>
-        <w:t xml:space="preserve"> Los planes del justo son rectos,pero los consejos del malvado son engañosos.</w:t>
+        <w:t xml:space="preserve"> Los planes del justo son rectos, pero los consejos del malvado son engañosos.</w:t>
       </w:r>
     </w:p>
     <w:p>
@@ -7194,7 +7194,7 @@
         <w:rPr>
           <w:lang w:val="es_ES" w:bidi="es_ES"/>
         </w:rPr>
-        <w:t xml:space="preserve"> Las palabras del malvado son una emboscada mortal;las palabras del justo ponen a salvo.</w:t>
+        <w:t xml:space="preserve"> Las palabras del malvado son una emboscada mortal; las palabras del justo ponen a salvo.</w:t>
       </w:r>
     </w:p>
     <w:p>
@@ -7215,7 +7215,7 @@
         <w:rPr>
           <w:lang w:val="es_ES" w:bidi="es_ES"/>
         </w:rPr>
-        <w:t xml:space="preserve"> Los malvados perecen y allí acaba todo,pero la familia de los justos permanece.</w:t>
+        <w:t xml:space="preserve"> Los malvados perecen y allí acaba todo, pero la familia de los justos permanece.</w:t>
       </w:r>
     </w:p>
     <w:p>
@@ -7236,7 +7236,7 @@
         <w:rPr>
           <w:lang w:val="es_ES" w:bidi="es_ES"/>
         </w:rPr>
-        <w:t xml:space="preserve"> Se alaba a la gente por su sabiduría;a los de corazón perverso se les desprecia.</w:t>
+        <w:t xml:space="preserve"> Se alaba a la gente por su sabiduría; a los de corazón perverso se les desprecia.</w:t>
       </w:r>
     </w:p>
     <w:p>
@@ -7257,7 +7257,7 @@
         <w:rPr>
           <w:lang w:val="es_ES" w:bidi="es_ES"/>
         </w:rPr>
-        <w:t xml:space="preserve"> Es mejor ser menospreciado pero tener criadoque presumir y no tener qué comer.</w:t>
+        <w:t xml:space="preserve"> Es mejor ser menospreciado pero tener criado que presumir y no tener qué comer.</w:t>
       </w:r>
     </w:p>
     <w:p>
@@ -7278,7 +7278,7 @@
         <w:rPr>
           <w:lang w:val="es_ES" w:bidi="es_ES"/>
         </w:rPr>
-        <w:t xml:space="preserve"> El justo se preocupa por el bienestar de sus animales;el malvado es cruel con ellos.</w:t>
+        <w:t xml:space="preserve"> El justo se preocupa por el bienestar de sus animales; el malvado es cruel con ellos.</w:t>
       </w:r>
     </w:p>
     <w:p>
@@ -7299,7 +7299,7 @@
         <w:rPr>
           <w:lang w:val="es_ES" w:bidi="es_ES"/>
         </w:rPr>
-        <w:t xml:space="preserve"> El que trabaja su tierra tendrá abundante comida;el que persigue fantasías carece de sentido común.</w:t>
+        <w:t xml:space="preserve"> El que trabaja su tierra tendrá abundante comida; el que persigue fantasías carece de sentido común.</w:t>
       </w:r>
     </w:p>
     <w:p>
@@ -7320,7 +7320,7 @@
         <w:rPr>
           <w:lang w:val="es_ES" w:bidi="es_ES"/>
         </w:rPr>
-        <w:t xml:space="preserve"> Los malos deseos son la trampa de los malvados;la raíz de los justos florecerá.</w:t>
+        <w:t xml:space="preserve"> Los malos deseos son la trampa de los malvados; la raíz de los justos florecerá.</w:t>
       </w:r>
     </w:p>
     <w:p>
@@ -7341,7 +7341,7 @@
         <w:rPr>
           <w:lang w:val="es_ES" w:bidi="es_ES"/>
         </w:rPr>
-        <w:t xml:space="preserve"> El malvado cae en la trampa de sus propias palabras;el justo escapa de la angustia.</w:t>
+        <w:t xml:space="preserve"> El malvado cae en la trampa de sus propias palabras; el justo escapa de la angustia.</w:t>
       </w:r>
     </w:p>
     <w:p>
@@ -7362,7 +7362,7 @@
         <w:rPr>
           <w:lang w:val="es_ES" w:bidi="es_ES"/>
         </w:rPr>
-        <w:t xml:space="preserve"> Cada uno recibe el fruto de lo que habla;cada uno es recompensado por el trabajo de sus manos.</w:t>
+        <w:t xml:space="preserve"> Cada uno recibe el fruto de lo que habla; cada uno es recompensado por el trabajo de sus manos.</w:t>
       </w:r>
     </w:p>
     <w:p>
@@ -7383,7 +7383,7 @@
         <w:rPr>
           <w:lang w:val="es_ES" w:bidi="es_ES"/>
         </w:rPr>
-        <w:t xml:space="preserve"> El necio cree que su camino es el correcto;el sabio escucha consejos.</w:t>
+        <w:t xml:space="preserve"> El necio cree que su camino es el correcto; el sabio escucha consejos.</w:t>
       </w:r>
     </w:p>
     <w:p>
@@ -7404,7 +7404,7 @@
         <w:rPr>
           <w:lang w:val="es_ES" w:bidi="es_ES"/>
         </w:rPr>
-        <w:t xml:space="preserve"> El necio muestra su enojo al instante;el prudente pasa por alto el insulto.</w:t>
+        <w:t xml:space="preserve"> El necio muestra su enojo al instante; el prudente pasa por alto el insulto.</w:t>
       </w:r>
     </w:p>
     <w:p>
@@ -7425,7 +7425,7 @@
         <w:rPr>
           <w:lang w:val="es_ES" w:bidi="es_ES"/>
         </w:rPr>
-        <w:t xml:space="preserve"> El testigo honesto dice la verdad;el testigo falso dice mentiras.</w:t>
+        <w:t xml:space="preserve"> El testigo honesto dice la verdad; el testigo falso dice mentiras.</w:t>
       </w:r>
     </w:p>
     <w:p>
@@ -7446,7 +7446,7 @@
         <w:rPr>
           <w:lang w:val="es_ES" w:bidi="es_ES"/>
         </w:rPr>
-        <w:t xml:space="preserve"> Hay quien hiere con sus palabras como espada;la lengua del sabio trae sanidad.</w:t>
+        <w:t xml:space="preserve"> Hay quien hiere con sus palabras como espada; la lengua del sabio trae sanidad.</w:t>
       </w:r>
     </w:p>
     <w:p>
@@ -7467,7 +7467,7 @@
         <w:rPr>
           <w:lang w:val="es_ES" w:bidi="es_ES"/>
         </w:rPr>
-        <w:t xml:space="preserve"> Los labios que dicen la verdad permanecen para siempre;la lengua mentirosa dura solo un instante.</w:t>
+        <w:t xml:space="preserve"> Los labios que dicen la verdad permanecen para siempre; la lengua mentirosa dura solo un instante.</w:t>
       </w:r>
     </w:p>
     <w:p>
@@ -7488,7 +7488,7 @@
         <w:rPr>
           <w:lang w:val="es_ES" w:bidi="es_ES"/>
         </w:rPr>
-        <w:t xml:space="preserve"> El engaño llena el corazón de los que planean el mal;la alegría llena el corazón de los que promueven la paz.</w:t>
+        <w:t xml:space="preserve"> El engaño llena el corazón de los que planean el mal; la alegría llena el corazón de los que promueven la paz.</w:t>
       </w:r>
     </w:p>
     <w:p>
@@ -7509,7 +7509,7 @@
         <w:rPr>
           <w:lang w:val="es_ES" w:bidi="es_ES"/>
         </w:rPr>
-        <w:t xml:space="preserve"> Al justo no le sucederá ningún mal;el malvado se llenará de desgracias.</w:t>
+        <w:t xml:space="preserve"> Al justo no le sucederá ningún mal; el malvado se llenará de desgracias.</w:t>
       </w:r>
     </w:p>
     <w:p>
@@ -7551,7 +7551,7 @@
         <w:rPr>
           <w:lang w:val="es_ES" w:bidi="es_ES"/>
         </w:rPr>
-        <w:t xml:space="preserve"> El sabio no proclama lo que sabe;el necio proclama su necedad.</w:t>
+        <w:t xml:space="preserve"> El sabio no proclama lo que sabe; el necio proclama su necedad.</w:t>
       </w:r>
     </w:p>
     <w:p>
@@ -7572,7 +7572,7 @@
         <w:rPr>
           <w:lang w:val="es_ES" w:bidi="es_ES"/>
         </w:rPr>
-        <w:t xml:space="preserve"> El que trabaja con empeño gobernará;el perezoso terminará sirviendo a otros.</w:t>
+        <w:t xml:space="preserve"> El que trabaja con empeño gobernará; el perezoso terminará sirviendo a otros.</w:t>
       </w:r>
     </w:p>
     <w:p>
@@ -7593,7 +7593,7 @@
         <w:rPr>
           <w:lang w:val="es_ES" w:bidi="es_ES"/>
         </w:rPr>
-        <w:t xml:space="preserve"> La angustia desalienta el corazón,pero una palabra alentadora lo anima.</w:t>
+        <w:t xml:space="preserve"> La angustia desalienta el corazón, pero una palabra alentadora lo anima.</w:t>
       </w:r>
     </w:p>
     <w:p>
@@ -7614,7 +7614,7 @@
         <w:rPr>
           <w:lang w:val="es_ES" w:bidi="es_ES"/>
         </w:rPr>
-        <w:t xml:space="preserve"> El justo es guía de su prójimo,pero el malvado lo extravía en el camino.</w:t>
+        <w:t xml:space="preserve"> El justo es guía de su prójimo, pero el malvado lo extravía en el camino.</w:t>
       </w:r>
     </w:p>
     <w:p>
@@ -7635,7 +7635,7 @@
         <w:rPr>
           <w:lang w:val="es_ES" w:bidi="es_ES"/>
         </w:rPr>
-        <w:t xml:space="preserve"> El perezoso ni siquiera cocina lo que caza,pero el diligente ya posee gran riqueza.</w:t>
+        <w:t xml:space="preserve"> El perezoso ni siquiera cocina lo que caza, pero el diligente ya posee gran riqueza.</w:t>
       </w:r>
     </w:p>
     <w:p>
@@ -7656,7 +7656,7 @@
         <w:rPr>
           <w:lang w:val="es_ES" w:bidi="es_ES"/>
         </w:rPr>
-        <w:t xml:space="preserve"> El camino de los justos conduce a la vida;el de los imprudentes conduce a la muerte.</w:t>
+        <w:t xml:space="preserve"> El camino de los justos conduce a la vida; el de los imprudentes conduce a la muerte.</w:t>
       </w:r>
     </w:p>
     <w:p>
@@ -7693,7 +7693,7 @@
         <w:rPr>
           <w:lang w:val="es_ES" w:bidi="es_ES"/>
         </w:rPr>
-        <w:t xml:space="preserve"> El hijo sabio acepta la corrección de su padre,pero el descarado no quiere escucharla.</w:t>
+        <w:t xml:space="preserve"> El hijo sabio acepta la corrección de su padre, pero el descarado no quiere escucharla.</w:t>
       </w:r>
     </w:p>
     <w:p>
@@ -7714,7 +7714,7 @@
         <w:rPr>
           <w:lang w:val="es_ES" w:bidi="es_ES"/>
         </w:rPr>
-        <w:t xml:space="preserve"> El que habla el bien cosechará el bien,pero los traidores tienen hambre de violencia.</w:t>
+        <w:t xml:space="preserve"> El que habla el bien cosechará el bien, pero los traidores tienen hambre de violencia.</w:t>
       </w:r>
     </w:p>
     <w:p>
@@ -7735,7 +7735,7 @@
         <w:rPr>
           <w:lang w:val="es_ES" w:bidi="es_ES"/>
         </w:rPr>
-        <w:t xml:space="preserve"> El que cuida sus palabras cuida su vida,pero el que habla sin pensar acarrea su propia ruina.</w:t>
+        <w:t xml:space="preserve"> El que cuida sus palabras cuida su vida, pero el que habla sin pensar acarrea su propia ruina.</w:t>
       </w:r>
     </w:p>
     <w:p>
@@ -7756,7 +7756,7 @@
         <w:rPr>
           <w:lang w:val="es_ES" w:bidi="es_ES"/>
         </w:rPr>
-        <w:t xml:space="preserve"> El perezoso desea mucho, pero obtiene poco;el que trabaja obtendrá todo lo que desea.</w:t>
+        <w:t xml:space="preserve"> El perezoso desea mucho, pero obtiene poco; el que trabaja obtendrá todo lo que desea.</w:t>
       </w:r>
     </w:p>
     <w:p>
@@ -7777,7 +7777,7 @@
         <w:rPr>
           <w:lang w:val="es_ES" w:bidi="es_ES"/>
         </w:rPr>
-        <w:t xml:space="preserve"> El justo detesta la mentira;el malvado trae deshonra y vergüenza.</w:t>
+        <w:t xml:space="preserve"> El justo detesta la mentira; el malvado trae deshonra y vergüenza.</w:t>
       </w:r>
     </w:p>
     <w:p>
@@ -7798,7 +7798,7 @@
         <w:rPr>
           <w:lang w:val="es_ES" w:bidi="es_ES"/>
         </w:rPr>
-        <w:t xml:space="preserve"> La justicia protege a la persona que es recta;la maldad destruye al pecador.</w:t>
+        <w:t xml:space="preserve"> La justicia protege a la persona que es recta; la maldad destruye al pecador.</w:t>
       </w:r>
     </w:p>
     <w:p>
@@ -7819,7 +7819,7 @@
         <w:rPr>
           <w:lang w:val="es_ES" w:bidi="es_ES"/>
         </w:rPr>
-        <w:t xml:space="preserve"> Hay pobres que aparentan ser ricos;hay ricos que aparentan ser pobres.</w:t>
+        <w:t xml:space="preserve"> Hay pobres que aparentan ser ricos; hay ricos que aparentan ser pobres.</w:t>
       </w:r>
     </w:p>
     <w:p>
@@ -7840,7 +7840,7 @@
         <w:rPr>
           <w:lang w:val="es_ES" w:bidi="es_ES"/>
         </w:rPr>
-        <w:t xml:space="preserve"> El rico puede salvar su vida pagando;el pobre ni siquiera recibe amenazas.</w:t>
+        <w:t xml:space="preserve"> El rico puede salvar su vida pagando; el pobre ni siquiera recibe amenazas.</w:t>
       </w:r>
     </w:p>
     <w:p>
@@ -7861,7 +7861,7 @@
         <w:rPr>
           <w:lang w:val="es_ES" w:bidi="es_ES"/>
         </w:rPr>
-        <w:t xml:space="preserve"> La luz de los justos brilla con intensidad;los malvados son como lámpara apagada.</w:t>
+        <w:t xml:space="preserve"> La luz de los justos brilla con intensidad; los malvados son como lámpara apagada.</w:t>
       </w:r>
     </w:p>
     <w:p>
@@ -7882,7 +7882,7 @@
         <w:rPr>
           <w:lang w:val="es_ES" w:bidi="es_ES"/>
         </w:rPr>
-        <w:t xml:space="preserve"> El orgullo conduce a la discusión,pero los que escuchan consejos tienen sabiduría.</w:t>
+        <w:t xml:space="preserve"> El orgullo conduce a la discusión, pero los que escuchan consejos tienen sabiduría.</w:t>
       </w:r>
     </w:p>
     <w:p>
@@ -7903,7 +7903,7 @@
         <w:rPr>
           <w:lang w:val="es_ES" w:bidi="es_ES"/>
         </w:rPr>
-        <w:t xml:space="preserve"> La riqueza mal ganada se esfuma pronto;la obtenida con ahorro se multiplica.</w:t>
+        <w:t xml:space="preserve"> La riqueza mal ganada se esfuma pronto; la obtenida con ahorro se multiplica.</w:t>
       </w:r>
     </w:p>
     <w:p>
@@ -7924,7 +7924,7 @@
         <w:rPr>
           <w:lang w:val="es_ES" w:bidi="es_ES"/>
         </w:rPr>
-        <w:t xml:space="preserve"> La esperanza frustrada trae angustia al corazón;el deseo cumplido es como un árbol de vida.</w:t>
+        <w:t xml:space="preserve"> La esperanza frustrada trae angustia al corazón; el deseo cumplido es como un árbol de vida.</w:t>
       </w:r>
     </w:p>
     <w:p>
@@ -7945,7 +7945,7 @@
         <w:rPr>
           <w:lang w:val="es_ES" w:bidi="es_ES"/>
         </w:rPr>
-        <w:t xml:space="preserve"> El que menosprecia la instrucción pagará las consecuencias;el que la respeta recibirá su recompensa.</w:t>
+        <w:t xml:space="preserve"> El que menosprecia la instrucción pagará las consecuencias; el que la respeta recibirá su recompensa.</w:t>
       </w:r>
     </w:p>
     <w:p>
@@ -7966,7 +7966,7 @@
         <w:rPr>
           <w:lang w:val="es_ES" w:bidi="es_ES"/>
         </w:rPr>
-        <w:t xml:space="preserve"> La enseñanza del sabio es fuente de vida;libra de los lazos de la muerte.</w:t>
+        <w:t xml:space="preserve"> La enseñanza del sabio es fuente de vida; libra de los lazos de la muerte.</w:t>
       </w:r>
     </w:p>
     <w:p>
@@ -7987,7 +7987,7 @@
         <w:rPr>
           <w:lang w:val="es_ES" w:bidi="es_ES"/>
         </w:rPr>
-        <w:t xml:space="preserve"> El buen juicio trae aprecio;el camino del traidor lleva a la ruina.</w:t>
+        <w:t xml:space="preserve"> El buen juicio trae aprecio; el camino del traidor lleva a la ruina.</w:t>
       </w:r>
     </w:p>
     <w:p>
@@ -8008,7 +8008,7 @@
         <w:rPr>
           <w:lang w:val="es_ES" w:bidi="es_ES"/>
         </w:rPr>
-        <w:t xml:space="preserve"> El prudente actúa con inteligencia;el necio presume de su necedad.</w:t>
+        <w:t xml:space="preserve"> El prudente actúa con inteligencia; el necio presume de su necedad.</w:t>
       </w:r>
     </w:p>
     <w:p>
@@ -8050,7 +8050,7 @@
         <w:rPr>
           <w:lang w:val="es_ES" w:bidi="es_ES"/>
         </w:rPr>
-        <w:t xml:space="preserve"> El que rechaza la corrección caerá en pobreza y deshonra;el que la acepta recibirá grandes honores.</w:t>
+        <w:t xml:space="preserve"> El que rechaza la corrección caerá en pobreza y deshonra; el que la acepta recibirá grandes honores.</w:t>
       </w:r>
     </w:p>
     <w:p>
@@ -8071,7 +8071,7 @@
         <w:rPr>
           <w:lang w:val="es_ES" w:bidi="es_ES"/>
         </w:rPr>
-        <w:t xml:space="preserve"> El deseo cumplido trae alegría;el necio detesta apartarse del mal.</w:t>
+        <w:t xml:space="preserve"> El deseo cumplido trae alegría; el necio detesta apartarse del mal.</w:t>
       </w:r>
     </w:p>
     <w:p>
@@ -8092,7 +8092,7 @@
         <w:rPr>
           <w:lang w:val="es_ES" w:bidi="es_ES"/>
         </w:rPr>
-        <w:t xml:space="preserve"> El que anda con sabios será sabio;el que anda con necios acabará lastimado.</w:t>
+        <w:t xml:space="preserve"> El que anda con sabios será sabio; el que anda con necios acabará lastimado.</w:t>
       </w:r>
     </w:p>
     <w:p>
@@ -8113,7 +8113,7 @@
         <w:rPr>
           <w:lang w:val="es_ES" w:bidi="es_ES"/>
         </w:rPr>
-        <w:t xml:space="preserve"> Al pecador lo persiguen los problemas;al justo lo recompensan las bendiciones.</w:t>
+        <w:t xml:space="preserve"> Al pecador lo persiguen los problemas; al justo lo recompensan las bendiciones.</w:t>
       </w:r>
     </w:p>
     <w:p>
@@ -8134,7 +8134,7 @@
         <w:rPr>
           <w:lang w:val="es_ES" w:bidi="es_ES"/>
         </w:rPr>
-        <w:t xml:space="preserve"> El bueno deja herencia a sus nietos;las riquezas del pecador se quedan para los justos.</w:t>
+        <w:t xml:space="preserve"> El bueno deja herencia a sus nietos; las riquezas del pecador se quedan para los justos.</w:t>
       </w:r>
     </w:p>
     <w:p>
@@ -8155,7 +8155,7 @@
         <w:rPr>
           <w:lang w:val="es_ES" w:bidi="es_ES"/>
         </w:rPr>
-        <w:t xml:space="preserve"> En el campo del pobre abunda la comida;pero la injusticia acaba con toda.</w:t>
+        <w:t xml:space="preserve"> En el campo del pobre abunda la comida; pero la injusticia acaba con toda.</w:t>
       </w:r>
     </w:p>
     <w:p>
@@ -8176,7 +8176,7 @@
         <w:rPr>
           <w:lang w:val="es_ES" w:bidi="es_ES"/>
         </w:rPr>
-        <w:t xml:space="preserve"> El que no corrige a su hijo no lo ama;el que lo ama lo corrige.</w:t>
+        <w:t xml:space="preserve"> El que no corrige a su hijo no lo ama; el que lo ama lo corrige.</w:t>
       </w:r>
     </w:p>
     <w:p>
@@ -8197,7 +8197,7 @@
         <w:rPr>
           <w:lang w:val="es_ES" w:bidi="es_ES"/>
         </w:rPr>
-        <w:t xml:space="preserve"> El justo come hasta quedar satisfecho,pero el malvado se queda con hambre.</w:t>
+        <w:t xml:space="preserve"> El justo come hasta quedar satisfecho, pero el malvado se queda con hambre.</w:t>
       </w:r>
     </w:p>
     <w:p>
@@ -8234,7 +8234,7 @@
         <w:rPr>
           <w:lang w:val="es_ES" w:bidi="es_ES"/>
         </w:rPr>
-        <w:t xml:space="preserve"> La mujer sabia construye su casa;la necia la destruye con sus propias manos.</w:t>
+        <w:t xml:space="preserve"> La mujer sabia construye su casa; la necia la destruye con sus propias manos.</w:t>
       </w:r>
     </w:p>
     <w:p>
@@ -8255,7 +8255,7 @@
         <w:rPr>
           <w:lang w:val="es_ES" w:bidi="es_ES"/>
         </w:rPr>
-        <w:t xml:space="preserve"> El que anda por el camino recto le teme al Señor;el que anda por el camino del mal lo desprecia.</w:t>
+        <w:t xml:space="preserve"> El que anda por el camino recto le teme al Señor; el que anda por el camino del mal lo desprecia.</w:t>
       </w:r>
     </w:p>
     <w:p>
@@ -8276,7 +8276,7 @@
         <w:rPr>
           <w:lang w:val="es_ES" w:bidi="es_ES"/>
         </w:rPr>
-        <w:t xml:space="preserve"> De los labios del necio brota el orgullo;los labios del sabio son su propia protección.</w:t>
+        <w:t xml:space="preserve"> De los labios del necio brota el orgullo; los labios del sabio son su propia protección.</w:t>
       </w:r>
     </w:p>
     <w:p>
@@ -8297,7 +8297,7 @@
         <w:rPr>
           <w:lang w:val="es_ES" w:bidi="es_ES"/>
         </w:rPr>
-        <w:t xml:space="preserve"> El granero está vacío si no hay bueyes;con la fuerza de un buey aumenta la cosecha.</w:t>
+        <w:t xml:space="preserve"> El granero está vacío si no hay bueyes; con la fuerza de un buey aumenta la cosecha.</w:t>
       </w:r>
     </w:p>
     <w:p>
@@ -8318,7 +8318,7 @@
         <w:rPr>
           <w:lang w:val="es_ES" w:bidi="es_ES"/>
         </w:rPr>
-        <w:t xml:space="preserve"> El testigo verdadero nunca miente;el testigo falso solo dice mentiras.</w:t>
+        <w:t xml:space="preserve"> El testigo verdadero nunca miente; el testigo falso solo dice mentiras.</w:t>
       </w:r>
     </w:p>
     <w:p>
@@ -8339,7 +8339,7 @@
         <w:rPr>
           <w:lang w:val="es_ES" w:bidi="es_ES"/>
         </w:rPr>
-        <w:t xml:space="preserve"> El descarado busca sabiduría sin encontrarla;para el inteligente el conocimiento es cosa fácil.</w:t>
+        <w:t xml:space="preserve"> El descarado busca sabiduría sin encontrarla; para el inteligente el conocimiento es cosa fácil.</w:t>
       </w:r>
     </w:p>
     <w:p>
@@ -8360,7 +8360,7 @@
         <w:rPr>
           <w:lang w:val="es_ES" w:bidi="es_ES"/>
         </w:rPr>
-        <w:t xml:space="preserve"> No te acerques al necio,pues no encontrarás sabiduría en sus labios.</w:t>
+        <w:t xml:space="preserve"> No te acerques al necio, pues no encontrarás sabiduría en sus labios.</w:t>
       </w:r>
     </w:p>
     <w:p>
@@ -8381,7 +8381,7 @@
         <w:rPr>
           <w:lang w:val="es_ES" w:bidi="es_ES"/>
         </w:rPr>
-        <w:t xml:space="preserve"> El sabio medita en sus propios caminos;al necio lo engaña su propia necedad.</w:t>
+        <w:t xml:space="preserve"> El sabio medita en sus propios caminos; al necio lo engaña su propia necedad.</w:t>
       </w:r>
     </w:p>
     <w:p>
@@ -8402,7 +8402,7 @@
         <w:rPr>
           <w:lang w:val="es_ES" w:bidi="es_ES"/>
         </w:rPr>
-        <w:t xml:space="preserve"> Los necios se burlan de sus propios pecados,pero entre los justos se encuentra buena voluntad.</w:t>
+        <w:t xml:space="preserve"> Los necios se burlan de sus propios pecados, pero entre los justos se encuentra buena voluntad.</w:t>
       </w:r>
     </w:p>
     <w:p>
@@ -8423,7 +8423,7 @@
         <w:rPr>
           <w:lang w:val="es_ES" w:bidi="es_ES"/>
         </w:rPr>
-        <w:t xml:space="preserve"> Cada corazón conoce su propia amargura;ningún extraño puede compartir su alegría.</w:t>
+        <w:t xml:space="preserve"> Cada corazón conoce su propia amargura; ningún extraño puede compartir su alegría.</w:t>
       </w:r>
     </w:p>
     <w:p>
@@ -8444,7 +8444,7 @@
         <w:rPr>
           <w:lang w:val="es_ES" w:bidi="es_ES"/>
         </w:rPr>
-        <w:t xml:space="preserve"> La casa de los malvados será destruida;la de los justos prosperará.</w:t>
+        <w:t xml:space="preserve"> La casa de los malvados será destruida; la de los justos prosperará.</w:t>
       </w:r>
     </w:p>
     <w:p>
@@ -8465,7 +8465,7 @@
         <w:rPr>
           <w:lang w:val="es_ES" w:bidi="es_ES"/>
         </w:rPr>
-        <w:t xml:space="preserve"> Hay caminos que al ser humano le parecen rectos,pero al final son caminos de muerte.</w:t>
+        <w:t xml:space="preserve"> Hay caminos que al ser humano le parecen rectos, pero al final son caminos de muerte.</w:t>
       </w:r>
     </w:p>
     <w:p>
@@ -8486,7 +8486,7 @@
         <w:rPr>
           <w:lang w:val="es_ES" w:bidi="es_ES"/>
         </w:rPr>
-        <w:t xml:space="preserve"> La risa puede ocultar un dolor en el corazón;cuando acaba la risa, queda esa tristeza.</w:t>
+        <w:t xml:space="preserve"> La risa puede ocultar un dolor en el corazón; cuando acaba la risa, queda esa tristeza.</w:t>
       </w:r>
     </w:p>
     <w:p>
@@ -8507,7 +8507,7 @@
         <w:rPr>
           <w:lang w:val="es_ES" w:bidi="es_ES"/>
         </w:rPr>
-        <w:t xml:space="preserve"> El necio recibirá lo que se merece por su necedad;el bueno recibirá recompensa por sus acciones.</w:t>
+        <w:t xml:space="preserve"> El necio recibirá lo que se merece por su necedad; el bueno recibirá recompensa por sus acciones.</w:t>
       </w:r>
     </w:p>
     <w:p>
@@ -8528,7 +8528,7 @@
         <w:rPr>
           <w:lang w:val="es_ES" w:bidi="es_ES"/>
         </w:rPr>
-        <w:t xml:space="preserve"> El ingenuo cree todo lo que le dicen;el prudente piensa cada paso que da.</w:t>
+        <w:t xml:space="preserve"> El ingenuo cree todo lo que le dicen; el prudente piensa cada paso que da.</w:t>
       </w:r>
     </w:p>
     <w:p>
@@ -8549,7 +8549,7 @@
         <w:rPr>
           <w:lang w:val="es_ES" w:bidi="es_ES"/>
         </w:rPr>
-        <w:t xml:space="preserve"> El sabio teme al Señor y se aparta del mal;el necio es arrogante y actúa con descuido.</w:t>
+        <w:t xml:space="preserve"> El sabio teme al Señor y se aparta del mal; el necio es arrogante y actúa con descuido.</w:t>
       </w:r>
     </w:p>
     <w:p>
@@ -8570,7 +8570,7 @@
         <w:rPr>
           <w:lang w:val="es_ES" w:bidi="es_ES"/>
         </w:rPr>
-        <w:t xml:space="preserve"> El que fácilmente se enoja hace locuras;el perverso es odiado.</w:t>
+        <w:t xml:space="preserve"> El que fácilmente se enoja hace locuras; el perverso es odiado.</w:t>
       </w:r>
     </w:p>
     <w:p>
@@ -8591,7 +8591,7 @@
         <w:rPr>
           <w:lang w:val="es_ES" w:bidi="es_ES"/>
         </w:rPr>
-        <w:t xml:space="preserve"> Los imprudentes heredan necedad;los prudentes se coronan de conocimiento.</w:t>
+        <w:t xml:space="preserve"> Los imprudentes heredan necedad; los prudentes se coronan de conocimiento.</w:t>
       </w:r>
     </w:p>
     <w:p>
@@ -8612,7 +8612,7 @@
         <w:rPr>
           <w:lang w:val="es_ES" w:bidi="es_ES"/>
         </w:rPr>
-        <w:t xml:space="preserve"> Los malvados se inclinarán ante los buenos;los perversos se postrarán ante las puertas de los justos.</w:t>
+        <w:t xml:space="preserve"> Los malvados se inclinarán ante los buenos; los perversos se postrarán ante las puertas de los justos.</w:t>
       </w:r>
     </w:p>
     <w:p>
@@ -8633,7 +8633,7 @@
         <w:rPr>
           <w:lang w:val="es_ES" w:bidi="es_ES"/>
         </w:rPr>
-        <w:t xml:space="preserve"> Al pobre lo desprecian hasta sus amigos;el rico tiene muchos que lo quieren.</w:t>
+        <w:t xml:space="preserve"> Al pobre lo desprecian hasta sus amigos; el rico tiene muchos que lo quieren.</w:t>
       </w:r>
     </w:p>
     <w:p>
@@ -8654,7 +8654,7 @@
         <w:rPr>
           <w:lang w:val="es_ES" w:bidi="es_ES"/>
         </w:rPr>
-        <w:t xml:space="preserve"> Despreciar al prójimo es pecado;feliz el que se compadece de los pobres.</w:t>
+        <w:t xml:space="preserve"> Despreciar al prójimo es pecado; feliz el que se compadece de los pobres.</w:t>
       </w:r>
     </w:p>
     <w:p>
@@ -8675,7 +8675,7 @@
         <w:rPr>
           <w:lang w:val="es_ES" w:bidi="es_ES"/>
         </w:rPr>
-        <w:t xml:space="preserve"> Los que planean el mal se perderán;los que buscan el bien encontrarán amor y fidelidad.</w:t>
+        <w:t xml:space="preserve"> Los que planean el mal se perderán; los que buscan el bien encontrarán amor y fidelidad.</w:t>
       </w:r>
     </w:p>
     <w:p>
@@ -8696,7 +8696,7 @@
         <w:rPr>
           <w:lang w:val="es_ES" w:bidi="es_ES"/>
         </w:rPr>
-        <w:t xml:space="preserve"> El trabajo tiene recompensa;el hablar mucho solo trae pobreza.</w:t>
+        <w:t xml:space="preserve"> El trabajo tiene recompensa; el hablar mucho solo trae pobreza.</w:t>
       </w:r>
     </w:p>
     <w:p>
@@ -8717,7 +8717,7 @@
         <w:rPr>
           <w:lang w:val="es_ES" w:bidi="es_ES"/>
         </w:rPr>
-        <w:t xml:space="preserve"> La corona del sabio es su sabiduría;la de los necios es su necedad.</w:t>
+        <w:t xml:space="preserve"> La corona del sabio es su sabiduría; la de los necios es su necedad.</w:t>
       </w:r>
     </w:p>
     <w:p>
@@ -8738,7 +8738,7 @@
         <w:rPr>
           <w:lang w:val="es_ES" w:bidi="es_ES"/>
         </w:rPr>
-        <w:t xml:space="preserve"> El testigo verdadero libra de la muerte;el testigo falso solo engaña.</w:t>
+        <w:t xml:space="preserve"> El testigo verdadero libra de la muerte; el testigo falso solo engaña.</w:t>
       </w:r>
     </w:p>
     <w:p>
@@ -8759,7 +8759,7 @@
         <w:rPr>
           <w:lang w:val="es_ES" w:bidi="es_ES"/>
         </w:rPr>
-        <w:t xml:space="preserve"> El que honra al Señor está seguro;será un refugio para sus hijos.</w:t>
+        <w:t xml:space="preserve"> El que honra al Señor está seguro; será un refugio para sus hijos.</w:t>
       </w:r>
     </w:p>
     <w:p>
@@ -8780,7 +8780,7 @@
         <w:rPr>
           <w:lang w:val="es_ES" w:bidi="es_ES"/>
         </w:rPr>
-        <w:t xml:space="preserve"> Honrar al Señor es fuente de vida;libra al ser humano de los lazos de la muerte.</w:t>
+        <w:t xml:space="preserve"> Honrar al Señor es fuente de vida; libra al ser humano de los lazos de la muerte.</w:t>
       </w:r>
     </w:p>
     <w:p>
@@ -8801,7 +8801,7 @@
         <w:rPr>
           <w:lang w:val="es_ES" w:bidi="es_ES"/>
         </w:rPr>
-        <w:t xml:space="preserve"> La gloria del rey es gobernar a muchos;está arruinado si gobierna a pocos.</w:t>
+        <w:t xml:space="preserve"> La gloria del rey es gobernar a muchos; está arruinado si gobierna a pocos.</w:t>
       </w:r>
     </w:p>
     <w:p>
@@ -8822,7 +8822,7 @@
         <w:rPr>
           <w:lang w:val="es_ES" w:bidi="es_ES"/>
         </w:rPr>
-        <w:t xml:space="preserve"> El que controla su enojo es muy inteligente;el que se enoja fácilmente es un necio.</w:t>
+        <w:t xml:space="preserve"> El que controla su enojo es muy inteligente; el que se enoja fácilmente es un necio.</w:t>
       </w:r>
     </w:p>
     <w:p>
@@ -8843,7 +8843,7 @@
         <w:rPr>
           <w:lang w:val="es_ES" w:bidi="es_ES"/>
         </w:rPr>
-        <w:t xml:space="preserve"> El corazón tranquilo le da vida al cuerpo;la envidia corroe los huesos.</w:t>
+        <w:t xml:space="preserve"> El corazón tranquilo le da vida al cuerpo; la envidia corroe los huesos.</w:t>
       </w:r>
     </w:p>
     <w:p>
@@ -8885,7 +8885,7 @@
         <w:rPr>
           <w:lang w:val="es_ES" w:bidi="es_ES"/>
         </w:rPr>
-        <w:t xml:space="preserve"> Al malvado lo aplasta su propia maldad;al justo lo protege su integridad.</w:t>
+        <w:t xml:space="preserve"> Al malvado lo aplasta su propia maldad; al justo lo protege su integridad.</w:t>
       </w:r>
     </w:p>
     <w:p>
@@ -8906,7 +8906,7 @@
         <w:rPr>
           <w:lang w:val="es_ES" w:bidi="es_ES"/>
         </w:rPr>
-        <w:t xml:space="preserve"> La sabiduría habita en el corazón de los sabios,pero los necios ni la conocen.</w:t>
+        <w:t xml:space="preserve"> La sabiduría habita en el corazón de los sabios, pero los necios ni la conocen.</w:t>
       </w:r>
     </w:p>
     <w:p>
@@ -8927,7 +8927,7 @@
         <w:rPr>
           <w:lang w:val="es_ES" w:bidi="es_ES"/>
         </w:rPr>
-        <w:t xml:space="preserve"> La justicia engrandece a una nación,pero el pecado es una vergüenza para cualquier pueblo.</w:t>
+        <w:t xml:space="preserve"> La justicia engrandece a una nación, pero el pecado es una vergüenza para cualquier pueblo.</w:t>
       </w:r>
     </w:p>
     <w:p>
@@ -8948,7 +8948,7 @@
         <w:rPr>
           <w:lang w:val="es_ES" w:bidi="es_ES"/>
         </w:rPr>
-        <w:t xml:space="preserve"> El rey se alegra en el siervo inteligente,pero su ira cae sobre el sinvergüenza.</w:t>
+        <w:t xml:space="preserve"> El rey se alegra en el siervo inteligente, pero su ira cae sobre el sinvergüenza.</w:t>
       </w:r>
     </w:p>
     <w:p>
@@ -8985,7 +8985,7 @@
         <w:rPr>
           <w:lang w:val="es_ES" w:bidi="es_ES"/>
         </w:rPr>
-        <w:t xml:space="preserve"> La respuesta amable calma el enojo;la respuesta grosera lo enciende más.</w:t>
+        <w:t xml:space="preserve"> La respuesta amable calma el enojo; la respuesta grosera lo enciende más.</w:t>
       </w:r>
     </w:p>
     <w:p>
@@ -9006,7 +9006,7 @@
         <w:rPr>
           <w:lang w:val="es_ES" w:bidi="es_ES"/>
         </w:rPr>
-        <w:t xml:space="preserve"> De la lengua de los sabios brota conocimiento;de la boca de los necios brotan necedades.</w:t>
+        <w:t xml:space="preserve"> De la lengua de los sabios brota conocimiento; de la boca de los necios brotan necedades.</w:t>
       </w:r>
     </w:p>
     <w:p>
@@ -9027,7 +9027,7 @@
         <w:rPr>
           <w:lang w:val="es_ES" w:bidi="es_ES"/>
         </w:rPr>
-        <w:t xml:space="preserve"> Los ojos del Señor miran por todas partes;vigilan a los buenos y a los malos.</w:t>
+        <w:t xml:space="preserve"> Los ojos del Señor miran por todas partes; vigilan a los buenos y a los malos.</w:t>
       </w:r>
     </w:p>
     <w:p>
@@ -9048,7 +9048,7 @@
         <w:rPr>
           <w:lang w:val="es_ES" w:bidi="es_ES"/>
         </w:rPr>
-        <w:t xml:space="preserve"> La lengua que consuela es árbol de vida;la lengua engañosa lastima el espíritu.</w:t>
+        <w:t xml:space="preserve"> La lengua que consuela es árbol de vida; la lengua engañosa lastima el espíritu.</w:t>
       </w:r>
     </w:p>
     <w:p>
@@ -9069,7 +9069,7 @@
         <w:rPr>
           <w:lang w:val="es_ES" w:bidi="es_ES"/>
         </w:rPr>
-        <w:t xml:space="preserve"> El necio menosprecia la corrección de su padre;el que la toma en cuenta demuestra inteligencia.</w:t>
+        <w:t xml:space="preserve"> El necio menosprecia la corrección de su padre; el que la toma en cuenta demuestra inteligencia.</w:t>
       </w:r>
     </w:p>
     <w:p>
@@ -9090,7 +9090,7 @@
         <w:rPr>
           <w:lang w:val="es_ES" w:bidi="es_ES"/>
         </w:rPr>
-        <w:t xml:space="preserve"> En la casa del justo hay gran abundancia;en las ganancias del malvado hay grandes problemas.</w:t>
+        <w:t xml:space="preserve"> En la casa del justo hay gran abundancia; en las ganancias del malvado hay grandes problemas.</w:t>
       </w:r>
     </w:p>
     <w:p>
@@ -9111,7 +9111,7 @@
         <w:rPr>
           <w:lang w:val="es_ES" w:bidi="es_ES"/>
         </w:rPr>
-        <w:t xml:space="preserve"> Los labios del sabio esparcen sabiduría;el corazón del necio no la conoce.</w:t>
+        <w:t xml:space="preserve"> Los labios del sabio esparcen sabiduría; el corazón del necio no la conoce.</w:t>
       </w:r>
     </w:p>
     <w:p>
@@ -9132,7 +9132,7 @@
         <w:rPr>
           <w:lang w:val="es_ES" w:bidi="es_ES"/>
         </w:rPr>
-        <w:t xml:space="preserve"> El Señor detesta las ofrendas de los malvados;se deleita en las oraciones del justo.</w:t>
+        <w:t xml:space="preserve"> El Señor detesta las ofrendas de los malvados; se deleita en las oraciones del justo.</w:t>
       </w:r>
     </w:p>
     <w:p>
@@ -9153,7 +9153,7 @@
         <w:rPr>
           <w:lang w:val="es_ES" w:bidi="es_ES"/>
         </w:rPr>
-        <w:t xml:space="preserve"> El Señor aborrece el camino de los malvados,pero ama a quienes procuran la justicia.</w:t>
+        <w:t xml:space="preserve"> El Señor aborrece el camino de los malvados, pero ama a quienes procuran la justicia.</w:t>
       </w:r>
     </w:p>
     <w:p>
@@ -9174,7 +9174,7 @@
         <w:rPr>
           <w:lang w:val="es_ES" w:bidi="es_ES"/>
         </w:rPr>
-        <w:t xml:space="preserve"> El que se descarría será castigado;el que aborrece la corrección morirá.</w:t>
+        <w:t xml:space="preserve"> El que se descarría será castigado; el que aborrece la corrección morirá.</w:t>
       </w:r>
     </w:p>
     <w:p>
@@ -9195,7 +9195,7 @@
         <w:rPr>
           <w:lang w:val="es_ES" w:bidi="es_ES"/>
         </w:rPr>
-        <w:t xml:space="preserve"> Ante el Señor están las profundidades de la muerte y del sepulcro;¡con mayor razón el corazón de los seres humanos!</w:t>
+        <w:t xml:space="preserve"> Ante el Señor están las profundidades de la muerte y del sepulcro; ¡con mayor razón el corazón de los seres humanos!</w:t>
       </w:r>
     </w:p>
     <w:p>
@@ -9216,7 +9216,7 @@
         <w:rPr>
           <w:lang w:val="es_ES" w:bidi="es_ES"/>
         </w:rPr>
-        <w:t xml:space="preserve"> El insolente no ama a quien lo corrige;no busca la compañía de los sabios.</w:t>
+        <w:t xml:space="preserve"> El insolente no ama a quien lo corrige; no busca la compañía de los sabios.</w:t>
       </w:r>
     </w:p>
     <w:p>
@@ -9237,7 +9237,7 @@
         <w:rPr>
           <w:lang w:val="es_ES" w:bidi="es_ES"/>
         </w:rPr>
-        <w:t xml:space="preserve"> El corazón feliz alegra la cara;el corazón lastimado entristece el espíritu.</w:t>
+        <w:t xml:space="preserve"> El corazón feliz alegra la cara; el corazón lastimado entristece el espíritu.</w:t>
       </w:r>
     </w:p>
     <w:p>
@@ -9258,7 +9258,7 @@
         <w:rPr>
           <w:lang w:val="es_ES" w:bidi="es_ES"/>
         </w:rPr>
-        <w:t xml:space="preserve"> El corazón sabio busca el conocimiento;la boca de los necios se alimenta de necedades.</w:t>
+        <w:t xml:space="preserve"> El corazón sabio busca el conocimiento; la boca de los necios se alimenta de necedades.</w:t>
       </w:r>
     </w:p>
     <w:p>
@@ -9279,7 +9279,7 @@
         <w:rPr>
           <w:lang w:val="es_ES" w:bidi="es_ES"/>
         </w:rPr>
-        <w:t xml:space="preserve"> Para el afligido, todos los días traen problemas;para el que está feliz, todos los días son de fiesta.</w:t>
+        <w:t xml:space="preserve"> Para el afligido, todos los días traen problemas; para el que está feliz, todos los días son de fiesta.</w:t>
       </w:r>
     </w:p>
     <w:p>
@@ -9300,7 +9300,7 @@
         <w:rPr>
           <w:lang w:val="es_ES" w:bidi="es_ES"/>
         </w:rPr>
-        <w:t xml:space="preserve"> Más vale tener poco y honrar al Señorque tener muchos tesoros y grandes angustias.</w:t>
+        <w:t xml:space="preserve"> Más vale tener poco y honrar al Señor que tener muchos tesoros y grandes angustias.</w:t>
       </w:r>
     </w:p>
     <w:p>
@@ -9321,7 +9321,7 @@
         <w:rPr>
           <w:lang w:val="es_ES" w:bidi="es_ES"/>
         </w:rPr>
-        <w:t xml:space="preserve"> Es mejor comer verduras sazonadas con amorque gran banquete de carne, pero con odio.</w:t>
+        <w:t xml:space="preserve"> Es mejor comer verduras sazonadas con amor que gran banquete de carne, pero con odio.</w:t>
       </w:r>
     </w:p>
     <w:p>
@@ -9342,7 +9342,7 @@
         <w:rPr>
           <w:lang w:val="es_ES" w:bidi="es_ES"/>
         </w:rPr>
-        <w:t xml:space="preserve"> El que se enoja fácilmente provoca peleas;el que controla su enojo las apacigua.</w:t>
+        <w:t xml:space="preserve"> El que se enoja fácilmente provoca peleas; el que controla su enojo las apacigua.</w:t>
       </w:r>
     </w:p>
     <w:p>
@@ -9363,7 +9363,7 @@
         <w:rPr>
           <w:lang w:val="es_ES" w:bidi="es_ES"/>
         </w:rPr>
-        <w:t xml:space="preserve"> El camino del perezoso está lleno de espinas;la senda del justo es como una calzada.</w:t>
+        <w:t xml:space="preserve"> El camino del perezoso está lleno de espinas; la senda del justo es como una calzada.</w:t>
       </w:r>
     </w:p>
     <w:p>
@@ -9384,7 +9384,7 @@
         <w:rPr>
           <w:lang w:val="es_ES" w:bidi="es_ES"/>
         </w:rPr>
-        <w:t xml:space="preserve"> El hijo sabio alegra a su padre;el hijo necio menosprecia a su madre.</w:t>
+        <w:t xml:space="preserve"> El hijo sabio alegra a su padre; el hijo necio menosprecia a su madre.</w:t>
       </w:r>
     </w:p>
     <w:p>
@@ -9405,7 +9405,7 @@
         <w:rPr>
           <w:lang w:val="es_ES" w:bidi="es_ES"/>
         </w:rPr>
-        <w:t xml:space="preserve"> El necio está contento con su falta de juicio;el inteligente corrige sus propios pasos.</w:t>
+        <w:t xml:space="preserve"> El necio está contento con su falta de juicio; el inteligente corrige sus propios pasos.</w:t>
       </w:r>
     </w:p>
     <w:p>
@@ -9426,7 +9426,7 @@
         <w:rPr>
           <w:lang w:val="es_ES" w:bidi="es_ES"/>
         </w:rPr>
-        <w:t xml:space="preserve"> La falta de consejo frustra los planes;la abundancia de consejo los prospera.</w:t>
+        <w:t xml:space="preserve"> La falta de consejo frustra los planes; la abundancia de consejo los prospera.</w:t>
       </w:r>
     </w:p>
     <w:p>
@@ -9447,7 +9447,7 @@
         <w:rPr>
           <w:lang w:val="es_ES" w:bidi="es_ES"/>
         </w:rPr>
-        <w:t xml:space="preserve"> Qué grato es dar la respuesta adecuada;y más aún cuando es oportuna.</w:t>
+        <w:t xml:space="preserve"> Qué grato es dar la respuesta adecuada; y más aún cuando es oportuna.</w:t>
       </w:r>
     </w:p>
     <w:p>
@@ -9468,7 +9468,7 @@
         <w:rPr>
           <w:lang w:val="es_ES" w:bidi="es_ES"/>
         </w:rPr>
-        <w:t xml:space="preserve"> El camino de los sabios sube hacia la vida;los libra de bajar al dominio de los muertos.</w:t>
+        <w:t xml:space="preserve"> El camino de los sabios sube hacia la vida; los libra de bajar al dominio de los muertos.</w:t>
       </w:r>
     </w:p>
     <w:p>
@@ -9489,7 +9489,7 @@
         <w:rPr>
           <w:lang w:val="es_ES" w:bidi="es_ES"/>
         </w:rPr>
-        <w:t xml:space="preserve"> El Señor destruye la casa del orgulloso;protege la propiedad de la viuda.</w:t>
+        <w:t xml:space="preserve"> El Señor destruye la casa del orgulloso; protege la propiedad de la viuda.</w:t>
       </w:r>
     </w:p>
     <w:p>
@@ -9510,7 +9510,7 @@
         <w:rPr>
           <w:lang w:val="es_ES" w:bidi="es_ES"/>
         </w:rPr>
-        <w:t xml:space="preserve"> El Señor detesta el pensamiento de los malvados,pero se complace en las palabras limpias.</w:t>
+        <w:t xml:space="preserve"> El Señor detesta el pensamiento de los malvados, pero se complace en las palabras limpias.</w:t>
       </w:r>
     </w:p>
     <w:p>
@@ -9531,7 +9531,7 @@
         <w:rPr>
           <w:lang w:val="es_ES" w:bidi="es_ES"/>
         </w:rPr>
-        <w:t xml:space="preserve"> El ambicioso trae dolor a toda su familia;el que aborrece el soborno vivirá.</w:t>
+        <w:t xml:space="preserve"> El ambicioso trae dolor a toda su familia; el que aborrece el soborno vivirá.</w:t>
       </w:r>
     </w:p>
     <w:p>
@@ -9552,7 +9552,7 @@
         <w:rPr>
           <w:lang w:val="es_ES" w:bidi="es_ES"/>
         </w:rPr>
-        <w:t xml:space="preserve"> El justo piensa antes de responder,pero de la boca del malvado sale maldad.</w:t>
+        <w:t xml:space="preserve"> El justo piensa antes de responder, pero de la boca del malvado sale maldad.</w:t>
       </w:r>
     </w:p>
     <w:p>
@@ -9573,7 +9573,7 @@
         <w:rPr>
           <w:lang w:val="es_ES" w:bidi="es_ES"/>
         </w:rPr>
-        <w:t xml:space="preserve"> El Señor está lejos de los malvados,pero escucha las oraciones de los justos.</w:t>
+        <w:t xml:space="preserve"> El Señor está lejos de los malvados, pero escucha las oraciones de los justos.</w:t>
       </w:r>
     </w:p>
     <w:p>
@@ -9594,7 +9594,7 @@
         <w:rPr>
           <w:lang w:val="es_ES" w:bidi="es_ES"/>
         </w:rPr>
-        <w:t xml:space="preserve"> La mirada que brilla trae alegría al corazón;las buenas noticias dan nuevas fuerzas.</w:t>
+        <w:t xml:space="preserve"> La mirada que brilla trae alegría al corazón; las buenas noticias dan nuevas fuerzas.</w:t>
       </w:r>
     </w:p>
     <w:p>
@@ -9636,7 +9636,7 @@
         <w:rPr>
           <w:lang w:val="es_ES" w:bidi="es_ES"/>
         </w:rPr>
-        <w:t xml:space="preserve"> El que rechaza la corrección se daña a sí mismo;el que atiende la reprensión gana entendimiento.</w:t>
+        <w:t xml:space="preserve"> El que rechaza la corrección se daña a sí mismo; el que atiende la reprensión gana entendimiento.</w:t>
       </w:r>
     </w:p>
     <w:p>
@@ -9657,7 +9657,7 @@
         <w:rPr>
           <w:lang w:val="es_ES" w:bidi="es_ES"/>
         </w:rPr>
-        <w:t xml:space="preserve"> Temer al Señor enseña sabiduría;primero viene la humildad y luego la honra.</w:t>
+        <w:t xml:space="preserve"> Temer al Señor enseña sabiduría; primero viene la humildad y luego la honra.</w:t>
       </w:r>
     </w:p>
     <w:p>
@@ -9694,7 +9694,7 @@
         <w:rPr>
           <w:lang w:val="es_ES" w:bidi="es_ES"/>
         </w:rPr>
-        <w:t xml:space="preserve"> El ser humano hace planes,pero es Dios quien dirige.</w:t>
+        <w:t xml:space="preserve"> El ser humano hace planes, pero es Dios quien dirige.</w:t>
       </w:r>
     </w:p>
     <w:p>
@@ -9715,7 +9715,7 @@
         <w:rPr>
           <w:lang w:val="es_ES" w:bidi="es_ES"/>
         </w:rPr>
-        <w:t xml:space="preserve"> La gente piensa que todo lo que hace es justo,pero el Señor juzga las intenciones.</w:t>
+        <w:t xml:space="preserve"> La gente piensa que todo lo que hace es justo, pero el Señor juzga las intenciones.</w:t>
       </w:r>
     </w:p>
     <w:p>
@@ -9736,7 +9736,7 @@
         <w:rPr>
           <w:lang w:val="es_ES" w:bidi="es_ES"/>
         </w:rPr>
-        <w:t xml:space="preserve"> Encomienda al Señor todo lo que hagas,y tus planes tendrán éxito.</w:t>
+        <w:t xml:space="preserve"> Encomienda al Señor todo lo que hagas, y tus planes tendrán éxito.</w:t>
       </w:r>
     </w:p>
     <w:p>
@@ -9757,7 +9757,7 @@
         <w:rPr>
           <w:lang w:val="es_ES" w:bidi="es_ES"/>
         </w:rPr>
-        <w:t xml:space="preserve"> El Señor tiene un propósito para todo lo que hace;hasta al malvado lo hizo para el día del desastre.</w:t>
+        <w:t xml:space="preserve"> El Señor tiene un propósito para todo lo que hace; hasta al malvado lo hizo para el día del desastre.</w:t>
       </w:r>
     </w:p>
     <w:p>
@@ -9778,7 +9778,7 @@
         <w:rPr>
           <w:lang w:val="es_ES" w:bidi="es_ES"/>
         </w:rPr>
-        <w:t xml:space="preserve"> El Señor aborrece a los orgullosos;puedes estar seguro de que no quedarán sin castigo.</w:t>
+        <w:t xml:space="preserve"> El Señor aborrece a los orgullosos; puedes estar seguro de que no quedarán sin castigo.</w:t>
       </w:r>
     </w:p>
     <w:p>
@@ -9799,7 +9799,7 @@
         <w:rPr>
           <w:lang w:val="es_ES" w:bidi="es_ES"/>
         </w:rPr>
-        <w:t xml:space="preserve"> Con amor y verdad se perdona el pecado;con respeto al Señor se evita el mal.</w:t>
+        <w:t xml:space="preserve"> Con amor y verdad se perdona el pecado; con respeto al Señor se evita el mal.</w:t>
       </w:r>
     </w:p>
     <w:p>
@@ -9820,7 +9820,7 @@
         <w:rPr>
           <w:lang w:val="es_ES" w:bidi="es_ES"/>
         </w:rPr>
-        <w:t xml:space="preserve"> Cuando al Señor le agrada la conducta de alguien,hasta con sus enemigos lo reconcilia.</w:t>
+        <w:t xml:space="preserve"> Cuando al Señor le agrada la conducta de alguien, hasta con sus enemigos lo reconcilia.</w:t>
       </w:r>
     </w:p>
     <w:p>
@@ -9841,7 +9841,7 @@
         <w:rPr>
           <w:lang w:val="es_ES" w:bidi="es_ES"/>
         </w:rPr>
-        <w:t xml:space="preserve"> Más vale tener poco y ser justoque tener mucho y ser injusto.</w:t>
+        <w:t xml:space="preserve"> Más vale tener poco y ser justo que tener mucho y ser injusto.</w:t>
       </w:r>
     </w:p>
     <w:p>
@@ -9862,7 +9862,7 @@
         <w:rPr>
           <w:lang w:val="es_ES" w:bidi="es_ES"/>
         </w:rPr>
-        <w:t xml:space="preserve"> El ser humano elabora sus propios planes,pero es el Señor quien dirige sus pasos.</w:t>
+        <w:t xml:space="preserve"> El ser humano elabora sus propios planes, pero es el Señor quien dirige sus pasos.</w:t>
       </w:r>
     </w:p>
     <w:p>
@@ -9883,7 +9883,7 @@
         <w:rPr>
           <w:lang w:val="es_ES" w:bidi="es_ES"/>
         </w:rPr>
-        <w:t xml:space="preserve"> La sentencia está en labios del rey;en el veredicto que emite no hay error.</w:t>
+        <w:t xml:space="preserve"> La sentencia está en labios del rey; en el veredicto que emite no hay error.</w:t>
       </w:r>
     </w:p>
     <w:p>
@@ -9904,7 +9904,7 @@
         <w:rPr>
           <w:lang w:val="es_ES" w:bidi="es_ES"/>
         </w:rPr>
-        <w:t xml:space="preserve"> Las pesas y las balanzas justas son del Señor;todas las medidas las estableció él.</w:t>
+        <w:t xml:space="preserve"> Las pesas y las balanzas justas son del Señor; todas las medidas las estableció él.</w:t>
       </w:r>
     </w:p>
     <w:p>
@@ -9925,7 +9925,7 @@
         <w:rPr>
           <w:lang w:val="es_ES" w:bidi="es_ES"/>
         </w:rPr>
-        <w:t xml:space="preserve"> El rey detesta la maldadporque su trono se basa en la justicia.</w:t>
+        <w:t xml:space="preserve"> El rey detesta la maldad porque su trono se basa en la justicia.</w:t>
       </w:r>
     </w:p>
     <w:p>
@@ -9946,7 +9946,7 @@
         <w:rPr>
           <w:lang w:val="es_ES" w:bidi="es_ES"/>
         </w:rPr>
-        <w:t xml:space="preserve"> Al rey le agradan los labios honestos;aprecia a quien habla con la verdad.</w:t>
+        <w:t xml:space="preserve"> Al rey le agradan los labios honestos; aprecia a quien habla con la verdad.</w:t>
       </w:r>
     </w:p>
     <w:p>
@@ -9967,7 +9967,7 @@
         <w:rPr>
           <w:lang w:val="es_ES" w:bidi="es_ES"/>
         </w:rPr>
-        <w:t xml:space="preserve"> La ira del rey anuncia muerte,pero el sabio la apacigua.</w:t>
+        <w:t xml:space="preserve"> La ira del rey anuncia muerte, pero el sabio la apacigua.</w:t>
       </w:r>
     </w:p>
     <w:p>
@@ -9988,7 +9988,7 @@
         <w:rPr>
           <w:lang w:val="es_ES" w:bidi="es_ES"/>
         </w:rPr>
-        <w:t xml:space="preserve"> El rostro radiante del rey es signo de vida;su favor es como lluvia en primavera.</w:t>
+        <w:t xml:space="preserve"> El rostro radiante del rey es signo de vida; su favor es como lluvia en primavera.</w:t>
       </w:r>
     </w:p>
     <w:p>
@@ -10009,7 +10009,7 @@
         <w:rPr>
           <w:lang w:val="es_ES" w:bidi="es_ES"/>
         </w:rPr>
-        <w:t xml:space="preserve"> Es mejor adquirir sabiduría que oro;es mejor adquirir inteligencia que plata.</w:t>
+        <w:t xml:space="preserve"> Es mejor adquirir sabiduría que oro; es mejor adquirir inteligencia que plata.</w:t>
       </w:r>
     </w:p>
     <w:p>
@@ -10030,7 +10030,7 @@
         <w:rPr>
           <w:lang w:val="es_ES" w:bidi="es_ES"/>
         </w:rPr>
-        <w:t xml:space="preserve"> El camino del justo se aparta del mal;el que cuida su vida vigila su camino.</w:t>
+        <w:t xml:space="preserve"> El camino del justo se aparta del mal; el que cuida su vida vigila su camino.</w:t>
       </w:r>
     </w:p>
     <w:p>
@@ -10051,7 +10051,7 @@
         <w:rPr>
           <w:lang w:val="es_ES" w:bidi="es_ES"/>
         </w:rPr>
-        <w:t xml:space="preserve"> Al orgullo le sigue la destrucción;a la altanería le sigue el fracaso.</w:t>
+        <w:t xml:space="preserve"> Al orgullo le sigue la destrucción; a la altanería le sigue el fracaso.</w:t>
       </w:r>
     </w:p>
     <w:p>
@@ -10072,7 +10072,7 @@
         <w:rPr>
           <w:lang w:val="es_ES" w:bidi="es_ES"/>
         </w:rPr>
-        <w:t xml:space="preserve"> Es mejor ser humilde con los pobresque participar del botín de los soberbios.</w:t>
+        <w:t xml:space="preserve"> Es mejor ser humilde con los pobres que participar del botín de los soberbios.</w:t>
       </w:r>
     </w:p>
     <w:p>
@@ -10093,7 +10093,7 @@
         <w:rPr>
           <w:lang w:val="es_ES" w:bidi="es_ES"/>
         </w:rPr>
-        <w:t xml:space="preserve"> El que hace caso a la palabra prospera;¡feliz el que confía en el Señor!</w:t>
+        <w:t xml:space="preserve"> El que hace caso a la palabra prospera; ¡feliz el que confía en el Señor!</w:t>
       </w:r>
     </w:p>
     <w:p>
@@ -10114,7 +10114,7 @@
         <w:rPr>
           <w:lang w:val="es_ES" w:bidi="es_ES"/>
         </w:rPr>
-        <w:t xml:space="preserve"> Al sabio de corazón se le llama inteligente;las palabras persuasivas promueven el saber.</w:t>
+        <w:t xml:space="preserve"> Al sabio de corazón se le llama inteligente; las palabras persuasivas promueven el saber.</w:t>
       </w:r>
     </w:p>
     <w:p>
@@ -10135,7 +10135,7 @@
         <w:rPr>
           <w:lang w:val="es_ES" w:bidi="es_ES"/>
         </w:rPr>
-        <w:t xml:space="preserve"> La prudencia es fuente de vida para quien la posee;la necedad es la recompensa del necio.</w:t>
+        <w:t xml:space="preserve"> La prudencia es fuente de vida para quien la posee; la necedad es la recompensa del necio.</w:t>
       </w:r>
     </w:p>
     <w:p>
@@ -10156,7 +10156,7 @@
         <w:rPr>
           <w:lang w:val="es_ES" w:bidi="es_ES"/>
         </w:rPr>
-        <w:t xml:space="preserve"> El sabio hace prudentes sus palabras;sus labios promueven el saber.</w:t>
+        <w:t xml:space="preserve"> El sabio hace prudentes sus palabras; sus labios promueven el saber.</w:t>
       </w:r>
     </w:p>
     <w:p>
@@ -10177,7 +10177,7 @@
         <w:rPr>
           <w:lang w:val="es_ES" w:bidi="es_ES"/>
         </w:rPr>
-        <w:t xml:space="preserve"> Las palabras amables son como la miel,endulzan el alma y dan salud al cuerpo.</w:t>
+        <w:t xml:space="preserve"> Las palabras amables son como la miel, endulzan el alma y dan salud al cuerpo.</w:t>
       </w:r>
     </w:p>
     <w:p>
@@ -10198,7 +10198,7 @@
         <w:rPr>
           <w:lang w:val="es_ES" w:bidi="es_ES"/>
         </w:rPr>
-        <w:t xml:space="preserve"> Hay un camino que parece recto,pero termina siendo camino de muerte.</w:t>
+        <w:t xml:space="preserve"> Hay un camino que parece recto, pero termina siendo camino de muerte.</w:t>
       </w:r>
     </w:p>
     <w:p>
@@ -10219,7 +10219,7 @@
         <w:rPr>
           <w:lang w:val="es_ES" w:bidi="es_ES"/>
         </w:rPr>
-        <w:t xml:space="preserve"> El hambre obliga al obrero a trabajar;su propio apetito lo mueve.</w:t>
+        <w:t xml:space="preserve"> El hambre obliga al obrero a trabajar; su propio apetito lo mueve.</w:t>
       </w:r>
     </w:p>
     <w:p>
@@ -10240,7 +10240,7 @@
         <w:rPr>
           <w:lang w:val="es_ES" w:bidi="es_ES"/>
         </w:rPr>
-        <w:t xml:space="preserve"> El perverso anda en busca de la maldad;sus palabras son como fuego devorador.</w:t>
+        <w:t xml:space="preserve"> El perverso anda en busca de la maldad; sus palabras son como fuego devorador.</w:t>
       </w:r>
     </w:p>
     <w:p>
@@ -10261,7 +10261,7 @@
         <w:rPr>
           <w:lang w:val="es_ES" w:bidi="es_ES"/>
         </w:rPr>
-        <w:t xml:space="preserve"> El perverso provoca peleas;el chismoso enfrenta a los mejores amigos.</w:t>
+        <w:t xml:space="preserve"> El perverso provoca peleas; el chismoso enfrenta a los mejores amigos.</w:t>
       </w:r>
     </w:p>
     <w:p>
@@ -10282,7 +10282,7 @@
         <w:rPr>
           <w:lang w:val="es_ES" w:bidi="es_ES"/>
         </w:rPr>
-        <w:t xml:space="preserve"> El violento engaña a sus amigosy los conduce por el mal camino.</w:t>
+        <w:t xml:space="preserve"> El violento engaña a sus amigos y los conduce por el mal camino.</w:t>
       </w:r>
     </w:p>
     <w:p>
@@ -10303,7 +10303,7 @@
         <w:rPr>
           <w:lang w:val="es_ES" w:bidi="es_ES"/>
         </w:rPr>
-        <w:t xml:space="preserve"> El que guiña el ojo planea hacer lo malo;el que se muerde los labios ya lo llevó a cabo.</w:t>
+        <w:t xml:space="preserve"> El que guiña el ojo planea hacer lo malo; el que se muerde los labios ya lo llevó a cabo.</w:t>
       </w:r>
     </w:p>
     <w:p>
@@ -10324,7 +10324,7 @@
         <w:rPr>
           <w:lang w:val="es_ES" w:bidi="es_ES"/>
         </w:rPr>
-        <w:t xml:space="preserve"> Las canas son corona de gloria;se obtienen siguiendo el camino de la justicia.</w:t>
+        <w:t xml:space="preserve"> Las canas son corona de gloria; se obtienen siguiendo el camino de la justicia.</w:t>
       </w:r>
     </w:p>
     <w:p>
@@ -10345,7 +10345,7 @@
         <w:rPr>
           <w:lang w:val="es_ES" w:bidi="es_ES"/>
         </w:rPr>
-        <w:t xml:space="preserve"> Es mejor ser paciente que bravo;mejor es tener dominio propio que conquistar una ciudad.</w:t>
+        <w:t xml:space="preserve"> Es mejor ser paciente que bravo; mejor es tener dominio propio que conquistar una ciudad.</w:t>
       </w:r>
     </w:p>
     <w:p>
@@ -10366,7 +10366,7 @@
         <w:rPr>
           <w:lang w:val="es_ES" w:bidi="es_ES"/>
         </w:rPr>
-        <w:t xml:space="preserve"> Uno puede echar suertes,pero es el Señor quien decide el resultado.</w:t>
+        <w:t xml:space="preserve"> Uno puede echar suertes, pero es el Señor quien decide el resultado.</w:t>
       </w:r>
     </w:p>
     <w:p>
@@ -10403,7 +10403,7 @@
         <w:rPr>
           <w:lang w:val="es_ES" w:bidi="es_ES"/>
         </w:rPr>
-        <w:t xml:space="preserve"> Es mejor comer un pan duro en pazque tener banquete entre pleitos.</w:t>
+        <w:t xml:space="preserve"> Es mejor comer un pan duro en paz que tener banquete entre pleitos.</w:t>
       </w:r>
     </w:p>
     <w:p>
@@ -10424,7 +10424,7 @@
         <w:rPr>
           <w:lang w:val="es_ES" w:bidi="es_ES"/>
         </w:rPr>
-        <w:t xml:space="preserve"> El siervo sabio gobernará al hijo sinvergüenzay compartirá la herencia con los otros hermanos.</w:t>
+        <w:t xml:space="preserve"> El siervo sabio gobernará al hijo sinvergüenza y compartirá la herencia con los otros hermanos.</w:t>
       </w:r>
     </w:p>
     <w:p>
@@ -10445,7 +10445,7 @@
         <w:rPr>
           <w:lang w:val="es_ES" w:bidi="es_ES"/>
         </w:rPr>
-        <w:t xml:space="preserve"> La plata y el oro se prueban con el fuego,pasando por el horno,pero al corazón lo prueba el Señor.</w:t>
+        <w:t xml:space="preserve"> La plata y el oro se prueban con el fuego, pasando por el horno, pero al corazón lo prueba el Señor.</w:t>
       </w:r>
     </w:p>
     <w:p>
@@ -10466,7 +10466,7 @@
         <w:rPr>
           <w:lang w:val="es_ES" w:bidi="es_ES"/>
         </w:rPr>
-        <w:t xml:space="preserve"> El malvado escucha los labios malvados;el mentiroso hace caso a la lengua maliciosa.</w:t>
+        <w:t xml:space="preserve"> El malvado escucha los labios malvados; el mentiroso hace caso a la lengua maliciosa.</w:t>
       </w:r>
     </w:p>
     <w:p>
@@ -10487,7 +10487,7 @@
         <w:rPr>
           <w:lang w:val="es_ES" w:bidi="es_ES"/>
         </w:rPr>
-        <w:t xml:space="preserve"> El que se burla del pobre ofende a su Creador;el que se alegra de su desgracia será castigado.</w:t>
+        <w:t xml:space="preserve"> El que se burla del pobre ofende a su Creador; el que se alegra de su desgracia será castigado.</w:t>
       </w:r>
     </w:p>
     <w:p>
@@ -10508,7 +10508,7 @@
         <w:rPr>
           <w:lang w:val="es_ES" w:bidi="es_ES"/>
         </w:rPr>
-        <w:t xml:space="preserve"> Los nietos son la corona del anciano;los padres son el orgullo de sus hijos.</w:t>
+        <w:t xml:space="preserve"> Los nietos son la corona del anciano; los padres son el orgullo de sus hijos.</w:t>
       </w:r>
     </w:p>
     <w:p>
@@ -10529,7 +10529,7 @@
         <w:rPr>
           <w:lang w:val="es_ES" w:bidi="es_ES"/>
         </w:rPr>
-        <w:t xml:space="preserve"> No es propio de los necios decir cosas elevadas,ni de los reyes decir mentiras.</w:t>
+        <w:t xml:space="preserve"> No es propio de los necios decir cosas elevadas, ni de los reyes decir mentiras.</w:t>
       </w:r>
     </w:p>
     <w:p>
@@ -10550,7 +10550,7 @@
         <w:rPr>
           <w:lang w:val="es_ES" w:bidi="es_ES"/>
         </w:rPr>
-        <w:t xml:space="preserve"> El soborno es como una piedra mágica para el que lo da;a donde va, le da buenos resultados.</w:t>
+        <w:t xml:space="preserve"> El soborno es como una piedra mágica para el que lo da; a donde va, le da buenos resultados.</w:t>
       </w:r>
     </w:p>
     <w:p>
@@ -10571,7 +10571,7 @@
         <w:rPr>
           <w:lang w:val="es_ES" w:bidi="es_ES"/>
         </w:rPr>
-        <w:t xml:space="preserve"> El que perdona la ofensa conserva el amor;el que insiste en ella separa a los mejores amigos.</w:t>
+        <w:t xml:space="preserve"> El que perdona la ofensa conserva el amor; el que insiste en ella separa a los mejores amigos.</w:t>
       </w:r>
     </w:p>
     <w:p>
@@ -10592,7 +10592,7 @@
         <w:rPr>
           <w:lang w:val="es_ES" w:bidi="es_ES"/>
         </w:rPr>
-        <w:t xml:space="preserve"> Es mejor un solo regaño al entendidoque cien azotes en la espalda del necio.</w:t>
+        <w:t xml:space="preserve"> Es mejor un solo regaño al entendido que 100 azotes en la espalda del necio.</w:t>
       </w:r>
     </w:p>
     <w:p>
@@ -10613,7 +10613,7 @@
         <w:rPr>
           <w:lang w:val="es_ES" w:bidi="es_ES"/>
         </w:rPr>
-        <w:t xml:space="preserve"> El rebelde solo busca pelea;por eso enviarán contra él un mensajero cruel.</w:t>
+        <w:t xml:space="preserve"> El rebelde solo busca pelea; por eso enviarán contra él un mensajero cruel.</w:t>
       </w:r>
     </w:p>
     <w:p>
@@ -10634,7 +10634,7 @@
         <w:rPr>
           <w:lang w:val="es_ES" w:bidi="es_ES"/>
         </w:rPr>
-        <w:t xml:space="preserve"> Es mejor toparse con un oso enfurecidoque con un necio empeñado en su necedad.</w:t>
+        <w:t xml:space="preserve"> Es mejor toparse con un oso enfurecido que con un necio empeñado en su necedad.</w:t>
       </w:r>
     </w:p>
     <w:p>
@@ -10676,7 +10676,7 @@
         <w:rPr>
           <w:lang w:val="es_ES" w:bidi="es_ES"/>
         </w:rPr>
-        <w:t xml:space="preserve"> Empezar una pelea es como romper una represa;así que mejor no la empieces.</w:t>
+        <w:t xml:space="preserve"> Empezar una pelea es como romper una represa; así que mejor no la empieces.</w:t>
       </w:r>
     </w:p>
     <w:p>
@@ -10697,7 +10697,7 @@
         <w:rPr>
           <w:lang w:val="es_ES" w:bidi="es_ES"/>
         </w:rPr>
-        <w:t xml:space="preserve"> El Señor aborrece que se perdone al culpabley se condene al inocente.</w:t>
+        <w:t xml:space="preserve"> El Señor aborrece que se perdone al culpable y se condene al inocente.</w:t>
       </w:r>
     </w:p>
     <w:p>
@@ -10718,7 +10718,7 @@
         <w:rPr>
           <w:lang w:val="es_ES" w:bidi="es_ES"/>
         </w:rPr>
-        <w:t xml:space="preserve"> ¿De qué le sirve al necio tener dinero?¿Acaso podría comprar sabiduría si no tiene entendimiento?</w:t>
+        <w:t xml:space="preserve"> ¿De qué le sirve al necio tener dinero? ¿Acaso podría comprar sabiduría si no tiene entendimiento?</w:t>
       </w:r>
     </w:p>
     <w:p>
@@ -10739,7 +10739,7 @@
         <w:rPr>
           <w:lang w:val="es_ES" w:bidi="es_ES"/>
         </w:rPr>
-        <w:t xml:space="preserve"> El verdadero amigo ama en todo momento,y en tiempos de necesidad es como un hermano.</w:t>
+        <w:t xml:space="preserve"> El verdadero amigo ama en todo momento, y en tiempos de necesidad es como un hermano.</w:t>
       </w:r>
     </w:p>
     <w:p>
@@ -10760,7 +10760,7 @@
         <w:rPr>
           <w:lang w:val="es_ES" w:bidi="es_ES"/>
         </w:rPr>
-        <w:t xml:space="preserve"> El que es imprudente se comprometey se hace responsable por su vecino.</w:t>
+        <w:t xml:space="preserve"> El que es imprudente se compromete y se hace responsable por su vecino.</w:t>
       </w:r>
     </w:p>
     <w:p>
@@ -10781,7 +10781,7 @@
         <w:rPr>
           <w:lang w:val="es_ES" w:bidi="es_ES"/>
         </w:rPr>
-        <w:t xml:space="preserve"> Al que le gusta pecar le gusta pelear;el que abre mucho la boca busca que lo destruyan.</w:t>
+        <w:t xml:space="preserve"> Al que le gusta pecar le gusta pelear; el que abre mucho la boca busca que lo destruyan.</w:t>
       </w:r>
     </w:p>
     <w:p>
@@ -10802,7 +10802,7 @@
         <w:rPr>
           <w:lang w:val="es_ES" w:bidi="es_ES"/>
         </w:rPr>
-        <w:t xml:space="preserve"> El de corazón perverso jamás prospera;el de lengua mentirosa caerá en desgracia.</w:t>
+        <w:t xml:space="preserve"> El de corazón perverso jamás prospera; el de lengua mentirosa caerá en desgracia.</w:t>
       </w:r>
     </w:p>
     <w:p>
@@ -10823,7 +10823,7 @@
         <w:rPr>
           <w:lang w:val="es_ES" w:bidi="es_ES"/>
         </w:rPr>
-        <w:t xml:space="preserve"> Es doloroso ser el padre de un necio;no hay alegría en ser el padre de un insensato.</w:t>
+        <w:t xml:space="preserve"> Es doloroso ser el padre de un necio; no hay alegría en ser el padre de un insensato.</w:t>
       </w:r>
     </w:p>
     <w:p>
@@ -10844,7 +10844,7 @@
         <w:rPr>
           <w:lang w:val="es_ES" w:bidi="es_ES"/>
         </w:rPr>
-        <w:t xml:space="preserve"> El corazón alegre es una buena medicina;el ánimo triste debilita el cuerpo.</w:t>
+        <w:t xml:space="preserve"> El corazón alegre es una buena medicina; el ánimo triste debilita el cuerpo.</w:t>
       </w:r>
     </w:p>
     <w:p>
@@ -10865,7 +10865,7 @@
         <w:rPr>
           <w:lang w:val="es_ES" w:bidi="es_ES"/>
         </w:rPr>
-        <w:t xml:space="preserve"> El malvado acepta soborno en secretopara torcer la justicia.</w:t>
+        <w:t xml:space="preserve"> El malvado acepta soborno en secreto para torcer la justicia.</w:t>
       </w:r>
     </w:p>
     <w:p>
@@ -10886,7 +10886,7 @@
         <w:rPr>
           <w:lang w:val="es_ES" w:bidi="es_ES"/>
         </w:rPr>
-        <w:t xml:space="preserve"> La meta del prudente es la sabiduría;el necio divaga contemplando vanos horizontes.</w:t>
+        <w:t xml:space="preserve"> La meta del prudente es la sabiduría; el necio divaga contemplando vanos horizontes.</w:t>
       </w:r>
     </w:p>
     <w:p>
@@ -10907,7 +10907,7 @@
         <w:rPr>
           <w:lang w:val="es_ES" w:bidi="es_ES"/>
         </w:rPr>
-        <w:t xml:space="preserve"> El hijo necio causa dolor a su padre;causa amargura a su madre.</w:t>
+        <w:t xml:space="preserve"> El hijo necio causa dolor a su padre; causa amargura a su madre.</w:t>
       </w:r>
     </w:p>
     <w:p>
@@ -10928,7 +10928,7 @@
         <w:rPr>
           <w:lang w:val="es_ES" w:bidi="es_ES"/>
         </w:rPr>
-        <w:t xml:space="preserve"> No está bien multar al inocenteni castigar al honorable por su rectitud.</w:t>
+        <w:t xml:space="preserve"> No está bien multar al inocente ni castigar al honorable por su rectitud.</w:t>
       </w:r>
     </w:p>
     <w:p>
@@ -10949,7 +10949,7 @@
         <w:rPr>
           <w:lang w:val="es_ES" w:bidi="es_ES"/>
         </w:rPr>
-        <w:t xml:space="preserve"> El sabio retiene su lengua;el inteligente se sabe controlar.</w:t>
+        <w:t xml:space="preserve"> El sabio retiene su lengua; el inteligente se sabe controlar.</w:t>
       </w:r>
     </w:p>
     <w:p>
@@ -10970,7 +10970,7 @@
         <w:rPr>
           <w:lang w:val="es_ES" w:bidi="es_ES"/>
         </w:rPr>
-        <w:t xml:space="preserve"> Hasta un necio puede parecer sabio si guarda silencio;se le considera prudente si cierra la boca.</w:t>
+        <w:t xml:space="preserve"> Hasta un necio puede parecer sabio si guarda silencio; se le considera prudente si cierra la boca.</w:t>
       </w:r>
     </w:p>
     <w:p>
@@ -11007,7 +11007,7 @@
         <w:rPr>
           <w:lang w:val="es_ES" w:bidi="es_ES"/>
         </w:rPr>
-        <w:t xml:space="preserve"> El egoísta solo busca su propio bien;está en contra de todo buen consejo.</w:t>
+        <w:t xml:space="preserve"> El egoísta solo busca su propio bien; está en contra de todo buen consejo.</w:t>
       </w:r>
     </w:p>
     <w:p>
@@ -11028,7 +11028,7 @@
         <w:rPr>
           <w:lang w:val="es_ES" w:bidi="es_ES"/>
         </w:rPr>
-        <w:t xml:space="preserve"> Al necio no le interesa la inteligencia;solo quiere presumir de su propia opinión.</w:t>
+        <w:t xml:space="preserve"> Al necio no le interesa la inteligencia; solo quiere presumir de su propia opinión.</w:t>
       </w:r>
     </w:p>
     <w:p>
@@ -11049,7 +11049,7 @@
         <w:rPr>
           <w:lang w:val="es_ES" w:bidi="es_ES"/>
         </w:rPr>
-        <w:t xml:space="preserve"> Con la maldad viene el desprecio;con la vergüenza llega la deshonra.</w:t>
+        <w:t xml:space="preserve"> Con la maldad viene el desprecio; con la vergüenza llega la deshonra.</w:t>
       </w:r>
     </w:p>
     <w:p>
@@ -11070,7 +11070,7 @@
         <w:rPr>
           <w:lang w:val="es_ES" w:bidi="es_ES"/>
         </w:rPr>
-        <w:t xml:space="preserve"> Las palabras del ser humano son aguas profundas;las palabras de sabiduría son como un arroyo refrescante.</w:t>
+        <w:t xml:space="preserve"> Las palabras del ser humano son aguas profundas; las palabras de sabiduría son como un arroyo refrescante.</w:t>
       </w:r>
     </w:p>
     <w:p>
@@ -11091,7 +11091,7 @@
         <w:rPr>
           <w:lang w:val="es_ES" w:bidi="es_ES"/>
         </w:rPr>
-        <w:t xml:space="preserve"> Está mal que un juez favorezca al culpable;no está bien condenar al inocente.</w:t>
+        <w:t xml:space="preserve"> Está mal que un juez favorezca al culpable; no está bien condenar al inocente.</w:t>
       </w:r>
     </w:p>
     <w:p>
@@ -11112,7 +11112,7 @@
         <w:rPr>
           <w:lang w:val="es_ES" w:bidi="es_ES"/>
         </w:rPr>
-        <w:t xml:space="preserve"> Los labios del necio lo meten en peleas;sus palabras le acarrean golpes.</w:t>
+        <w:t xml:space="preserve"> Los labios del necio lo meten en peleas; sus palabras le acarrean golpes.</w:t>
       </w:r>
     </w:p>
     <w:p>
@@ -11133,7 +11133,7 @@
         <w:rPr>
           <w:lang w:val="es_ES" w:bidi="es_ES"/>
         </w:rPr>
-        <w:t xml:space="preserve"> La boca del necio es su ruina;sus labios son una trampa mortal.</w:t>
+        <w:t xml:space="preserve"> La boca del necio es su ruina; sus labios son una trampa mortal.</w:t>
       </w:r>
     </w:p>
     <w:p>
@@ -11154,7 +11154,7 @@
         <w:rPr>
           <w:lang w:val="es_ES" w:bidi="es_ES"/>
         </w:rPr>
-        <w:t xml:space="preserve"> Los chismes son como bocados deliciosos;penetran hasta lo más profundo del ser.</w:t>
+        <w:t xml:space="preserve"> Los chismes son como bocados deliciosos; penetran hasta lo más profundo del ser.</w:t>
       </w:r>
     </w:p>
     <w:p>
@@ -11175,7 +11175,7 @@
         <w:rPr>
           <w:lang w:val="es_ES" w:bidi="es_ES"/>
         </w:rPr>
-        <w:t xml:space="preserve"> El que peca de pereza es pernicioso,tanto como el destructor.</w:t>
+        <w:t xml:space="preserve"> El que peca de pereza es pernicioso, tanto como el destructor.</w:t>
       </w:r>
     </w:p>
     <w:p>
@@ -11196,7 +11196,7 @@
         <w:rPr>
           <w:lang w:val="es_ES" w:bidi="es_ES"/>
         </w:rPr>
-        <w:t xml:space="preserve"> El nombre del Señor es una torre poderosa;los justos acuden a ella y están a salvo.</w:t>
+        <w:t xml:space="preserve"> El nombre del Señor es una torre poderosa; los justos acuden a ella y están a salvo.</w:t>
       </w:r>
     </w:p>
     <w:p>
@@ -11217,7 +11217,7 @@
         <w:rPr>
           <w:lang w:val="es_ES" w:bidi="es_ES"/>
         </w:rPr>
-        <w:t xml:space="preserve"> El rico piensa que su riqueza es una ciudad fortificada;imagina que sus muros son infranqueables.</w:t>
+        <w:t xml:space="preserve"> El rico piensa que su riqueza es una ciudad fortificada; imagina que sus muros son infranqueables.</w:t>
       </w:r>
     </w:p>
     <w:p>
@@ -11238,7 +11238,7 @@
         <w:rPr>
           <w:lang w:val="es_ES" w:bidi="es_ES"/>
         </w:rPr>
-        <w:t xml:space="preserve"> Primero viene el orgullo, pero luego el fracaso;primero la humildad y luego los honores.</w:t>
+        <w:t xml:space="preserve"> Primero viene el orgullo, pero luego el fracaso; primero la humildad y luego los honores.</w:t>
       </w:r>
     </w:p>
     <w:p>
@@ -11280,7 +11280,7 @@
         <w:rPr>
           <w:lang w:val="es_ES" w:bidi="es_ES"/>
         </w:rPr>
-        <w:t xml:space="preserve"> El ánimo puede sostener al enfermo;¿pero quién puede levantar al que está abatido?</w:t>
+        <w:t xml:space="preserve"> El ánimo puede sostener al enfermo; ¿pero quién puede levantar al que está abatido?</w:t>
       </w:r>
     </w:p>
     <w:p>
@@ -11301,7 +11301,7 @@
         <w:rPr>
           <w:lang w:val="es_ES" w:bidi="es_ES"/>
         </w:rPr>
-        <w:t xml:space="preserve"> El inteligente adquiere conocimiento;el sabio procura encontrarlo.</w:t>
+        <w:t xml:space="preserve"> El inteligente adquiere conocimiento; el sabio procura encontrarlo.</w:t>
       </w:r>
     </w:p>
     <w:p>
@@ -11322,7 +11322,7 @@
         <w:rPr>
           <w:lang w:val="es_ES" w:bidi="es_ES"/>
         </w:rPr>
-        <w:t xml:space="preserve"> Con regalos se abren todas las puertas;se llega a la presencia de gente importante.</w:t>
+        <w:t xml:space="preserve"> Con regalos se abren todas las puertas; se llega a la presencia de gente importante.</w:t>
       </w:r>
     </w:p>
     <w:p>
@@ -11343,7 +11343,7 @@
         <w:rPr>
           <w:lang w:val="es_ES" w:bidi="es_ES"/>
         </w:rPr>
-        <w:t xml:space="preserve"> El primero que da su versión parece que dice la verdad;hasta que llega el otro y lo desmiente.</w:t>
+        <w:t xml:space="preserve"> El primero que da su versión parece que dice la verdad; hasta que llega el otro y lo desmiente.</w:t>
       </w:r>
     </w:p>
     <w:p>
@@ -11364,7 +11364,7 @@
         <w:rPr>
           <w:lang w:val="es_ES" w:bidi="es_ES"/>
         </w:rPr>
-        <w:t xml:space="preserve"> Echar suertes termina con los pleitosy decide entre los enfrentados.</w:t>
+        <w:t xml:space="preserve"> Echar suertes termina con los pleitos y decide entre los enfrentados.</w:t>
       </w:r>
     </w:p>
     <w:p>
@@ -11385,7 +11385,7 @@
         <w:rPr>
           <w:lang w:val="es_ES" w:bidi="es_ES"/>
         </w:rPr>
-        <w:t xml:space="preserve"> Más resiste el hermano ofendido que una ciudad amurallada;los pleitos son como cerrojos de fortalezas.</w:t>
+        <w:t xml:space="preserve"> Más resiste el hermano ofendido que una ciudad amurallada; los pleitos son como cerrojos de fortalezas.</w:t>
       </w:r>
     </w:p>
     <w:p>
@@ -11406,7 +11406,7 @@
         <w:rPr>
           <w:lang w:val="es_ES" w:bidi="es_ES"/>
         </w:rPr>
-        <w:t xml:space="preserve"> El ser humano se llena con el fruto de su boca;se sacia con lo que habla.</w:t>
+        <w:t xml:space="preserve"> El ser humano se llena con el fruto de su boca; se sacia con lo que habla.</w:t>
       </w:r>
     </w:p>
     <w:p>
@@ -11427,7 +11427,7 @@
         <w:rPr>
           <w:lang w:val="es_ES" w:bidi="es_ES"/>
         </w:rPr>
-        <w:t xml:space="preserve"> La lengua tiene poder de vida y de muerte;los que la aman sufrirán las consecuencias.</w:t>
+        <w:t xml:space="preserve"> La lengua tiene poder de vida y de muerte; los que la aman sufrirán las consecuencias.</w:t>
       </w:r>
     </w:p>
     <w:p>
@@ -11469,7 +11469,7 @@
         <w:rPr>
           <w:lang w:val="es_ES" w:bidi="es_ES"/>
         </w:rPr>
-        <w:t xml:space="preserve"> El pobre pide con súplicas;el rico responde con arrogancia.</w:t>
+        <w:t xml:space="preserve"> El pobre pide con súplicas; el rico responde con arrogancia.</w:t>
       </w:r>
     </w:p>
     <w:p>
@@ -11490,7 +11490,7 @@
         <w:rPr>
           <w:lang w:val="es_ES" w:bidi="es_ES"/>
         </w:rPr>
-        <w:t xml:space="preserve"> Hay amigos que nos llevan a la ruina;pero hay amigos más fieles que un hermano.</w:t>
+        <w:t xml:space="preserve"> Hay amigos que nos llevan a la ruina; pero hay amigos más fieles que un hermano.</w:t>
       </w:r>
     </w:p>
     <w:p>
@@ -11527,7 +11527,7 @@
         <w:rPr>
           <w:lang w:val="es_ES" w:bidi="es_ES"/>
         </w:rPr>
-        <w:t xml:space="preserve"> Es mejor ser pobre y honradoque necio y de labios mentirosos.</w:t>
+        <w:t xml:space="preserve"> Es mejor ser pobre y honrado que necio y de labios mentirosos.</w:t>
       </w:r>
     </w:p>
     <w:p>
@@ -11548,7 +11548,7 @@
         <w:rPr>
           <w:lang w:val="es_ES" w:bidi="es_ES"/>
         </w:rPr>
-        <w:t xml:space="preserve"> El afán sin conocimiento no es bueno;el que va de prisa puede equivocar el camino.</w:t>
+        <w:t xml:space="preserve"> El afán sin conocimiento no es bueno; el que va de prisa puede equivocar el camino.</w:t>
       </w:r>
     </w:p>
     <w:p>
@@ -11569,7 +11569,7 @@
         <w:rPr>
           <w:lang w:val="es_ES" w:bidi="es_ES"/>
         </w:rPr>
-        <w:t xml:space="preserve"> Por su propia necedad, el ser humano echa a perder su vida;luego se irrita contra el Señor.</w:t>
+        <w:t xml:space="preserve"> Por su propia necedad, el ser humano echa a perder su vida; luego se irrita contra el Señor.</w:t>
       </w:r>
     </w:p>
     <w:p>
@@ -11590,7 +11590,7 @@
         <w:rPr>
           <w:lang w:val="es_ES" w:bidi="es_ES"/>
         </w:rPr>
-        <w:t xml:space="preserve"> La riqueza trae muchos amigos;pero el pobre se queda sin ellos.</w:t>
+        <w:t xml:space="preserve"> La riqueza trae muchos amigos; pero el pobre se queda sin ellos.</w:t>
       </w:r>
     </w:p>
     <w:p>
@@ -11611,7 +11611,7 @@
         <w:rPr>
           <w:lang w:val="es_ES" w:bidi="es_ES"/>
         </w:rPr>
-        <w:t xml:space="preserve"> El testigo falso no escapará del castigo;tampoco el mentiroso se librará.</w:t>
+        <w:t xml:space="preserve"> El testigo falso no escapará del castigo; tampoco el mentiroso se librará.</w:t>
       </w:r>
     </w:p>
     <w:p>
@@ -11632,7 +11632,7 @@
         <w:rPr>
           <w:lang w:val="es_ES" w:bidi="es_ES"/>
         </w:rPr>
-        <w:t xml:space="preserve"> Muchos buscan quedar bien con el poderoso;todos son amigos del que reparte dádivas.</w:t>
+        <w:t xml:space="preserve"> Muchos buscan quedar bien con el poderoso; todos son amigos del que reparte dádivas.</w:t>
       </w:r>
     </w:p>
     <w:p>
@@ -11653,7 +11653,7 @@
         <w:rPr>
           <w:lang w:val="es_ES" w:bidi="es_ES"/>
         </w:rPr>
-        <w:t xml:space="preserve"> Si los parientes del pobre lo aborrecen,con más razón sus amigos se alejan de él;los llama con súplicas, pero ellos ya no están.</w:t>
+        <w:t xml:space="preserve"> Si los parientes del pobre lo aborrecen, con más razón sus amigos se alejan de él; los llama con súplicas, pero ellos ya no están.</w:t>
       </w:r>
     </w:p>
     <w:p>
@@ -11674,7 +11674,7 @@
         <w:rPr>
           <w:lang w:val="es_ES" w:bidi="es_ES"/>
         </w:rPr>
-        <w:t xml:space="preserve"> El que adquiere sabiduría se ama a sí mismo;el que posee entendimiento prospera.</w:t>
+        <w:t xml:space="preserve"> El que adquiere sabiduría se ama a sí mismo; el que posee entendimiento prospera.</w:t>
       </w:r>
     </w:p>
     <w:p>
@@ -11695,7 +11695,7 @@
         <w:rPr>
           <w:lang w:val="es_ES" w:bidi="es_ES"/>
         </w:rPr>
-        <w:t xml:space="preserve"> El testigo falso no se escapará del castigo;el mentiroso perecerá.</w:t>
+        <w:t xml:space="preserve"> El testigo falso no se escapará del castigo; el mentiroso perecerá.</w:t>
       </w:r>
     </w:p>
     <w:p>
@@ -11716,7 +11716,7 @@
         <w:rPr>
           <w:lang w:val="es_ES" w:bidi="es_ES"/>
         </w:rPr>
-        <w:t xml:space="preserve"> No se ve bien que el necio viva con lujoni que el esclavo gobierne a los príncipes.</w:t>
+        <w:t xml:space="preserve"> No se ve bien que el necio viva con lujo ni que el esclavo gobierne a los príncipes.</w:t>
       </w:r>
     </w:p>
     <w:p>
@@ -11737,7 +11737,7 @@
         <w:rPr>
           <w:lang w:val="es_ES" w:bidi="es_ES"/>
         </w:rPr>
-        <w:t xml:space="preserve"> El buen juicio hace a la gente calmar su enojo;pasar por alto la ofensa le trae honra.</w:t>
+        <w:t xml:space="preserve"> El buen juicio hace a la gente calmar su enojo; pasar por alto la ofensa le trae honra.</w:t>
       </w:r>
     </w:p>
     <w:p>
@@ -11758,7 +11758,7 @@
         <w:rPr>
           <w:lang w:val="es_ES" w:bidi="es_ES"/>
         </w:rPr>
-        <w:t xml:space="preserve"> La ira del rey es como el rugido del león;su favor es como el rocío sobre la hierba.</w:t>
+        <w:t xml:space="preserve"> La ira del rey es como el rugido del león; su favor es como el rocío sobre la hierba.</w:t>
       </w:r>
     </w:p>
     <w:p>
@@ -11779,7 +11779,7 @@
         <w:rPr>
           <w:lang w:val="es_ES" w:bidi="es_ES"/>
         </w:rPr>
-        <w:t xml:space="preserve"> El hijo necio es la ruina de su padre;la esposa pendenciera es como gotera constante.</w:t>
+        <w:t xml:space="preserve"> El hijo necio es la ruina de su padre; la esposa pendenciera es como gotera constante.</w:t>
       </w:r>
     </w:p>
     <w:p>
@@ -11800,7 +11800,7 @@
         <w:rPr>
           <w:lang w:val="es_ES" w:bidi="es_ES"/>
         </w:rPr>
-        <w:t xml:space="preserve"> La casa y la riqueza se heredan de los padres;la esposa inteligente es un regalo del Señor.</w:t>
+        <w:t xml:space="preserve"> La casa y la riqueza se heredan de los padres; la esposa inteligente es un regalo del Señor.</w:t>
       </w:r>
     </w:p>
     <w:p>
@@ -11821,7 +11821,7 @@
         <w:rPr>
           <w:lang w:val="es_ES" w:bidi="es_ES"/>
         </w:rPr>
-        <w:t xml:space="preserve"> El perezoso duerme profundamente;el ocioso pasa hambre.</w:t>
+        <w:t xml:space="preserve"> El perezoso duerme profundamente; el ocioso pasa hambre.</w:t>
       </w:r>
     </w:p>
     <w:p>
@@ -11842,7 +11842,7 @@
         <w:rPr>
           <w:lang w:val="es_ES" w:bidi="es_ES"/>
         </w:rPr>
-        <w:t xml:space="preserve"> El que cumple los mandamientos conserva su vida;el que los desprecia la pierde.</w:t>
+        <w:t xml:space="preserve"> El que cumple los mandamientos conserva su vida; el que los desprecia la pierde.</w:t>
       </w:r>
     </w:p>
     <w:p>
@@ -11863,7 +11863,7 @@
         <w:rPr>
           <w:lang w:val="es_ES" w:bidi="es_ES"/>
         </w:rPr>
-        <w:t xml:space="preserve"> Servir al pobre es hacerle un préstamo al Señor;Dios pagará esas buenas acciones.</w:t>
+        <w:t xml:space="preserve"> Servir al pobre es hacerle un préstamo al Señor; Dios pagará esas buenas acciones.</w:t>
       </w:r>
     </w:p>
     <w:p>
@@ -11884,7 +11884,7 @@
         <w:rPr>
           <w:lang w:val="es_ES" w:bidi="es_ES"/>
         </w:rPr>
-        <w:t xml:space="preserve"> Corrige a tu hijo mientras hay esperanza;no arruines su vida.</w:t>
+        <w:t xml:space="preserve"> Corrige a tu hijo mientras hay esperanza; no arruines su vida.</w:t>
       </w:r>
     </w:p>
     <w:p>
@@ -11905,7 +11905,7 @@
         <w:rPr>
           <w:lang w:val="es_ES" w:bidi="es_ES"/>
         </w:rPr>
-        <w:t xml:space="preserve"> La persona de mal carácter recibirá su castigo;si la ayudas a librarse, empeorarás las cosas.</w:t>
+        <w:t xml:space="preserve"> La persona de mal carácter recibirá su castigo; si la ayudas a librarse, empeorarás las cosas.</w:t>
       </w:r>
     </w:p>
     <w:p>
@@ -11926,7 +11926,7 @@
         <w:rPr>
           <w:lang w:val="es_ES" w:bidi="es_ES"/>
         </w:rPr>
-        <w:t xml:space="preserve"> Escucha el consejo y acepta la corrección;así llegarás a ser sabio.</w:t>
+        <w:t xml:space="preserve"> Escucha el consejo y acepta la corrección; así llegarás a ser sabio.</w:t>
       </w:r>
     </w:p>
     <w:p>
@@ -11947,7 +11947,7 @@
         <w:rPr>
           <w:lang w:val="es_ES" w:bidi="es_ES"/>
         </w:rPr>
-        <w:t xml:space="preserve"> Puedes hacer muchos planes,pero la decisión final es del Señor.</w:t>
+        <w:t xml:space="preserve"> Puedes hacer muchos planes, pero la decisión final es del Señor.</w:t>
       </w:r>
     </w:p>
     <w:p>
@@ -11968,7 +11968,7 @@
         <w:rPr>
           <w:lang w:val="es_ES" w:bidi="es_ES"/>
         </w:rPr>
-        <w:t xml:space="preserve"> Lo que se espera del ser humano es lealtad;es mejor ser pobre que mentiroso.</w:t>
+        <w:t xml:space="preserve"> Lo que se espera del ser humano es lealtad; es mejor ser pobre que mentiroso.</w:t>
       </w:r>
     </w:p>
     <w:p>
@@ -11989,7 +11989,7 @@
         <w:rPr>
           <w:lang w:val="es_ES" w:bidi="es_ES"/>
         </w:rPr>
-        <w:t xml:space="preserve"> La reverencia al Señor da vida;aporta seguridad y nos libra de cualquier daño.</w:t>
+        <w:t xml:space="preserve"> La reverencia al Señor da vida; aporta seguridad y nos libra de cualquier daño.</w:t>
       </w:r>
     </w:p>
     <w:p>
@@ -12031,7 +12031,7 @@
         <w:rPr>
           <w:lang w:val="es_ES" w:bidi="es_ES"/>
         </w:rPr>
-        <w:t xml:space="preserve"> Castiga al insolente y el imprudente aprenderá la lección;reprende al sabio y será más sabio.</w:t>
+        <w:t xml:space="preserve"> Castiga al insolente y el imprudente aprenderá la lección; reprende al sabio y será más sabio.</w:t>
       </w:r>
     </w:p>
     <w:p>
@@ -12073,7 +12073,7 @@
         <w:rPr>
           <w:lang w:val="es_ES" w:bidi="es_ES"/>
         </w:rPr>
-        <w:t xml:space="preserve"> Si dejas de atender a la corrección, hijo mío,le habrás dado la espalda al conocimiento.</w:t>
+        <w:t xml:space="preserve"> Si dejas de atender a la corrección, hijo mío, le habrás dado la espalda al conocimiento.</w:t>
       </w:r>
     </w:p>
     <w:p>
@@ -12094,7 +12094,7 @@
         <w:rPr>
           <w:lang w:val="es_ES" w:bidi="es_ES"/>
         </w:rPr>
-        <w:t xml:space="preserve"> El testigo corrupto se burla de la justicia;la boca del malvado traga maldad.</w:t>
+        <w:t xml:space="preserve"> El testigo corrupto se burla de la justicia; la boca del malvado traga maldad.</w:t>
       </w:r>
     </w:p>
     <w:p>
@@ -12115,7 +12115,7 @@
         <w:rPr>
           <w:lang w:val="es_ES" w:bidi="es_ES"/>
         </w:rPr>
-        <w:t xml:space="preserve"> A los insolentes les espera el castigo;a la espalda de los necios, los azotes.</w:t>
+        <w:t xml:space="preserve"> A los insolentes les espera el castigo; a la espalda de los necios, los azotes.</w:t>
       </w:r>
     </w:p>
     <w:p>
@@ -12152,7 +12152,7 @@
         <w:rPr>
           <w:lang w:val="es_ES" w:bidi="es_ES"/>
         </w:rPr>
-        <w:t xml:space="preserve"> El vino lleva al ser humano a la desvergüenza;las bebidas alcohólicas, al escándalo.El que está bajo sus efectos no puede ser sabio.</w:t>
+        <w:t xml:space="preserve"> El vino lleva al ser humano a la desvergüenza; las bebidas alcohólicas, al escándalo. El que está bajo sus efectos no puede ser sabio.</w:t>
       </w:r>
     </w:p>
     <w:p>
@@ -12173,7 +12173,7 @@
         <w:rPr>
           <w:lang w:val="es_ES" w:bidi="es_ES"/>
         </w:rPr>
-        <w:t xml:space="preserve"> La furia del rey es como el rugido del león;provocar su enojo es poner en riesgo la vida.</w:t>
+        <w:t xml:space="preserve"> La furia del rey es como el rugido del león; provocar su enojo es poner en riesgo la vida.</w:t>
       </w:r>
     </w:p>
     <w:p>
@@ -12194,7 +12194,7 @@
         <w:rPr>
           <w:lang w:val="es_ES" w:bidi="es_ES"/>
         </w:rPr>
-        <w:t xml:space="preserve"> Evitar las contiendas es honroso;solo el necio las empieza.</w:t>
+        <w:t xml:space="preserve"> Evitar las contiendas es honroso; solo el necio las empieza.</w:t>
       </w:r>
     </w:p>
     <w:p>
@@ -12215,7 +12215,7 @@
         <w:rPr>
           <w:lang w:val="es_ES" w:bidi="es_ES"/>
         </w:rPr>
-        <w:t xml:space="preserve"> El perezoso no labra la tierra en otoño;en tiempo de cosecha buscará y no hallará.</w:t>
+        <w:t xml:space="preserve"> El perezoso no labra la tierra en otoño; en tiempo de cosecha buscará y no hallará.</w:t>
       </w:r>
     </w:p>
     <w:p>
@@ -12236,7 +12236,7 @@
         <w:rPr>
           <w:lang w:val="es_ES" w:bidi="es_ES"/>
         </w:rPr>
-        <w:t xml:space="preserve"> Los pensamientos secretos son como aguas profundas;el que es inteligente los descubre.</w:t>
+        <w:t xml:space="preserve"> Los pensamientos secretos son como aguas profundas; el que es inteligente los descubre.</w:t>
       </w:r>
     </w:p>
     <w:p>
@@ -12257,7 +12257,7 @@
         <w:rPr>
           <w:lang w:val="es_ES" w:bidi="es_ES"/>
         </w:rPr>
-        <w:t xml:space="preserve"> Muchos dicen que son amigos fieles,¿pero dónde encuentras alguien en quien confiar?</w:t>
+        <w:t xml:space="preserve"> Muchos dicen que son amigos fieles, ¿pero dónde encuentras alguien en quien confiar?</w:t>
       </w:r>
     </w:p>
     <w:p>
@@ -12278,7 +12278,7 @@
         <w:rPr>
           <w:lang w:val="es_ES" w:bidi="es_ES"/>
         </w:rPr>
-        <w:t xml:space="preserve"> El justo lleva una vida recta y honrada;felices son los hijos que vienen detrás de él.</w:t>
+        <w:t xml:space="preserve"> El justo lleva una vida recta y honrada; felices son los hijos que vienen detrás de él.</w:t>
       </w:r>
     </w:p>
     <w:p>
@@ -12299,7 +12299,7 @@
         <w:rPr>
           <w:lang w:val="es_ES" w:bidi="es_ES"/>
         </w:rPr>
-        <w:t xml:space="preserve"> Cuando el rey se sienta en su trono a juzgar,con una sola mirada echa fuera toda maldad.</w:t>
+        <w:t xml:space="preserve"> Cuando el rey se sienta en su trono a juzgar, con una sola mirada echa fuera toda maldad.</w:t>
       </w:r>
     </w:p>
     <w:p>
@@ -12320,7 +12320,7 @@
         <w:rPr>
           <w:lang w:val="es_ES" w:bidi="es_ES"/>
         </w:rPr>
-        <w:t xml:space="preserve"> ¿Quién puede decir: «Tengo puro el corazón»?¿Quién puede afirmar: «Estoy limpio de pecado»?</w:t>
+        <w:t xml:space="preserve"> ¿Quién puede decir: “Tengo puro el corazón”? ¿Quién puede afirmar: “Estoy limpio de pecado”?</w:t>
       </w:r>
     </w:p>
     <w:p>
@@ -12341,7 +12341,7 @@
         <w:rPr>
           <w:lang w:val="es_ES" w:bidi="es_ES"/>
         </w:rPr>
-        <w:t xml:space="preserve"> El Señor aborrece las pesas falsas;las medidas engañosas las detesta.</w:t>
+        <w:t xml:space="preserve"> El Señor aborrece las pesas falsas; las medidas engañosas las detesta.</w:t>
       </w:r>
     </w:p>
     <w:p>
@@ -12362,7 +12362,7 @@
         <w:rPr>
           <w:lang w:val="es_ES" w:bidi="es_ES"/>
         </w:rPr>
-        <w:t xml:space="preserve"> Por sus acciones, el niño revela si su conducta será pura y recta;desde pequeño muestra si su camino será limpio y honesto.</w:t>
+        <w:t xml:space="preserve"> Por sus acciones, el niño revela si su conducta será pura y recta; desde pequeño muestra si su camino será limpio y honesto.</w:t>
       </w:r>
     </w:p>
     <w:p>
@@ -12383,7 +12383,7 @@
         <w:rPr>
           <w:lang w:val="es_ES" w:bidi="es_ES"/>
         </w:rPr>
-        <w:t xml:space="preserve"> El oído para oír y los ojos para ver;ambos son obras de la creación del Señor.</w:t>
+        <w:t xml:space="preserve"> El oído para oír y los ojos para ver; ambos son obras de la creación del Señor.</w:t>
       </w:r>
     </w:p>
     <w:p>
@@ -12404,7 +12404,7 @@
         <w:rPr>
           <w:lang w:val="es_ES" w:bidi="es_ES"/>
         </w:rPr>
-        <w:t xml:space="preserve"> No seas dormilón o terminarás en la pobreza;mantente despierto y tendrás abundante comida.</w:t>
+        <w:t xml:space="preserve"> No seas dormilón o terminarás en la pobreza; mantente despierto y tendrás abundante comida.</w:t>
       </w:r>
     </w:p>
     <w:p>
@@ -12425,7 +12425,7 @@
         <w:rPr>
           <w:lang w:val="es_ES" w:bidi="es_ES"/>
         </w:rPr>
-        <w:t xml:space="preserve"> «¡Esto no sirve!», dice el comprador mientras regatea;pero luego se va y presume de su buena compra.</w:t>
+        <w:t xml:space="preserve"> «¡Esto no sirve!”, dice el comprador mientras regatea; pero luego se va y presume de su buena compra.</w:t>
       </w:r>
     </w:p>
     <w:p>
@@ -12446,7 +12446,7 @@
         <w:rPr>
           <w:lang w:val="es_ES" w:bidi="es_ES"/>
         </w:rPr>
-        <w:t xml:space="preserve"> Las palabras sabias son más valiosas que el oro;más que las piedras preciosas.</w:t>
+        <w:t xml:space="preserve"> Las palabras sabias son más valiosas que el oro; más que las piedras preciosas.</w:t>
       </w:r>
     </w:p>
     <w:p>
@@ -12467,7 +12467,7 @@
         <w:rPr>
           <w:lang w:val="es_ES" w:bidi="es_ES"/>
         </w:rPr>
-        <w:t xml:space="preserve"> Toma en garantía la prenda del que salga fiador de un extraño;exígele una garantía si se hace responsable por un desconocido.</w:t>
+        <w:t xml:space="preserve"> Toma en garantía la prenda del que salga fiador de un extraño; exígele una garantía si se hace responsable por un desconocido.</w:t>
       </w:r>
     </w:p>
     <w:p>
@@ -12488,7 +12488,7 @@
         <w:rPr>
           <w:lang w:val="es_ES" w:bidi="es_ES"/>
         </w:rPr>
-        <w:t xml:space="preserve"> La comida que se gana con engaños tal vez sea sabrosa;pero al final será como llenarse la boca de arena.</w:t>
+        <w:t xml:space="preserve"> La comida que se gana con engaños tal vez sea sabrosa; pero al final será como llenarse la boca de arena.</w:t>
       </w:r>
     </w:p>
     <w:p>
@@ -12509,7 +12509,7 @@
         <w:rPr>
           <w:lang w:val="es_ES" w:bidi="es_ES"/>
         </w:rPr>
-        <w:t xml:space="preserve"> El buen consejo asegura el éxito de los planes;no vayas a la guerra sin una buena estrategia.</w:t>
+        <w:t xml:space="preserve"> El buen consejo asegura el éxito de los planes; no vayas a la guerra sin una buena estrategia.</w:t>
       </w:r>
     </w:p>
     <w:p>
@@ -12530,7 +12530,7 @@
         <w:rPr>
           <w:lang w:val="es_ES" w:bidi="es_ES"/>
         </w:rPr>
-        <w:t xml:space="preserve"> El chismoso cuenta los secretos;no te juntes con el que habla de más.</w:t>
+        <w:t xml:space="preserve"> El chismoso cuenta los secretos; no te juntes con el que habla de más.</w:t>
       </w:r>
     </w:p>
     <w:p>
@@ -12551,7 +12551,7 @@
         <w:rPr>
           <w:lang w:val="es_ES" w:bidi="es_ES"/>
         </w:rPr>
-        <w:t xml:space="preserve"> Al que maldice a su padre o a su madre,la lámpara se le apagará en la más terrible oscuridad.</w:t>
+        <w:t xml:space="preserve"> Al que maldice a su padre o a su madre, la lámpara se le apagará en la más terrible oscuridad.</w:t>
       </w:r>
     </w:p>
     <w:p>
@@ -12572,7 +12572,7 @@
         <w:rPr>
           <w:lang w:val="es_ES" w:bidi="es_ES"/>
         </w:rPr>
-        <w:t xml:space="preserve"> La herencia exigida antes de su horaal final no traerá alegría.</w:t>
+        <w:t xml:space="preserve"> La herencia exigida antes de su hora al final no traerá alegría.</w:t>
       </w:r>
     </w:p>
     <w:p>
@@ -12593,7 +12593,7 @@
         <w:rPr>
           <w:lang w:val="es_ES" w:bidi="es_ES"/>
         </w:rPr>
-        <w:t xml:space="preserve"> No digas: «¡Me vengaré por el mal que me has hecho!».Confía en el Señor y él actuará por ti.</w:t>
+        <w:t xml:space="preserve"> No digas: «¡Me vengaré por el mal que me has hecho!”. Confía en el Señor y él actuará por ti.</w:t>
       </w:r>
     </w:p>
     <w:p>
@@ -12614,7 +12614,7 @@
         <w:rPr>
           <w:lang w:val="es_ES" w:bidi="es_ES"/>
         </w:rPr>
-        <w:t xml:space="preserve"> El Señor aborrece las pesas falsas;detesta el uso de medidas engañosas.</w:t>
+        <w:t xml:space="preserve"> El Señor aborrece las pesas falsas; detesta el uso de medidas engañosas.</w:t>
       </w:r>
     </w:p>
     <w:p>
@@ -12635,7 +12635,7 @@
         <w:rPr>
           <w:lang w:val="es_ES" w:bidi="es_ES"/>
         </w:rPr>
-        <w:t xml:space="preserve"> El Señor dirige los pasos del ser humano;¿cómo puede entonces comprender su propio destino?</w:t>
+        <w:t xml:space="preserve"> El Señor dirige los pasos del ser humano; ¿cómo puede entonces comprender su propio destino?</w:t>
       </w:r>
     </w:p>
     <w:p>
@@ -12656,7 +12656,7 @@
         <w:rPr>
           <w:lang w:val="es_ES" w:bidi="es_ES"/>
         </w:rPr>
-        <w:t xml:space="preserve"> Es peligroso prometerle algo al Señory considerar el costo después.</w:t>
+        <w:t xml:space="preserve"> Es peligroso prometerle algo al Señor y considerar el costo después.</w:t>
       </w:r>
     </w:p>
     <w:p>
@@ -12698,7 +12698,7 @@
         <w:rPr>
           <w:lang w:val="es_ES" w:bidi="es_ES"/>
         </w:rPr>
-        <w:t xml:space="preserve"> El espíritu humano es la lámpara del Señor;examina hasta lo más profundo del ser.</w:t>
+        <w:t xml:space="preserve"> El espíritu humano es la lámpara del Señor; examina hasta lo más profundo del ser.</w:t>
       </w:r>
     </w:p>
     <w:p>
@@ -12719,7 +12719,7 @@
         <w:rPr>
           <w:lang w:val="es_ES" w:bidi="es_ES"/>
         </w:rPr>
-        <w:t xml:space="preserve"> El rey se mantiene seguro en su tronomientras la misericordia y la verdad lo sostienen.</w:t>
+        <w:t xml:space="preserve"> El rey se mantiene seguro en su trono mientras la misericordia y la verdad lo sostienen.</w:t>
       </w:r>
     </w:p>
     <w:p>
@@ -12740,7 +12740,7 @@
         <w:rPr>
           <w:lang w:val="es_ES" w:bidi="es_ES"/>
         </w:rPr>
-        <w:t xml:space="preserve"> La gloria de los jóvenes está en su fuerza;la honra de los ancianos está en sus canas.</w:t>
+        <w:t xml:space="preserve"> La gloria de los jóvenes está en su fuerza; la honra de los ancianos está en sus canas.</w:t>
       </w:r>
     </w:p>
     <w:p>
@@ -12761,7 +12761,7 @@
         <w:rPr>
           <w:lang w:val="es_ES" w:bidi="es_ES"/>
         </w:rPr>
-        <w:t xml:space="preserve"> Los golpes y las heridas curan la maldad;los azotes purifican lo más profundo del ser.</w:t>
+        <w:t xml:space="preserve"> Los golpes y las heridas curan la maldad; los azotes purifican lo más profundo del ser.</w:t>
       </w:r>
     </w:p>
     <w:p>
@@ -12798,7 +12798,7 @@
         <w:rPr>
           <w:lang w:val="es_ES" w:bidi="es_ES"/>
         </w:rPr>
-        <w:t xml:space="preserve"> El corazón del rey es como un río en las manos del Señor;él lo dirige adonde quiere.</w:t>
+        <w:t xml:space="preserve"> El corazón del rey es como un río en las manos del Señor; él lo dirige adonde quiere.</w:t>
       </w:r>
     </w:p>
     <w:p>
@@ -12819,7 +12819,7 @@
         <w:rPr>
           <w:lang w:val="es_ES" w:bidi="es_ES"/>
         </w:rPr>
-        <w:t xml:space="preserve"> Al cada uno le parece bien todo lo que hace,pero el Señor examina las intenciones.</w:t>
+        <w:t xml:space="preserve"> Al cada uno le parece bien todo lo que hace, pero el Señor examina las intenciones.</w:t>
       </w:r>
     </w:p>
     <w:p>
@@ -12882,7 +12882,7 @@
         <w:rPr>
           <w:lang w:val="es_ES" w:bidi="es_ES"/>
         </w:rPr>
-        <w:t xml:space="preserve"> Los planes hechos con cuidado traen prosperidad;los planes apresurados traen ruina.</w:t>
+        <w:t xml:space="preserve"> Los planes hechos con cuidado traen prosperidad; los planes apresurados traen ruina.</w:t>
       </w:r>
     </w:p>
     <w:p>
@@ -12903,7 +12903,7 @@
         <w:rPr>
           <w:lang w:val="es_ES" w:bidi="es_ES"/>
         </w:rPr>
-        <w:t xml:space="preserve"> La riqueza obtenida con mentiras se esfuma como la niebla;es como una trampa mortal.</w:t>
+        <w:t xml:space="preserve"> La riqueza obtenida con mentiras se esfuma como la niebla; es como una trampa mortal.</w:t>
       </w:r>
     </w:p>
     <w:p>
@@ -12924,7 +12924,7 @@
         <w:rPr>
           <w:lang w:val="es_ES" w:bidi="es_ES"/>
         </w:rPr>
-        <w:t xml:space="preserve"> La violencia de los malvados se volverá contra ellospor negarse a practicar la justicia.</w:t>
+        <w:t xml:space="preserve"> La violencia de los malvados se volverá contra ellos por negarse a practicar la justicia.</w:t>
       </w:r>
     </w:p>
     <w:p>
@@ -12945,7 +12945,7 @@
         <w:rPr>
           <w:lang w:val="es_ES" w:bidi="es_ES"/>
         </w:rPr>
-        <w:t xml:space="preserve"> El camino del culpable es torcido;recta es la conducta del honrado.</w:t>
+        <w:t xml:space="preserve"> El camino del culpable es torcido; recta es la conducta del honrado.</w:t>
       </w:r>
     </w:p>
     <w:p>
@@ -12966,7 +12966,7 @@
         <w:rPr>
           <w:lang w:val="es_ES" w:bidi="es_ES"/>
         </w:rPr>
-        <w:t xml:space="preserve"> Es mejor vivir en el rincón de la azoteaque en una casa hermosa con una mujer pendenciera.</w:t>
+        <w:t xml:space="preserve"> Es mejor vivir en el rincón de la azotea que en una casa hermosa con una mujer pendenciera.</w:t>
       </w:r>
     </w:p>
     <w:p>
@@ -12987,7 +12987,7 @@
         <w:rPr>
           <w:lang w:val="es_ES" w:bidi="es_ES"/>
         </w:rPr>
-        <w:t xml:space="preserve"> El malvado solo piensa en hacer mal;no tiene misericordia de su vecino.</w:t>
+        <w:t xml:space="preserve"> El malvado solo piensa en hacer mal; no tiene misericordia de su vecino.</w:t>
       </w:r>
     </w:p>
     <w:p>
@@ -13008,7 +13008,7 @@
         <w:rPr>
           <w:lang w:val="es_ES" w:bidi="es_ES"/>
         </w:rPr>
-        <w:t xml:space="preserve"> Cuando se castiga al insolente, aprende el inexperto;cuando se corrige al sabio, el inexperto adquiere conocimiento.</w:t>
+        <w:t xml:space="preserve"> Cuando se castiga al insolente, aprende el inexperto; cuando se corrige al sabio, el inexperto adquiere conocimiento.</w:t>
       </w:r>
     </w:p>
     <w:p>
@@ -13029,7 +13029,7 @@
         <w:rPr>
           <w:lang w:val="es_ES" w:bidi="es_ES"/>
         </w:rPr>
-        <w:t xml:space="preserve"> El justo observa la casa del malvadoy ve cuando este acaba en la ruina.</w:t>
+        <w:t xml:space="preserve"> El justo observa la casa del malvado y ve cuando este acaba en la ruina.</w:t>
       </w:r>
     </w:p>
     <w:p>
@@ -13050,7 +13050,7 @@
         <w:rPr>
           <w:lang w:val="es_ES" w:bidi="es_ES"/>
         </w:rPr>
-        <w:t xml:space="preserve"> El que cierra sus oídos al clamor del pobreno será escuchado cuando sufra necesidad.</w:t>
+        <w:t xml:space="preserve"> El que cierra sus oídos al clamor del pobre no será escuchado cuando sufra necesidad.</w:t>
       </w:r>
     </w:p>
     <w:p>
@@ -13071,7 +13071,7 @@
         <w:rPr>
           <w:lang w:val="es_ES" w:bidi="es_ES"/>
         </w:rPr>
-        <w:t xml:space="preserve"> El regalo dado en secreto calma el enojo;el obsequio discreto apacigua la ira.</w:t>
+        <w:t xml:space="preserve"> El regalo dado en secreto calma el enojo; el obsequio discreto apacigua la ira.</w:t>
       </w:r>
     </w:p>
     <w:p>
@@ -13113,7 +13113,7 @@
         <w:rPr>
           <w:lang w:val="es_ES" w:bidi="es_ES"/>
         </w:rPr>
-        <w:t xml:space="preserve"> El que se aparta del sentido comúnva a parar entre los muertos.</w:t>
+        <w:t xml:space="preserve"> El que se aparta del sentido común va a parar entre los muertos.</w:t>
       </w:r>
     </w:p>
     <w:p>
@@ -13134,7 +13134,7 @@
         <w:rPr>
           <w:lang w:val="es_ES" w:bidi="es_ES"/>
         </w:rPr>
-        <w:t xml:space="preserve"> El que ama los placeres se empobrece;el vino y el lujo no son el camino a la riqueza.</w:t>
+        <w:t xml:space="preserve"> El que ama los placeres se empobrece; el vino y el lujo no son el camino a la riqueza.</w:t>
       </w:r>
     </w:p>
     <w:p>
@@ -13155,7 +13155,7 @@
         <w:rPr>
           <w:lang w:val="es_ES" w:bidi="es_ES"/>
         </w:rPr>
-        <w:t xml:space="preserve"> El malvado pagará por el justo;el traidor, por la persona intachable.</w:t>
+        <w:t xml:space="preserve"> El malvado pagará por el justo; el traidor, por la persona intachable.</w:t>
       </w:r>
     </w:p>
     <w:p>
@@ -13176,7 +13176,7 @@
         <w:rPr>
           <w:lang w:val="es_ES" w:bidi="es_ES"/>
         </w:rPr>
-        <w:t xml:space="preserve"> Es mejor vivir en el desiertoque con una mujer pendenciera y de mal carácter.</w:t>
+        <w:t xml:space="preserve"> Es mejor vivir en el desierto que con una mujer pendenciera y de mal carácter.</w:t>
       </w:r>
     </w:p>
     <w:p>
@@ -13197,7 +13197,7 @@
         <w:rPr>
           <w:lang w:val="es_ES" w:bidi="es_ES"/>
         </w:rPr>
-        <w:t xml:space="preserve"> En la casa del sabio hay riquezas y perfumes en abundancia;el necio derrocha todo lo que tiene.</w:t>
+        <w:t xml:space="preserve"> En la casa del sabio hay riquezas y perfumes en abundancia; el necio derrocha todo lo que tiene.</w:t>
       </w:r>
     </w:p>
     <w:p>
@@ -13218,7 +13218,7 @@
         <w:rPr>
           <w:lang w:val="es_ES" w:bidi="es_ES"/>
         </w:rPr>
-        <w:t xml:space="preserve"> El que procura la justicia y el amorhalla vida y honra.</w:t>
+        <w:t xml:space="preserve"> El que procura la justicia y el amor halla vida y honra.</w:t>
       </w:r>
     </w:p>
     <w:p>
@@ -13239,7 +13239,7 @@
         <w:rPr>
           <w:lang w:val="es_ES" w:bidi="es_ES"/>
         </w:rPr>
-        <w:t xml:space="preserve"> El sabio conquista la ciudad de los más fuertes;derriba la fortaleza en que ellos confiaban.</w:t>
+        <w:t xml:space="preserve"> El sabio vence la ciudad de los más fuertes; derriba la fortaleza en que ellos confiaban.</w:t>
       </w:r>
     </w:p>
     <w:p>
@@ -13260,7 +13260,7 @@
         <w:rPr>
           <w:lang w:val="es_ES" w:bidi="es_ES"/>
         </w:rPr>
-        <w:t xml:space="preserve"> El que mantiene la boca cerradase libra de muchos problemas.</w:t>
+        <w:t xml:space="preserve"> El que mantiene la boca cerrada se libra de muchos problemas.</w:t>
       </w:r>
     </w:p>
     <w:p>
@@ -13281,7 +13281,7 @@
         <w:rPr>
           <w:lang w:val="es_ES" w:bidi="es_ES"/>
         </w:rPr>
-        <w:t xml:space="preserve"> Orgulloso, arrogante y altivoes el que actúa con demasiada soberbia.</w:t>
+        <w:t xml:space="preserve"> Orgulloso, arrogante y altivo es el que actúa con demasiada soberbia.</w:t>
       </w:r>
     </w:p>
     <w:p>
@@ -13302,7 +13302,7 @@
         <w:rPr>
           <w:lang w:val="es_ES" w:bidi="es_ES"/>
         </w:rPr>
-        <w:t xml:space="preserve"> La codicia del perezoso lo lleva a la muerteporque sus manos se niegan a trabajar;</w:t>
+        <w:t xml:space="preserve"> La codicia del perezoso lo lleva a la muerte porque sus manos se niegan a trabajar;</w:t>
       </w:r>
     </w:p>
     <w:p>
@@ -13323,7 +13323,7 @@
         <w:rPr>
           <w:lang w:val="es_ES" w:bidi="es_ES"/>
         </w:rPr>
-        <w:t xml:space="preserve"> todo el día se lo pasa codiciando,pero el justo da con generosidad.</w:t>
+        <w:t xml:space="preserve"> todo el día se lo pasa codiciando, pero el justo da con generosidad.</w:t>
       </w:r>
     </w:p>
     <w:p>
@@ -13344,7 +13344,7 @@
         <w:rPr>
           <w:lang w:val="es_ES" w:bidi="es_ES"/>
         </w:rPr>
-        <w:t xml:space="preserve"> El Señor detesta los sacrificios de los malvados,sobre todo si son con mala intención.</w:t>
+        <w:t xml:space="preserve"> El Señor detesta los sacrificios de los malvados, sobre todo si son con mala intención.</w:t>
       </w:r>
     </w:p>
     <w:p>
@@ -13365,7 +13365,7 @@
         <w:rPr>
           <w:lang w:val="es_ES" w:bidi="es_ES"/>
         </w:rPr>
-        <w:t xml:space="preserve"> El testigo falso será destruido,pero el que sabe escuchar siempre podrá hablar.</w:t>
+        <w:t xml:space="preserve"> El testigo falso será destruido, pero el que sabe escuchar siempre podrá hablar.</w:t>
       </w:r>
     </w:p>
     <w:p>
@@ -13386,7 +13386,7 @@
         <w:rPr>
           <w:lang w:val="es_ES" w:bidi="es_ES"/>
         </w:rPr>
-        <w:t xml:space="preserve"> El malvado es duro en sus decisiones,pero el justo examina su conducta.</w:t>
+        <w:t xml:space="preserve"> El malvado es duro en sus decisiones, pero el justo examina su conducta.</w:t>
       </w:r>
     </w:p>
     <w:p>
@@ -13407,7 +13407,7 @@
         <w:rPr>
           <w:lang w:val="es_ES" w:bidi="es_ES"/>
         </w:rPr>
-        <w:t xml:space="preserve"> No hay inteligencia ni sabiduríaque pueda enfrentarse al Señor.</w:t>
+        <w:t xml:space="preserve"> No hay inteligencia ni sabiduría que pueda enfrentarse al Señor.</w:t>
       </w:r>
     </w:p>
     <w:p>
@@ -13428,7 +13428,7 @@
         <w:rPr>
           <w:lang w:val="es_ES" w:bidi="es_ES"/>
         </w:rPr>
-        <w:t xml:space="preserve"> Los caballos se preparan para la batalla,pero la victoria depende del Señor.</w:t>
+        <w:t xml:space="preserve"> Los caballos se preparan para la batalla, pero la victoria depende del Señor.</w:t>
       </w:r>
     </w:p>
     <w:p>
@@ -13465,7 +13465,7 @@
         <w:rPr>
           <w:lang w:val="es_ES" w:bidi="es_ES"/>
         </w:rPr>
-        <w:t xml:space="preserve"> Vale más la buena reputación que las muchas riquezas;vale más ser estimado que tener oro y plata.</w:t>
+        <w:t xml:space="preserve"> Vale más la buena reputación que las muchas riquezas; vale más ser estimado que tener oro y plata.</w:t>
       </w:r>
     </w:p>
     <w:p>
@@ -13486,7 +13486,7 @@
         <w:rPr>
           <w:lang w:val="es_ES" w:bidi="es_ES"/>
         </w:rPr>
-        <w:t xml:space="preserve"> El rico y el pobre tienen esto en común:que el Señor los creó a ambos.</w:t>
+        <w:t xml:space="preserve"> El rico y el pobre tienen esto en común: que el Señor los creó a ambos.</w:t>
       </w:r>
     </w:p>
     <w:p>
@@ -13507,7 +13507,7 @@
         <w:rPr>
           <w:lang w:val="es_ES" w:bidi="es_ES"/>
         </w:rPr>
-        <w:t xml:space="preserve"> El prudente ve el peligro y se protege;el imprudente sigue adelante y sufre las consecuencias.</w:t>
+        <w:t xml:space="preserve"> El prudente ve el peligro y se protege; el imprudente sigue adelante y sufre las consecuencias.</w:t>
       </w:r>
     </w:p>
     <w:p>
@@ -13528,7 +13528,7 @@
         <w:rPr>
           <w:lang w:val="es_ES" w:bidi="es_ES"/>
         </w:rPr>
-        <w:t xml:space="preserve"> La humildad y el respeto hacia el Señorllevan al ser humano a la riqueza, a la honra y a una larga vida.</w:t>
+        <w:t xml:space="preserve"> La humildad y el respeto hacia el Señor llevan al ser humano a la riqueza, a la honra y a una larga vida.</w:t>
       </w:r>
     </w:p>
     <w:p>
@@ -13549,7 +13549,7 @@
         <w:rPr>
           <w:lang w:val="es_ES" w:bidi="es_ES"/>
         </w:rPr>
-        <w:t xml:space="preserve"> El camino del perverso está lleno de espinas y trampas;el que cuida su vida se mantendrá alejado de ellas.</w:t>
+        <w:t xml:space="preserve"> El camino del perverso está lleno de espinas y trampas; el que cuida su vida se mantendrá alejado de ellas.</w:t>
       </w:r>
     </w:p>
     <w:p>
@@ -13570,7 +13570,7 @@
         <w:rPr>
           <w:lang w:val="es_ES" w:bidi="es_ES"/>
         </w:rPr>
-        <w:t xml:space="preserve"> Enséñale al niño a ir por el camino correcto,y cuando sea viejo no lo abandonará.</w:t>
+        <w:t xml:space="preserve"> Enséñale al niño a ir por el camino correcto, y cuando sea viejo no lo abandonará.</w:t>
       </w:r>
     </w:p>
     <w:p>
@@ -13591,7 +13591,7 @@
         <w:rPr>
           <w:lang w:val="es_ES" w:bidi="es_ES"/>
         </w:rPr>
-        <w:t xml:space="preserve"> Así como el rico es amo del pobre,el que tiene una deuda es siervo del que le prestó.</w:t>
+        <w:t xml:space="preserve"> Así como el rico es amo del pobre, el que tiene una deuda es siervo del que le prestó.</w:t>
       </w:r>
     </w:p>
     <w:p>
@@ -13612,7 +13612,7 @@
         <w:rPr>
           <w:lang w:val="es_ES" w:bidi="es_ES"/>
         </w:rPr>
-        <w:t xml:space="preserve"> El que siembra injusticia cosechará desastre;el Señor lo destruirá con la vara de su ira.</w:t>
+        <w:t xml:space="preserve"> El que siembra injusticia cosechará desastre; el Señor lo destruirá con la vara de su ira.</w:t>
       </w:r>
     </w:p>
     <w:p>
@@ -13633,7 +13633,7 @@
         <w:rPr>
           <w:lang w:val="es_ES" w:bidi="es_ES"/>
         </w:rPr>
-        <w:t xml:space="preserve"> El que es generoso será bendecido,porque comparte su comida con los pobres.</w:t>
+        <w:t xml:space="preserve"> El que es generoso será bendecido, porque comparte su comida con los pobres.</w:t>
       </w:r>
     </w:p>
     <w:p>
@@ -13654,7 +13654,7 @@
         <w:rPr>
           <w:lang w:val="es_ES" w:bidi="es_ES"/>
         </w:rPr>
-        <w:t xml:space="preserve"> Echa fuera al insolente, y se acabarán los pleitos,cesarán la discordia y los insultos.</w:t>
+        <w:t xml:space="preserve"> Echa fuera al insolente, y se acabarán los pleitos, cesarán la discordia y los insultos.</w:t>
       </w:r>
     </w:p>
     <w:p>
@@ -13675,7 +13675,7 @@
         <w:rPr>
           <w:lang w:val="es_ES" w:bidi="es_ES"/>
         </w:rPr>
-        <w:t xml:space="preserve"> El que ama la sinceridad y la gracia al hablares amigo del rey.</w:t>
+        <w:t xml:space="preserve"> El que ama la sinceridad y la gracia al hablar es amigo del rey.</w:t>
       </w:r>
     </w:p>
     <w:p>
@@ -13696,7 +13696,7 @@
         <w:rPr>
           <w:lang w:val="es_ES" w:bidi="es_ES"/>
         </w:rPr>
-        <w:t xml:space="preserve"> El Señor pone su atención en el sabio,pero desbarata las palabras del mentiroso.</w:t>
+        <w:t xml:space="preserve"> El Señor pone su atención en el sabio, pero desbarata las palabras del mentiroso.</w:t>
       </w:r>
     </w:p>
     <w:p>
@@ -13717,7 +13717,7 @@
         <w:rPr>
           <w:lang w:val="es_ES" w:bidi="es_ES"/>
         </w:rPr>
-        <w:t xml:space="preserve"> El perezoso no deja de buscar excusas.Dice: «¡Hay un león allá afuera! ¡Me matarán en la calle si salgo!».</w:t>
+        <w:t xml:space="preserve"> El perezoso no deja de buscar excusas. Dice: «¡Hay un león allá afuera! ¡Me matarán en la calle si salgo!”.</w:t>
       </w:r>
     </w:p>
     <w:p>
@@ -13738,7 +13738,7 @@
         <w:rPr>
           <w:lang w:val="es_ES" w:bidi="es_ES"/>
         </w:rPr>
-        <w:t xml:space="preserve"> La boca de la mujer adúltera es como un pozo profundo;en él caerán los que han enojado al Señor.</w:t>
+        <w:t xml:space="preserve"> La boca de la mujer adúltera es como un pozo profundo; en él caerán los que han enojado al Señor.</w:t>
       </w:r>
     </w:p>
     <w:p>
@@ -13759,7 +13759,7 @@
         <w:rPr>
           <w:lang w:val="es_ES" w:bidi="es_ES"/>
         </w:rPr>
-        <w:t xml:space="preserve"> La necedad es parte del corazón del muchacho,pero la vara de la disciplina la corrige.</w:t>
+        <w:t xml:space="preserve"> La necedad es parte del corazón del muchacho, pero la vara de la disciplina la corrige.</w:t>
       </w:r>
     </w:p>
     <w:p>
@@ -13780,7 +13780,7 @@
         <w:rPr>
           <w:lang w:val="es_ES" w:bidi="es_ES"/>
         </w:rPr>
-        <w:t xml:space="preserve"> El que se enriquece oprimiendo al pobre y dando regalos a los ricosterminará en la pobreza.</w:t>
+        <w:t xml:space="preserve"> El que se enriquece oprimiendo al pobre y dando regalos a los ricos terminará en la pobreza.</w:t>
       </w:r>
     </w:p>
     <w:p>
@@ -13801,7 +13801,7 @@
         <w:rPr>
           <w:lang w:val="es_ES" w:bidi="es_ES"/>
         </w:rPr>
-        <w:t xml:space="preserve"> Escucha las palabras del sabio:Pon en práctica mi enseñanza.</w:t>
+        <w:t xml:space="preserve"> Escucha las palabras del sabio: Pon en práctica mi enseñanza.</w:t>
       </w:r>
     </w:p>
     <w:p>
@@ -13822,7 +13822,7 @@
         <w:rPr>
           <w:lang w:val="es_ES" w:bidi="es_ES"/>
         </w:rPr>
-        <w:t xml:space="preserve"> Es grato que guardes mis palabras muy dentro de tiy las tengas en la punta de la lengua.</w:t>
+        <w:t xml:space="preserve"> Es grato que guardes mis palabras muy dentro de ti y las tengas en la punta de la lengua.</w:t>
       </w:r>
     </w:p>
     <w:p>
@@ -13864,7 +13864,7 @@
         <w:rPr>
           <w:lang w:val="es_ES" w:bidi="es_ES"/>
         </w:rPr>
-        <w:t xml:space="preserve"> Te he escrito 30 dichosque están llenos de consejos sabios.</w:t>
+        <w:t xml:space="preserve"> Te he escrito 30 dichos que están llenos de consejos sabios.</w:t>
       </w:r>
     </w:p>
     <w:p>
@@ -13885,7 +13885,7 @@
         <w:rPr>
           <w:lang w:val="es_ES" w:bidi="es_ES"/>
         </w:rPr>
-        <w:t xml:space="preserve"> Para que conozcas la verdady puedas responder con certeza a quien te pregunte.</w:t>
+        <w:t xml:space="preserve"> Para que conozcas la verdad y puedas responder con certeza a quien te pregunte.</w:t>
       </w:r>
     </w:p>
     <w:p>
@@ -13906,7 +13906,7 @@
         <w:rPr>
           <w:lang w:val="es_ES" w:bidi="es_ES"/>
         </w:rPr>
-        <w:t xml:space="preserve"> No abuses del pobre porque es pobre;ni oprimas en los tribunales a los necesitados.</w:t>
+        <w:t xml:space="preserve"> No abuses del pobre porque es pobre; ni oprimas en los tribunales a los necesitados.</w:t>
       </w:r>
     </w:p>
     <w:p>
@@ -13927,7 +13927,7 @@
         <w:rPr>
           <w:lang w:val="es_ES" w:bidi="es_ES"/>
         </w:rPr>
-        <w:t xml:space="preserve"> Pues el Señor es su defensory lastimará a quienes los lastimen.</w:t>
+        <w:t xml:space="preserve"> Pues el Señor es su defensor y lastimará a quienes los lastimen.</w:t>
       </w:r>
     </w:p>
     <w:p>
@@ -13948,7 +13948,7 @@
         <w:rPr>
           <w:lang w:val="es_ES" w:bidi="es_ES"/>
         </w:rPr>
-        <w:t xml:space="preserve"> No te hagas amigo de gente violentani te juntes con los que se enojan fácilmente,</w:t>
+        <w:t xml:space="preserve"> No te hagas amigo de gente violenta ni te juntes con los que se enojan fácilmente,</w:t>
       </w:r>
     </w:p>
     <w:p>
@@ -13969,7 +13969,7 @@
         <w:rPr>
           <w:lang w:val="es_ES" w:bidi="es_ES"/>
         </w:rPr>
-        <w:t xml:space="preserve"> no sea que aprendas sus costumbresy caigas tú mismo en la trampa.</w:t>
+        <w:t xml:space="preserve"> no sea que aprendas sus costumbres y caigas tú mismo en la trampa.</w:t>
       </w:r>
     </w:p>
     <w:p>
@@ -13990,7 +13990,7 @@
         <w:rPr>
           <w:lang w:val="es_ES" w:bidi="es_ES"/>
         </w:rPr>
-        <w:t xml:space="preserve"> No te hagas responsable de las deudas de otroni te comprometas por otras personas,</w:t>
+        <w:t xml:space="preserve"> No te hagas responsable de las deudas de otro ni te comprometas por otras personas,</w:t>
       </w:r>
     </w:p>
     <w:p>
@@ -14011,7 +14011,7 @@
         <w:rPr>
           <w:lang w:val="es_ES" w:bidi="es_ES"/>
         </w:rPr>
-        <w:t xml:space="preserve"> pues si no tienes para pagar,hasta la cama en que duermes te quitarán.</w:t>
+        <w:t xml:space="preserve"> pues si no tienes para pagar, hasta la cama en que duermes te quitarán.</w:t>
       </w:r>
     </w:p>
     <w:p>
@@ -14053,7 +14053,7 @@
         <w:rPr>
           <w:lang w:val="es_ES" w:bidi="es_ES"/>
         </w:rPr>
-        <w:t xml:space="preserve"> ¿Conoces a alguna persona trabajadora?Servirá entre reyes, no estará entre la gente común.</w:t>
+        <w:t xml:space="preserve"> ¿Conoces a alguna persona trabajadora? Servirá entre reyes, no estará entre la gente común.</w:t>
       </w:r>
     </w:p>
     <w:p>
@@ -14090,7 +14090,7 @@
         <w:rPr>
           <w:lang w:val="es_ES" w:bidi="es_ES"/>
         </w:rPr>
-        <w:t xml:space="preserve"> Cuando comas con un gobernante,fíjate bien en lo que tienes frente a ti.</w:t>
+        <w:t xml:space="preserve"> Cuando comas con un gobernante, fíjate bien en lo que tienes frente a ti.</w:t>
       </w:r>
     </w:p>
     <w:p>
@@ -14111,7 +14111,7 @@
         <w:rPr>
           <w:lang w:val="es_ES" w:bidi="es_ES"/>
         </w:rPr>
-        <w:t xml:space="preserve"> Si tienes mucho apetito,contrólate.</w:t>
+        <w:t xml:space="preserve"> Si tienes mucho apetito, contrólate.</w:t>
       </w:r>
     </w:p>
     <w:p>
@@ -14132,7 +14132,7 @@
         <w:rPr>
           <w:lang w:val="es_ES" w:bidi="es_ES"/>
         </w:rPr>
-        <w:t xml:space="preserve"> No codicies sus manjares,pues esa comida es un engaño.</w:t>
+        <w:t xml:space="preserve"> No codicies sus manjares, pues esa comida es un engaño.</w:t>
       </w:r>
     </w:p>
     <w:p>
@@ -14153,7 +14153,7 @@
         <w:rPr>
           <w:lang w:val="es_ES" w:bidi="es_ES"/>
         </w:rPr>
-        <w:t xml:space="preserve"> No te fatigues tratando de hacerte rico;sé inteligente y renuncia a eso.</w:t>
+        <w:t xml:space="preserve"> No te fatigues tratando de hacerte rico; sé inteligente y renuncia a eso.</w:t>
       </w:r>
     </w:p>
     <w:p>
@@ -14174,7 +14174,7 @@
         <w:rPr>
           <w:lang w:val="es_ES" w:bidi="es_ES"/>
         </w:rPr>
-        <w:t xml:space="preserve"> Las riquezas pueden desaparecer como si les salieran alas,se van volando como águilas.</w:t>
+        <w:t xml:space="preserve"> Las riquezas pueden desaparecer como si les salieran alas, se van volando como águilas.</w:t>
       </w:r>
     </w:p>
     <w:p>
@@ -14195,7 +14195,7 @@
         <w:rPr>
           <w:lang w:val="es_ES" w:bidi="es_ES"/>
         </w:rPr>
-        <w:t xml:space="preserve"> No te sientes a la mesa de un tacañoni codicies sus manjares,</w:t>
+        <w:t xml:space="preserve"> No te sientes a la mesa de un tacaño ni codicies sus manjares,</w:t>
       </w:r>
     </w:p>
     <w:p>
@@ -14216,7 +14216,7 @@
         <w:rPr>
           <w:lang w:val="es_ES" w:bidi="es_ES"/>
         </w:rPr>
-        <w:t xml:space="preserve"> porque él es de los que siempre están calculando cuánto cuesta.«Come y bebe», te dice, pero no es sincero.</w:t>
+        <w:t xml:space="preserve"> porque él es de los que siempre están calculando cuánto cuesta. “Come y bebe”, te dice, pero no es sincero.</w:t>
       </w:r>
     </w:p>
     <w:p>
@@ -14237,7 +14237,7 @@
         <w:rPr>
           <w:lang w:val="es_ES" w:bidi="es_ES"/>
         </w:rPr>
-        <w:t xml:space="preserve"> Vomitarás lo poco que comiste,y habrás desperdiciado tus cumplidos.</w:t>
+        <w:t xml:space="preserve"> Vomitarás lo poco que comiste, y habrás desperdiciado tus cumplidos.</w:t>
       </w:r>
     </w:p>
     <w:p>
@@ -14258,7 +14258,7 @@
         <w:rPr>
           <w:lang w:val="es_ES" w:bidi="es_ES"/>
         </w:rPr>
-        <w:t xml:space="preserve"> No malgastes tus palabras con el necio;él despreciará el consejo más sabio.</w:t>
+        <w:t xml:space="preserve"> No malgastes tus palabras con el necio; él despreciará el consejo más sabio.</w:t>
       </w:r>
     </w:p>
     <w:p>
@@ -14279,7 +14279,7 @@
         <w:rPr>
           <w:lang w:val="es_ES" w:bidi="es_ES"/>
         </w:rPr>
-        <w:t xml:space="preserve"> No despojes al huérfano de su tierracambiando de lugar los antiguos linderos,</w:t>
+        <w:t xml:space="preserve"> No despojes al huérfano de su tierra cambiando de lugar los antiguos linderos,</w:t>
       </w:r>
     </w:p>
     <w:p>
@@ -14300,7 +14300,7 @@
         <w:rPr>
           <w:lang w:val="es_ES" w:bidi="es_ES"/>
         </w:rPr>
-        <w:t xml:space="preserve"> porque su Defensor es poderoso;él mismo peleará su causa contra ti.</w:t>
+        <w:t xml:space="preserve"> porque su Defensor es poderoso; él mismo peleará su causa contra ti.</w:t>
       </w:r>
     </w:p>
     <w:p>
@@ -14321,7 +14321,7 @@
         <w:rPr>
           <w:lang w:val="es_ES" w:bidi="es_ES"/>
         </w:rPr>
-        <w:t xml:space="preserve"> Dedica tu corazón a la disciplinay tus oídos al conocimiento.</w:t>
+        <w:t xml:space="preserve"> Dedica tu corazón a la disciplina y tus oídos al conocimiento.</w:t>
       </w:r>
     </w:p>
     <w:p>
@@ -14342,7 +14342,7 @@
         <w:rPr>
           <w:lang w:val="es_ES" w:bidi="es_ES"/>
         </w:rPr>
-        <w:t xml:space="preserve"> No dejes de disciplinar al joven;por unos azotes no morirá.</w:t>
+        <w:t xml:space="preserve"> No dejes de disciplinar al joven; por unos azotes no morirá.</w:t>
       </w:r>
     </w:p>
     <w:p>
@@ -14363,7 +14363,7 @@
         <w:rPr>
           <w:lang w:val="es_ES" w:bidi="es_ES"/>
         </w:rPr>
-        <w:t xml:space="preserve"> La corrección con la varapuede salvarlo de la muerte.</w:t>
+        <w:t xml:space="preserve"> La corrección con la vara puede salvarlo de la muerte.</w:t>
       </w:r>
     </w:p>
     <w:p>
@@ -14384,7 +14384,7 @@
         <w:rPr>
           <w:lang w:val="es_ES" w:bidi="es_ES"/>
         </w:rPr>
-        <w:t xml:space="preserve"> Hijo mío, tendré gran gozosi llegas a ser sabio;</w:t>
+        <w:t xml:space="preserve"> Hijo mío, tendré gran gozo si llegas a ser sabio;</w:t>
       </w:r>
     </w:p>
     <w:p>
@@ -14405,7 +14405,7 @@
         <w:rPr>
           <w:lang w:val="es_ES" w:bidi="es_ES"/>
         </w:rPr>
-        <w:t xml:space="preserve"> mi corazón se alegrarácuando tus labios hablen con rectitud.</w:t>
+        <w:t xml:space="preserve"> mi corazón se alegrará cuando tus labios hablen con rectitud.</w:t>
       </w:r>
     </w:p>
     <w:p>
@@ -14426,7 +14426,7 @@
         <w:rPr>
           <w:lang w:val="es_ES" w:bidi="es_ES"/>
         </w:rPr>
-        <w:t xml:space="preserve"> No envidies a los pecadores;más bien, honra siempre al Señor.</w:t>
+        <w:t xml:space="preserve"> No envidies a los pecadores; más bien, honra siempre al Señor.</w:t>
       </w:r>
     </w:p>
     <w:p>
@@ -14447,7 +14447,7 @@
         <w:rPr>
           <w:lang w:val="es_ES" w:bidi="es_ES"/>
         </w:rPr>
-        <w:t xml:space="preserve"> Ciertamente hay un futuro para ti;tu esperanza no será destruida.</w:t>
+        <w:t xml:space="preserve"> Ciertamente hay un futuro para ti; tu esperanza no será destruida.</w:t>
       </w:r>
     </w:p>
     <w:p>
@@ -14468,7 +14468,7 @@
         <w:rPr>
           <w:lang w:val="es_ES" w:bidi="es_ES"/>
         </w:rPr>
-        <w:t xml:space="preserve"> Hijo mío, escucha y sé sabio;mantén tu corazón en el camino correcto.</w:t>
+        <w:t xml:space="preserve"> Hijo mío, escucha y sé sabio; mantén tu corazón en el camino correcto.</w:t>
       </w:r>
     </w:p>
     <w:p>
@@ -14489,7 +14489,7 @@
         <w:rPr>
           <w:lang w:val="es_ES" w:bidi="es_ES"/>
         </w:rPr>
-        <w:t xml:space="preserve"> No te juntes con los borrachosni con los que comen en exceso,</w:t>
+        <w:t xml:space="preserve"> No te juntes con los borrachos ni con los que comen en exceso,</w:t>
       </w:r>
     </w:p>
     <w:p>
@@ -14510,7 +14510,7 @@
         <w:rPr>
           <w:lang w:val="es_ES" w:bidi="es_ES"/>
         </w:rPr>
-        <w:t xml:space="preserve"> porque el borracho y el glotón empobrecen;la somnolencia los viste de harapos.</w:t>
+        <w:t xml:space="preserve"> porque el borracho y el glotón empobrecen; la somnolencia los viste de harapos.</w:t>
       </w:r>
     </w:p>
     <w:p>
@@ -14531,7 +14531,7 @@
         <w:rPr>
           <w:lang w:val="es_ES" w:bidi="es_ES"/>
         </w:rPr>
-        <w:t xml:space="preserve"> Escucha a tu padre que te dio la vida;no desprecies a tu madre cuando sea anciana.</w:t>
+        <w:t xml:space="preserve"> Escucha a tu padre que te dio la vida; no desprecies a tu madre cuando sea anciana.</w:t>
       </w:r>
     </w:p>
     <w:p>
@@ -14552,7 +14552,7 @@
         <w:rPr>
           <w:lang w:val="es_ES" w:bidi="es_ES"/>
         </w:rPr>
-        <w:t xml:space="preserve"> Adquiere la verdad y no la vendas;adquiere también sabiduría, disciplina e inteligencia.</w:t>
+        <w:t xml:space="preserve"> Adquiere la verdad y no la vendas; adquiere también sabiduría, disciplina e inteligencia.</w:t>
       </w:r>
     </w:p>
     <w:p>
@@ -14573,7 +14573,7 @@
         <w:rPr>
           <w:lang w:val="es_ES" w:bidi="es_ES"/>
         </w:rPr>
-        <w:t xml:space="preserve"> El padre del justo tiene de qué alegrarse;gran deleite es tener un hijo sabio.</w:t>
+        <w:t xml:space="preserve"> El padre del justo tiene de qué alegrarse; gran deleite es tener un hijo sabio.</w:t>
       </w:r>
     </w:p>
     <w:p>
@@ -14594,7 +14594,7 @@
         <w:rPr>
           <w:lang w:val="es_ES" w:bidi="es_ES"/>
         </w:rPr>
-        <w:t xml:space="preserve"> Que se alegren tu padre y tu madre;que se regocije la que te dio la vida.</w:t>
+        <w:t xml:space="preserve"> Que se alegren tu padre y tu madre; que se regocije la que te dio la vida.</w:t>
       </w:r>
     </w:p>
     <w:p>
@@ -14615,7 +14615,7 @@
         <w:rPr>
           <w:lang w:val="es_ES" w:bidi="es_ES"/>
         </w:rPr>
-        <w:t xml:space="preserve"> Hijo mío, dame tu corazón;que tus ojos se deleiten en mi ejemplo.</w:t>
+        <w:t xml:space="preserve"> Hijo mío, dame tu corazón; que tus ojos se deleiten en mi ejemplo.</w:t>
       </w:r>
     </w:p>
     <w:p>
@@ -14636,7 +14636,7 @@
         <w:rPr>
           <w:lang w:val="es_ES" w:bidi="es_ES"/>
         </w:rPr>
-        <w:t xml:space="preserve"> La prostituta es un pozo profundo;la mujer adúltera es una fosa estrecha.</w:t>
+        <w:t xml:space="preserve"> La prostituta es un pozo profundo; la mujer adúltera es una fosa estrecha.</w:t>
       </w:r>
     </w:p>
     <w:p>
@@ -14657,7 +14657,7 @@
         <w:rPr>
           <w:lang w:val="es_ES" w:bidi="es_ES"/>
         </w:rPr>
-        <w:t xml:space="preserve"> Como un ladrón, ella espera escondida a su víctima;hace que muchos hombres sean infieles.</w:t>
+        <w:t xml:space="preserve"> Como un ladrón, ella espera escondida a su víctima; hace que muchos hombres sean infieles.</w:t>
       </w:r>
     </w:p>
     <w:p>
@@ -14678,7 +14678,7 @@
         <w:rPr>
           <w:lang w:val="es_ES" w:bidi="es_ES"/>
         </w:rPr>
-        <w:t xml:space="preserve"> ¿Quién tiene angustia? ¿Quién tiene tristeza?¿Quién está siempre peleando? ¿Quién se queja todo el tiempo?¿Quién recibe heridas sin razón? ¿Quién tiene los ojos enrojecidos?</w:t>
+        <w:t xml:space="preserve"> ¿Quién tiene angustia? ¿Quién tiene tristeza? ¿Quién está siempre peleando? ¿Quién se queja todo el tiempo? ¿Quién recibe heridas sin razón? ¿Quién tiene los ojos enrojecidos?</w:t>
       </w:r>
     </w:p>
     <w:p>
@@ -14699,7 +14699,7 @@
         <w:rPr>
           <w:lang w:val="es_ES" w:bidi="es_ES"/>
         </w:rPr>
-        <w:t xml:space="preserve"> Los que se la pasan bebiendo vino;los que se entretienen probando licores.</w:t>
+        <w:t xml:space="preserve"> Los que se la pasan bebiendo vino; los que se entretienen probando licores.</w:t>
       </w:r>
     </w:p>
     <w:p>
@@ -14720,7 +14720,7 @@
         <w:rPr>
           <w:lang w:val="es_ES" w:bidi="es_ES"/>
         </w:rPr>
-        <w:t xml:space="preserve"> Que no te seduzca lo rojo del vinoni su brillo ni su agradable sabor,</w:t>
+        <w:t xml:space="preserve"> Que no te seduzca lo rojo del vino ni su brillo ni su agradable sabor,</w:t>
       </w:r>
     </w:p>
     <w:p>
@@ -14741,7 +14741,7 @@
         <w:rPr>
           <w:lang w:val="es_ES" w:bidi="es_ES"/>
         </w:rPr>
-        <w:t xml:space="preserve"> pues al final muerde como serpiente,envenena como víbora.</w:t>
+        <w:t xml:space="preserve"> pues al final muerde como serpiente, envenena como víbora.</w:t>
       </w:r>
     </w:p>
     <w:p>
@@ -14762,7 +14762,7 @@
         <w:rPr>
           <w:lang w:val="es_ES" w:bidi="es_ES"/>
         </w:rPr>
-        <w:t xml:space="preserve"> Tus ojos verán alucinaciones;tu mente te hará decir estupideces.</w:t>
+        <w:t xml:space="preserve"> Tus ojos verán alucinaciones; tu mente te hará decir estupideces.</w:t>
       </w:r>
     </w:p>
     <w:p>
@@ -14783,7 +14783,7 @@
         <w:rPr>
           <w:lang w:val="es_ES" w:bidi="es_ES"/>
         </w:rPr>
-        <w:t xml:space="preserve"> Te sentirás como si durmieras en alta mar;como si estuvieras acostado en lo alto del mástil.</w:t>
+        <w:t xml:space="preserve"> Te sentirás como si durmieras en alta mar; como si estuvieras acostado en lo alto del mástil.</w:t>
       </w:r>
     </w:p>
     <w:p>
@@ -14804,7 +14804,7 @@
         <w:rPr>
           <w:lang w:val="es_ES" w:bidi="es_ES"/>
         </w:rPr>
-        <w:t xml:space="preserve"> Dirás: «Me golpearon y ni siquiera lo sentí;no me di cuenta cuando me pegaron.¿Cuándo despertaré para ir a buscar otro trago?».</w:t>
+        <w:t xml:space="preserve"> Dirás: “Me golpearon y ni siquiera lo sentí; no me di cuenta cuando me pegaron. ¿Cuándo despertaré para ir a buscar otro trago?”.</w:t>
       </w:r>
     </w:p>
     <w:p>
@@ -14841,7 +14841,7 @@
         <w:rPr>
           <w:lang w:val="es_ES" w:bidi="es_ES"/>
         </w:rPr>
-        <w:t xml:space="preserve"> No envidies a los malvados;no busques su compañía.</w:t>
+        <w:t xml:space="preserve"> No envidies a los malvados; no busques su compañía.</w:t>
       </w:r>
     </w:p>
     <w:p>
@@ -14862,7 +14862,7 @@
         <w:rPr>
           <w:lang w:val="es_ES" w:bidi="es_ES"/>
         </w:rPr>
-        <w:t xml:space="preserve"> Pues su corazón trama violencia;sus labios hablan de causar problemas.</w:t>
+        <w:t xml:space="preserve"> Pues su corazón trama violencia; sus labios hablan de causar problemas.</w:t>
       </w:r>
     </w:p>
     <w:p>
@@ -14883,7 +14883,7 @@
         <w:rPr>
           <w:lang w:val="es_ES" w:bidi="es_ES"/>
         </w:rPr>
-        <w:t xml:space="preserve"> Con sabiduría se construye la casa;con inteligencia se establecen sus cimientos.</w:t>
+        <w:t xml:space="preserve"> Con sabiduría se construye la casa; con inteligencia se establecen sus cimientos.</w:t>
       </w:r>
     </w:p>
     <w:p>
@@ -14925,7 +14925,7 @@
         <w:rPr>
           <w:lang w:val="es_ES" w:bidi="es_ES"/>
         </w:rPr>
-        <w:t xml:space="preserve"> El sabio es poderoso;el que tiene conocimiento es más fuerte.</w:t>
+        <w:t xml:space="preserve"> El sabio es poderoso; el que tiene conocimiento es más fuerte.</w:t>
       </w:r>
     </w:p>
     <w:p>
@@ -14946,7 +14946,7 @@
         <w:rPr>
           <w:lang w:val="es_ES" w:bidi="es_ES"/>
         </w:rPr>
-        <w:t xml:space="preserve"> Para hacer la guerra se necesita estrategia;la victoria se alcanza con muchos consejeros.</w:t>
+        <w:t xml:space="preserve"> Para hacer la guerra se necesita estrategia; la victoria se alcanza con muchos consejeros.</w:t>
       </w:r>
     </w:p>
     <w:p>
@@ -14967,7 +14967,7 @@
         <w:rPr>
           <w:lang w:val="es_ES" w:bidi="es_ES"/>
         </w:rPr>
-        <w:t xml:space="preserve"> La sabiduría está fuera del alcance del necio,que en la asamblea del pueblo no tiene nada que decir.</w:t>
+        <w:t xml:space="preserve"> La sabiduría está fuera del alcance del necio, que en la asamblea del pueblo no tiene nada que decir.</w:t>
       </w:r>
     </w:p>
     <w:p>
@@ -14988,7 +14988,7 @@
         <w:rPr>
           <w:lang w:val="es_ES" w:bidi="es_ES"/>
         </w:rPr>
-        <w:t xml:space="preserve"> Al que planea hacer el mallo llaman intrigante.</w:t>
+        <w:t xml:space="preserve"> Al que planea hacer el mal lo llaman intrigante.</w:t>
       </w:r>
     </w:p>
     <w:p>
@@ -15009,7 +15009,7 @@
         <w:rPr>
           <w:lang w:val="es_ES" w:bidi="es_ES"/>
         </w:rPr>
-        <w:t xml:space="preserve"> Los planes del necio son pecado;todos aborrecen al insolente.</w:t>
+        <w:t xml:space="preserve"> Los planes del necio son pecado; todos aborrecen al insolente.</w:t>
       </w:r>
     </w:p>
     <w:p>
@@ -15030,7 +15030,7 @@
         <w:rPr>
           <w:lang w:val="es_ES" w:bidi="es_ES"/>
         </w:rPr>
-        <w:t xml:space="preserve"> Si en los momentos de angustia te desanimas,tu fuerza es muy poca.</w:t>
+        <w:t xml:space="preserve"> Si en los momentos de angustia te desanimas, tu fuerza es muy poca.</w:t>
       </w:r>
     </w:p>
     <w:p>
@@ -15051,7 +15051,7 @@
         <w:rPr>
           <w:lang w:val="es_ES" w:bidi="es_ES"/>
         </w:rPr>
-        <w:t xml:space="preserve"> Rescata a los que van rumbo a la muerte;detén a los que se tambalean hacia la tumba.</w:t>
+        <w:t xml:space="preserve"> Rescata a los que van rumbo a la muerte; detén a los que se tambalean hacia la tumba.</w:t>
       </w:r>
     </w:p>
     <w:p>
@@ -15072,7 +15072,7 @@
         <w:rPr>
           <w:lang w:val="es_ES" w:bidi="es_ES"/>
         </w:rPr>
-        <w:t xml:space="preserve"> Si dices: «Yo no sabía nada de esto»,¿acaso no lo sabe el que examina los corazones?El que vigila tu vida lo sabe muy bien,y pagará a cada uno según sus obras.</w:t>
+        <w:t xml:space="preserve"> Si dices: “Yo no sabía nada de esto”, ¿acaso no lo sabe el que examina los corazones? El que vigila tu vida lo sabe muy bien, y pagará a cada uno según sus obras.</w:t>
       </w:r>
     </w:p>
     <w:p>
@@ -15093,7 +15093,7 @@
         <w:rPr>
           <w:lang w:val="es_ES" w:bidi="es_ES"/>
         </w:rPr>
-        <w:t xml:space="preserve"> Hijo mío, come miel, porque es buena;la miel del panal es dulce al paladar.</w:t>
+        <w:t xml:space="preserve"> Hijo mío, come miel, porque es buena; la miel del panal es dulce al paladar.</w:t>
       </w:r>
     </w:p>
     <w:p>
@@ -15114,7 +15114,7 @@
         <w:rPr>
           <w:lang w:val="es_ES" w:bidi="es_ES"/>
         </w:rPr>
-        <w:t xml:space="preserve"> Así de dulce será la sabiduría para tu alma;si la encuentras, tendrás un futuro prometedor,y tu esperanza no será destruida.</w:t>
+        <w:t xml:space="preserve"> Así de dulce será la sabiduría para tu alma; si la encuentras, tendrás un futuro prometedor, y tu esperanza no será destruida.</w:t>
       </w:r>
     </w:p>
     <w:p>
@@ -15135,7 +15135,7 @@
         <w:rPr>
           <w:lang w:val="es_ES" w:bidi="es_ES"/>
         </w:rPr>
-        <w:t xml:space="preserve"> No hagas planes malvados contra la casa del justo;no destruyas el lugar donde él vive,</w:t>
+        <w:t xml:space="preserve"> No hagas planes malvados contra la casa del justo; no destruyas el lugar donde él vive,</w:t>
       </w:r>
     </w:p>
     <w:p>
@@ -15156,7 +15156,7 @@
         <w:rPr>
           <w:lang w:val="es_ES" w:bidi="es_ES"/>
         </w:rPr>
-        <w:t xml:space="preserve"> porque el justo puede caer 7 veces, pero se levanta de nuevo;en cambio, los malvados se hunden en la desgracia.</w:t>
+        <w:t xml:space="preserve"> porque el justo puede caer 7 veces, pero se levanta de nuevo; en cambio, los malvados se hunden en la desgracia.</w:t>
       </w:r>
     </w:p>
     <w:p>
@@ -15177,7 +15177,7 @@
         <w:rPr>
           <w:lang w:val="es_ES" w:bidi="es_ES"/>
         </w:rPr>
-        <w:t xml:space="preserve"> No te alegres cuando tu enemigo caiga;no dejes que tu corazón se regocije cuando él tropiece,</w:t>
+        <w:t xml:space="preserve"> No te alegres cuando tu enemigo caiga; no dejes que tu corazón se regocije cuando él tropiece,</w:t>
       </w:r>
     </w:p>
     <w:p>
@@ -15198,7 +15198,7 @@
         <w:rPr>
           <w:lang w:val="es_ES" w:bidi="es_ES"/>
         </w:rPr>
-        <w:t xml:space="preserve"> porque el Señor verá lo que pasa y no le agradará,y apartará su enojo de él.</w:t>
+        <w:t xml:space="preserve"> porque el Señor verá lo que pasa y no le agradará, y apartará su enojo de él.</w:t>
       </w:r>
     </w:p>
     <w:p>
@@ -15219,7 +15219,7 @@
         <w:rPr>
           <w:lang w:val="es_ES" w:bidi="es_ES"/>
         </w:rPr>
-        <w:t xml:space="preserve"> No te alteres por causa de los malvados;no sientas envidia de los impíos,</w:t>
+        <w:t xml:space="preserve"> No te alteres por causa de los malvados; no sientas envidia de los impíos,</w:t>
       </w:r>
     </w:p>
     <w:p>
@@ -15240,7 +15240,7 @@
         <w:rPr>
           <w:lang w:val="es_ES" w:bidi="es_ES"/>
         </w:rPr>
-        <w:t xml:space="preserve"> porque no hay futuro para el malvado;su lámpara se apagará.</w:t>
+        <w:t xml:space="preserve"> porque no hay futuro para el malvado; su lámpara se apagará.</w:t>
       </w:r>
     </w:p>
     <w:p>
@@ -15261,7 +15261,7 @@
         <w:rPr>
           <w:lang w:val="es_ES" w:bidi="es_ES"/>
         </w:rPr>
-        <w:t xml:space="preserve"> Hijo mío, teme al Señor y honra al rey;no te juntes con los rebeldes,</w:t>
+        <w:t xml:space="preserve"> Hijo mío, teme al Señor y honra al rey; no te juntes con los rebeldes,</w:t>
       </w:r>
     </w:p>
     <w:p>
@@ -15282,7 +15282,7 @@
         <w:rPr>
           <w:lang w:val="es_ES" w:bidi="es_ES"/>
         </w:rPr>
-        <w:t xml:space="preserve"> porque de repente se desata su furor,¡y quién sabe cuál será el castigo!</w:t>
+        <w:t xml:space="preserve"> porque de repente se desata su furor, ¡y quién sabe cuál será el castigo!</w:t>
       </w:r>
     </w:p>
     <w:p>
@@ -15303,7 +15303,7 @@
         <w:rPr>
           <w:lang w:val="es_ES" w:bidi="es_ES"/>
         </w:rPr>
-        <w:t xml:space="preserve"> También estos son dichos de los sabios:Es malo mostrar favoritismo en el juicio.</w:t>
+        <w:t xml:space="preserve"> También estos son dichos de los sabios: Es malo mostrar favoritismo en el juicio.</w:t>
       </w:r>
     </w:p>
     <w:p>
@@ -15324,7 +15324,7 @@
         <w:rPr>
           <w:lang w:val="es_ES" w:bidi="es_ES"/>
         </w:rPr>
-        <w:t xml:space="preserve"> Al que declara inocente al culpablelo maldecirán los pueblos y las naciones.</w:t>
+        <w:t xml:space="preserve"> Al que declara inocente al culpable lo maldecirán los pueblos y las naciones.</w:t>
       </w:r>
     </w:p>
     <w:p>
@@ -15387,7 +15387,7 @@
         <w:rPr>
           <w:lang w:val="es_ES" w:bidi="es_ES"/>
         </w:rPr>
-        <w:t xml:space="preserve"> Prepara primero tu trabajo en el campo y ten todo listo para la siembra;después de eso, construye tu casa.</w:t>
+        <w:t xml:space="preserve"> Prepara primero tu trabajo en el campo y ten todo listo para la siembra; después de eso, construye tu casa.</w:t>
       </w:r>
     </w:p>
     <w:p>
@@ -15408,7 +15408,7 @@
         <w:rPr>
           <w:lang w:val="es_ES" w:bidi="es_ES"/>
         </w:rPr>
-        <w:t xml:space="preserve"> No acuses a tu prójimo sin motivo;no mientas con tus palabras.</w:t>
+        <w:t xml:space="preserve"> No acuses a tu prójimo sin motivo; no mientas con tus palabras.</w:t>
       </w:r>
     </w:p>
     <w:p>
@@ -15429,7 +15429,7 @@
         <w:rPr>
           <w:lang w:val="es_ES" w:bidi="es_ES"/>
         </w:rPr>
-        <w:t xml:space="preserve"> No digas: «Le haré lo mismo que me hizo;le pagaré según lo que me hizo».</w:t>
+        <w:t xml:space="preserve"> No digas: “Le haré lo mismo que me hizo; le pagaré según lo que me hizo”.</w:t>
       </w:r>
     </w:p>
     <w:p>
@@ -15450,7 +15450,7 @@
         <w:rPr>
           <w:lang w:val="es_ES" w:bidi="es_ES"/>
         </w:rPr>
-        <w:t xml:space="preserve"> Pasé junto al campo del perezoso,junto al viñedo de la persona sin sentido.</w:t>
+        <w:t xml:space="preserve"> Pasé junto al campo del perezoso, junto al viñedo de la persona sin sentido.</w:t>
       </w:r>
     </w:p>
     <w:p>
@@ -15471,7 +15471,7 @@
         <w:rPr>
           <w:lang w:val="es_ES" w:bidi="es_ES"/>
         </w:rPr>
-        <w:t xml:space="preserve"> Estaba cubierto de espinas;la maleza lo había invadido, y su cerca de piedra estaba derruida.</w:t>
+        <w:t xml:space="preserve"> Estaba cubierto de espinas; la maleza lo había invadido, y su cerca de piedra estaba derruida.</w:t>
       </w:r>
     </w:p>
     <w:p>
@@ -15492,7 +15492,7 @@
         <w:rPr>
           <w:lang w:val="es_ES" w:bidi="es_ES"/>
         </w:rPr>
-        <w:t xml:space="preserve"> Entonces observé y reflexioné sobre esto;miré y aprendí esta lección.</w:t>
+        <w:t xml:space="preserve"> Entonces observé y reflexioné sobre esto; miré y aprendí esta lección.</w:t>
       </w:r>
     </w:p>
     <w:p>
@@ -15513,7 +15513,7 @@
         <w:rPr>
           <w:lang w:val="es_ES" w:bidi="es_ES"/>
         </w:rPr>
-        <w:t xml:space="preserve"> Duermes un poco más, cabeceas otro poco;cruzas los brazos para descansar otro rato,</w:t>
+        <w:t xml:space="preserve"> Duermes un poco más, cabeceas otro poco; cruzas los brazos para descansar otro rato,</w:t>
       </w:r>
     </w:p>
     <w:p>
@@ -15534,7 +15534,7 @@
         <w:rPr>
           <w:lang w:val="es_ES" w:bidi="es_ES"/>
         </w:rPr>
-        <w:t xml:space="preserve"> y así te llegará la pobreza como un asaltante.La escasez te atacará como un ladrón armado.</w:t>
+        <w:t xml:space="preserve"> y así te llegará la pobreza como un asaltante. La escasez te atacará como un ladrón armado.</w:t>
       </w:r>
     </w:p>
     <w:p>
@@ -15592,7 +15592,7 @@
         <w:rPr>
           <w:lang w:val="es_ES" w:bidi="es_ES"/>
         </w:rPr>
-        <w:t xml:space="preserve"> Es gloria de Dios ocultar un asunto;es honra del rey investigarlo.</w:t>
+        <w:t xml:space="preserve"> Es gloria de Dios ocultar un asunto; es honra del rey investigarlo.</w:t>
       </w:r>
     </w:p>
     <w:p>
@@ -15613,7 +15613,7 @@
         <w:rPr>
           <w:lang w:val="es_ES" w:bidi="es_ES"/>
         </w:rPr>
-        <w:t xml:space="preserve"> Tan imposible como medir la altura del cielo o la profundidad de la tierraes conocer los pensamientos del rey.</w:t>
+        <w:t xml:space="preserve"> Tan imposible como medir la altura del cielo o la profundidad de la tierra es conocer los pensamientos del rey.</w:t>
       </w:r>
     </w:p>
     <w:p>
@@ -15634,7 +15634,7 @@
         <w:rPr>
           <w:lang w:val="es_ES" w:bidi="es_ES"/>
         </w:rPr>
-        <w:t xml:space="preserve"> Quita las impurezas de la platay el orfebre podrá trabajar con ella;</w:t>
+        <w:t xml:space="preserve"> Quita las impurezas de la plata y el orfebre podrá trabajar con ella;</w:t>
       </w:r>
     </w:p>
     <w:p>
@@ -15655,7 +15655,7 @@
         <w:rPr>
           <w:lang w:val="es_ES" w:bidi="es_ES"/>
         </w:rPr>
-        <w:t xml:space="preserve"> quita a los malvados de la presencia del reyy su trono se afirmará en la justicia.</w:t>
+        <w:t xml:space="preserve"> quita a los malvados de la presencia del rey y su trono se afirmará en la justicia.</w:t>
       </w:r>
     </w:p>
     <w:p>
@@ -15676,7 +15676,7 @@
         <w:rPr>
           <w:lang w:val="es_ES" w:bidi="es_ES"/>
         </w:rPr>
-        <w:t xml:space="preserve"> No te des importancia delante del reyni reclames un lugar entre los poderosos;</w:t>
+        <w:t xml:space="preserve"> No te des importancia delante del rey ni reclames un lugar entre los poderosos;</w:t>
       </w:r>
     </w:p>
     <w:p>
@@ -15697,7 +15697,7 @@
         <w:rPr>
           <w:lang w:val="es_ES" w:bidi="es_ES"/>
         </w:rPr>
-        <w:t xml:space="preserve"> mejor que él te invite a subiry no que seas humillado delante de los poderosos.Lo que has visto con tus ojos</w:t>
+        <w:t xml:space="preserve"> mejor que él te invite a subir y no que seas humillado delante de los poderosos. Lo que has visto con tus ojos</w:t>
       </w:r>
     </w:p>
     <w:p>
@@ -15718,7 +15718,7 @@
         <w:rPr>
           <w:lang w:val="es_ES" w:bidi="es_ES"/>
         </w:rPr>
-        <w:t xml:space="preserve"> no lo lleves de prisa al tribunal,porque tu prójimo puede ponerte en vergüenzay al final no sabrás qué hacer.</w:t>
+        <w:t xml:space="preserve"> no lo lleves de prisa al tribunal, porque tu prójimo puede ponerte en vergüenza y al final no sabrás qué hacer.</w:t>
       </w:r>
     </w:p>
     <w:p>
@@ -15739,7 +15739,7 @@
         <w:rPr>
           <w:lang w:val="es_ES" w:bidi="es_ES"/>
         </w:rPr>
-        <w:t xml:space="preserve"> Defiende tu causa contra tu prójimo,pero no reveles el secreto de otro,</w:t>
+        <w:t xml:space="preserve"> Defiende tu causa contra tu prójimo, pero no reveles el secreto de otro,</w:t>
       </w:r>
     </w:p>
     <w:p>
@@ -15760,7 +15760,7 @@
         <w:rPr>
           <w:lang w:val="es_ES" w:bidi="es_ES"/>
         </w:rPr>
-        <w:t xml:space="preserve"> porque otros pueden oírte y ponerte en vergüenza,y nunca recobrarás tu buena reputación.</w:t>
+        <w:t xml:space="preserve"> porque otros pueden oírte y ponerte en vergüenza, y nunca recobrarás tu buena reputación.</w:t>
       </w:r>
     </w:p>
     <w:p>
@@ -15802,7 +15802,7 @@
         <w:rPr>
           <w:lang w:val="es_ES" w:bidi="es_ES"/>
         </w:rPr>
-        <w:t xml:space="preserve"> Como anillo de oro o joya de oro finoes la reprensión del sabio para quien la escucha.</w:t>
+        <w:t xml:space="preserve"> Como anillo de oro o joya de oro fino es la reprensión del sabio para quien la escucha.</w:t>
       </w:r>
     </w:p>
     <w:p>
@@ -15823,7 +15823,7 @@
         <w:rPr>
           <w:lang w:val="es_ES" w:bidi="es_ES"/>
         </w:rPr>
-        <w:t xml:space="preserve"> El mensajero fiel es como el frescor de la nieve en los días más calurosos del verano;le da nuevos ánimos a su amo.</w:t>
+        <w:t xml:space="preserve"> El mensajero fiel es como el frescor de la nieve en los días más calurosos del verano; le da nuevos ánimos a su amo.</w:t>
       </w:r>
     </w:p>
     <w:p>
@@ -15865,7 +15865,7 @@
         <w:rPr>
           <w:lang w:val="es_ES" w:bidi="es_ES"/>
         </w:rPr>
-        <w:t xml:space="preserve"> Con paciencia se puede convencer al gobernante;la lengua amable puede quebrantar hasta los huesos.</w:t>
+        <w:t xml:space="preserve"> Con paciencia se puede convencer al gobernante; la lengua amable puede quebrantar hasta los huesos.</w:t>
       </w:r>
     </w:p>
     <w:p>
@@ -15886,7 +15886,7 @@
         <w:rPr>
           <w:lang w:val="es_ES" w:bidi="es_ES"/>
         </w:rPr>
-        <w:t xml:space="preserve"> ¿Te gusta la miel? No comas demasiada;te puede provocar náuseas.</w:t>
+        <w:t xml:space="preserve"> ¿Te gusta la miel? No comas demasiada; te puede provocar náuseas.</w:t>
       </w:r>
     </w:p>
     <w:p>
@@ -15907,7 +15907,7 @@
         <w:rPr>
           <w:lang w:val="es_ES" w:bidi="es_ES"/>
         </w:rPr>
-        <w:t xml:space="preserve"> No abuses de las visitas a tu amigo,pues se cansará de ti y acabará aborreciéndote.</w:t>
+        <w:t xml:space="preserve"> No abuses de las visitas a tu amigo, pues se cansará de ti y acabará aborreciéndote.</w:t>
       </w:r>
     </w:p>
     <w:p>
@@ -15970,7 +15970,7 @@
         <w:rPr>
           <w:lang w:val="es_ES" w:bidi="es_ES"/>
         </w:rPr>
-        <w:t xml:space="preserve"> Cantar canciones al que tiene afligido el corazón es como robarle el abrigo en pleno frío;es como echar vinagre en una herida.</w:t>
+        <w:t xml:space="preserve"> Cantar canciones al que tiene afligido el corazón es como robarle el abrigo en pleno frío; es como echar vinagre en una herida.</w:t>
       </w:r>
     </w:p>
     <w:p>
@@ -15991,7 +15991,7 @@
         <w:rPr>
           <w:lang w:val="es_ES" w:bidi="es_ES"/>
         </w:rPr>
-        <w:t xml:space="preserve"> Si tu enemigo tiene hambre, dale de comer;si tiene sed, dale de beber.</w:t>
+        <w:t xml:space="preserve"> Si tu enemigo tiene hambre, dale de comer; si tiene sed, dale de beber.</w:t>
       </w:r>
     </w:p>
     <w:p>
@@ -16012,7 +16012,7 @@
         <w:rPr>
           <w:lang w:val="es_ES" w:bidi="es_ES"/>
         </w:rPr>
-        <w:t xml:space="preserve"> Así harás que se avergüence de lo que ha hecho,y el Señor te recompensará.</w:t>
+        <w:t xml:space="preserve"> Así harás que se avergüence de lo que ha hecho, y el Señor te recompensará.</w:t>
       </w:r>
     </w:p>
     <w:p>
@@ -16033,7 +16033,7 @@
         <w:rPr>
           <w:lang w:val="es_ES" w:bidi="es_ES"/>
         </w:rPr>
-        <w:t xml:space="preserve"> El viento del norte trae con seguridad la lluvia,así también la lengua calumniosa trae miradas de enojo.</w:t>
+        <w:t xml:space="preserve"> El viento del norte trae con seguridad la lluvia, así también la lengua calumniosa trae miradas de enojo.</w:t>
       </w:r>
     </w:p>
     <w:p>
@@ -16117,7 +16117,7 @@
         <w:rPr>
           <w:lang w:val="es_ES" w:bidi="es_ES"/>
         </w:rPr>
-        <w:t xml:space="preserve"> Así como comer mucha miel es malo,así es malo que uno busque su propia gloria.</w:t>
+        <w:t xml:space="preserve"> Así como comer mucha miel es malo, así es malo que uno busque su propia gloria.</w:t>
       </w:r>
     </w:p>
     <w:p>
@@ -16138,7 +16138,7 @@
         <w:rPr>
           <w:lang w:val="es_ES" w:bidi="es_ES"/>
         </w:rPr>
-        <w:t xml:space="preserve"> Como ciudad con murallas derribadases la persona que no sabe dominarse.</w:t>
+        <w:t xml:space="preserve"> Como ciudad con murallas derribadas es la persona que no sabe dominarse.</w:t>
       </w:r>
     </w:p>
     <w:p>
@@ -16175,7 +16175,7 @@
         <w:rPr>
           <w:lang w:val="es_ES" w:bidi="es_ES"/>
         </w:rPr>
-        <w:t xml:space="preserve"> La nieve no es para el verano ni la lluvia para la cosecha;así tampoco los honores son para el necio.</w:t>
+        <w:t xml:space="preserve"> La nieve no es para el verano ni la lluvia para la cosecha; así tampoco los honores son para el necio.</w:t>
       </w:r>
     </w:p>
     <w:p>
@@ -16196,7 +16196,7 @@
         <w:rPr>
           <w:lang w:val="es_ES" w:bidi="es_ES"/>
         </w:rPr>
-        <w:t xml:space="preserve"> Como el gorrión sin rumbo o la golondrina sin nido,la maldición sin motivo jamás llega a su destino.</w:t>
+        <w:t xml:space="preserve"> Como el gorrión sin rumbo o la golondrina sin nido, la maldición sin motivo jamás llega a su destino.</w:t>
       </w:r>
     </w:p>
     <w:p>
@@ -16217,7 +16217,7 @@
         <w:rPr>
           <w:lang w:val="es_ES" w:bidi="es_ES"/>
         </w:rPr>
-        <w:t xml:space="preserve"> El látigo es para el caballo, el freno para el burro;así la vara es para la espalda del necio.</w:t>
+        <w:t xml:space="preserve"> El látigo es para el caballo, el freno para el burro; así la vara es para la espalda del necio.</w:t>
       </w:r>
     </w:p>
     <w:p>
@@ -16238,7 +16238,7 @@
         <w:rPr>
           <w:lang w:val="es_ES" w:bidi="es_ES"/>
         </w:rPr>
-        <w:t xml:space="preserve"> No respondas al necio según su necedad,o tú mismo parecerás como él.</w:t>
+        <w:t xml:space="preserve"> No respondas al necio según su necedad, o tú mismo parecerás como él.</w:t>
       </w:r>
     </w:p>
     <w:p>
@@ -16259,7 +16259,7 @@
         <w:rPr>
           <w:lang w:val="es_ES" w:bidi="es_ES"/>
         </w:rPr>
-        <w:t xml:space="preserve"> Responde al necio como se merece,para que no se crea sabio.</w:t>
+        <w:t xml:space="preserve"> Responde al necio como se merece, para que no se crea sabio.</w:t>
       </w:r>
     </w:p>
     <w:p>
@@ -16301,7 +16301,7 @@
         <w:rPr>
           <w:lang w:val="es_ES" w:bidi="es_ES"/>
         </w:rPr>
-        <w:t xml:space="preserve"> Inútil es el proverbio en la boca del necio,como inútiles son las piernas de un inválido.</w:t>
+        <w:t xml:space="preserve"> Inútil es el proverbio en la boca del necio, como inútiles son las piernas de un inválido.</w:t>
       </w:r>
     </w:p>
     <w:p>
@@ -16364,7 +16364,7 @@
         <w:rPr>
           <w:lang w:val="es_ES" w:bidi="es_ES"/>
         </w:rPr>
-        <w:t xml:space="preserve"> Como arquero que hiere a cualquiera que pasa,así es el que contrata al necio o al que va de paso.</w:t>
+        <w:t xml:space="preserve"> Como arquero que hiere a cualquiera que pasa, así es el que contrata al necio o al que va de paso.</w:t>
       </w:r>
     </w:p>
     <w:p>
@@ -16385,7 +16385,7 @@
         <w:rPr>
           <w:lang w:val="es_ES" w:bidi="es_ES"/>
         </w:rPr>
-        <w:t xml:space="preserve"> Como el perro vuelve a su vómito,así el necio vuelve a su necedad.</w:t>
+        <w:t xml:space="preserve"> Como el perro vuelve a su vómito, así el necio vuelve a su necedad.</w:t>
       </w:r>
     </w:p>
     <w:p>
@@ -16406,7 +16406,7 @@
         <w:rPr>
           <w:lang w:val="es_ES" w:bidi="es_ES"/>
         </w:rPr>
-        <w:t xml:space="preserve"> Hay más esperanza para el necioque para el que se cree muy sabio.</w:t>
+        <w:t xml:space="preserve"> Hay más esperanza para el necio que para el que se cree muy sabio.</w:t>
       </w:r>
     </w:p>
     <w:p>
@@ -16427,7 +16427,7 @@
         <w:rPr>
           <w:lang w:val="es_ES" w:bidi="es_ES"/>
         </w:rPr>
-        <w:t xml:space="preserve"> El perezoso dice: «Hay un león en el camino,un león anda suelto por las calles».</w:t>
+        <w:t xml:space="preserve"> El perezoso dice: “Hay un león en el camino, un león anda suelto por las calles”.</w:t>
       </w:r>
     </w:p>
     <w:p>
@@ -16448,7 +16448,7 @@
         <w:rPr>
           <w:lang w:val="es_ES" w:bidi="es_ES"/>
         </w:rPr>
-        <w:t xml:space="preserve"> Sobre sus bisagras gira la puerta;sobre su cama gira el perezoso.</w:t>
+        <w:t xml:space="preserve"> Sobre sus bisagras gira la puerta; sobre su cama gira el perezoso.</w:t>
       </w:r>
     </w:p>
     <w:p>
@@ -16469,7 +16469,7 @@
         <w:rPr>
           <w:lang w:val="es_ES" w:bidi="es_ES"/>
         </w:rPr>
-        <w:t xml:space="preserve"> El perezoso mete la mano en el plato,pero ni siquiera se la lleva a la boca.</w:t>
+        <w:t xml:space="preserve"> El perezoso mete la mano en el plato, pero ni siquiera se la lleva a la boca.</w:t>
       </w:r>
     </w:p>
     <w:p>
@@ -16490,7 +16490,7 @@
         <w:rPr>
           <w:lang w:val="es_ES" w:bidi="es_ES"/>
         </w:rPr>
-        <w:t xml:space="preserve"> El perezoso se cree más sabioque 7 sabios que saben responder.</w:t>
+        <w:t xml:space="preserve"> El perezoso se cree más sabio que 7 sabios que saben responder.</w:t>
       </w:r>
     </w:p>
     <w:p>
@@ -16511,7 +16511,7 @@
         <w:rPr>
           <w:lang w:val="es_ES" w:bidi="es_ES"/>
         </w:rPr>
-        <w:t xml:space="preserve"> Meterse en pleitos ajenoses como agarrar a un perro por las orejas.</w:t>
+        <w:t xml:space="preserve"> Meterse en pleitos ajenos es como agarrar a un perro por las orejas.</w:t>
       </w:r>
     </w:p>
     <w:p>
@@ -16553,7 +16553,7 @@
         <w:rPr>
           <w:lang w:val="es_ES" w:bidi="es_ES"/>
         </w:rPr>
-        <w:t xml:space="preserve"> es el que engaña a su amigo y luego dice: «Solo era una broma».</w:t>
+        <w:t xml:space="preserve"> es el que engaña a su amigo y luego dice: “Solo era una broma”.</w:t>
       </w:r>
     </w:p>
     <w:p>
@@ -16574,7 +16574,7 @@
         <w:rPr>
           <w:lang w:val="es_ES" w:bidi="es_ES"/>
         </w:rPr>
-        <w:t xml:space="preserve"> Sin leña se apaga el fuego;sin chismes se acaba el pleito.</w:t>
+        <w:t xml:space="preserve"> Sin leña se apaga el fuego; sin chismes se acaba el pleito.</w:t>
       </w:r>
     </w:p>
     <w:p>
@@ -16595,7 +16595,7 @@
         <w:rPr>
           <w:lang w:val="es_ES" w:bidi="es_ES"/>
         </w:rPr>
-        <w:t xml:space="preserve"> El carbón aviva las brasas, la leña aviva el fuego;el pendenciero aviva los pleitos.</w:t>
+        <w:t xml:space="preserve"> El carbón aviva las brasas, la leña aviva el fuego; el pendenciero aviva los pleitos.</w:t>
       </w:r>
     </w:p>
     <w:p>
@@ -16616,7 +16616,7 @@
         <w:rPr>
           <w:lang w:val="es_ES" w:bidi="es_ES"/>
         </w:rPr>
-        <w:t xml:space="preserve"> Los chismes son como bocados deliciosos;penetran hasta lo más profundo del ser.</w:t>
+        <w:t xml:space="preserve"> Los chismes son como bocados deliciosos; penetran hasta lo más profundo del ser.</w:t>
       </w:r>
     </w:p>
     <w:p>
@@ -16637,7 +16637,7 @@
         <w:rPr>
           <w:lang w:val="es_ES" w:bidi="es_ES"/>
         </w:rPr>
-        <w:t xml:space="preserve"> Como baño de plata sobre olla de barroson las palabras suaves con corazón malvado.</w:t>
+        <w:t xml:space="preserve"> Como baño de plata sobre olla de barro son las palabras suaves con corazón malvado.</w:t>
       </w:r>
     </w:p>
     <w:p>
@@ -16658,7 +16658,7 @@
         <w:rPr>
           <w:lang w:val="es_ES" w:bidi="es_ES"/>
         </w:rPr>
-        <w:t xml:space="preserve"> El que odia disimula al hablar,pero en su corazón trama el mal.</w:t>
+        <w:t xml:space="preserve"> El que odia disimula al hablar, pero en su corazón trama el mal.</w:t>
       </w:r>
     </w:p>
     <w:p>
@@ -16679,7 +16679,7 @@
         <w:rPr>
           <w:lang w:val="es_ES" w:bidi="es_ES"/>
         </w:rPr>
-        <w:t xml:space="preserve"> No le creas cuando te hable con dulzura;su corazón está lleno de maldad.</w:t>
+        <w:t xml:space="preserve"> No le creas cuando te hable con dulzura; su corazón está lleno de maldad.</w:t>
       </w:r>
     </w:p>
     <w:p>
@@ -16700,7 +16700,7 @@
         <w:rPr>
           <w:lang w:val="es_ES" w:bidi="es_ES"/>
         </w:rPr>
-        <w:t xml:space="preserve"> Puede ocultar su odio con engaños,pero su maldad quedará expuesta ante todos.</w:t>
+        <w:t xml:space="preserve"> Puede ocultar su odio con engaños, pero su maldad quedará expuesta ante todos.</w:t>
       </w:r>
     </w:p>
     <w:p>
@@ -16721,7 +16721,7 @@
         <w:rPr>
           <w:lang w:val="es_ES" w:bidi="es_ES"/>
         </w:rPr>
-        <w:t xml:space="preserve"> El que cava una fosa caerá en ella;el que hace rodar una piedra será aplastado por ella.</w:t>
+        <w:t xml:space="preserve"> El que cava una fosa caerá en ella; el que hace rodar una piedra será aplastado por ella.</w:t>
       </w:r>
     </w:p>
     <w:p>
@@ -16742,7 +16742,7 @@
         <w:rPr>
           <w:lang w:val="es_ES" w:bidi="es_ES"/>
         </w:rPr>
-        <w:t xml:space="preserve"> La lengua mentirosa odia a sus víctimas;la boca aduladora causa la ruina.</w:t>
+        <w:t xml:space="preserve"> La lengua mentirosa odia a sus víctimas; la boca aduladora causa la ruina.</w:t>
       </w:r>
     </w:p>
     <w:p>
@@ -16779,7 +16779,7 @@
         <w:rPr>
           <w:lang w:val="es_ES" w:bidi="es_ES"/>
         </w:rPr>
-        <w:t xml:space="preserve"> No presumas del día de mañana,porque no sabes lo que traerá ese día.</w:t>
+        <w:t xml:space="preserve"> No presumas del día de mañana, porque no sabes lo que traerá ese día.</w:t>
       </w:r>
     </w:p>
     <w:p>
@@ -16800,7 +16800,7 @@
         <w:rPr>
           <w:lang w:val="es_ES" w:bidi="es_ES"/>
         </w:rPr>
-        <w:t xml:space="preserve"> Que sean otros quienes te alaben;no te alabes a ti mismo.</w:t>
+        <w:t xml:space="preserve"> Que sean otros quienes te alaben; no te alabes a ti mismo.</w:t>
       </w:r>
     </w:p>
     <w:p>
@@ -16821,7 +16821,7 @@
         <w:rPr>
           <w:lang w:val="es_ES" w:bidi="es_ES"/>
         </w:rPr>
-        <w:t xml:space="preserve"> La piedra es pesada y la arena cuesta cargarla,pero el enojo del necio pesa más que ambas.</w:t>
+        <w:t xml:space="preserve"> La piedra es pesada y la arena cuesta cargarla, pero el enojo del necio pesa más que ambas.</w:t>
       </w:r>
     </w:p>
     <w:p>
@@ -16842,7 +16842,7 @@
         <w:rPr>
           <w:lang w:val="es_ES" w:bidi="es_ES"/>
         </w:rPr>
-        <w:t xml:space="preserve"> La ira es cruel y el enojo es abrumador,pero ¿quién puede enfrentarse a los celos?</w:t>
+        <w:t xml:space="preserve"> La ira es cruel y el enojo es abrumador, pero ¿quién puede enfrentarse a los celos?</w:t>
       </w:r>
     </w:p>
     <w:p>
@@ -16863,7 +16863,7 @@
         <w:rPr>
           <w:lang w:val="es_ES" w:bidi="es_ES"/>
         </w:rPr>
-        <w:t xml:space="preserve"> Es mejor la reprensión francaque el amor en secreto.</w:t>
+        <w:t xml:space="preserve"> Es mejor la reprensión franca que el amor en secreto.</w:t>
       </w:r>
     </w:p>
     <w:p>
@@ -16884,7 +16884,7 @@
         <w:rPr>
           <w:lang w:val="es_ES" w:bidi="es_ES"/>
         </w:rPr>
-        <w:t xml:space="preserve"> Son mejores las heridas del amigoque los besos del enemigo.</w:t>
+        <w:t xml:space="preserve"> Son mejores las heridas del amigo que los besos del enemigo.</w:t>
       </w:r>
     </w:p>
     <w:p>
@@ -16905,7 +16905,7 @@
         <w:rPr>
           <w:lang w:val="es_ES" w:bidi="es_ES"/>
         </w:rPr>
-        <w:t xml:space="preserve"> Hasta la miel empalaga al que está saciado;pero al hambriento hasta lo amargo le sabe dulce.</w:t>
+        <w:t xml:space="preserve"> Hasta la miel empalaga al que está saciado; pero al hambriento hasta lo amargo le sabe dulce.</w:t>
       </w:r>
     </w:p>
     <w:p>
@@ -16926,7 +16926,7 @@
         <w:rPr>
           <w:lang w:val="es_ES" w:bidi="es_ES"/>
         </w:rPr>
-        <w:t xml:space="preserve"> El hombre que se aleja de su hogares como el ave que abandona su nido.</w:t>
+        <w:t xml:space="preserve"> El hombre que se aleja de su hogar es como el ave que abandona su nido.</w:t>
       </w:r>
     </w:p>
     <w:p>
@@ -16947,7 +16947,7 @@
         <w:rPr>
           <w:lang w:val="es_ES" w:bidi="es_ES"/>
         </w:rPr>
-        <w:t xml:space="preserve"> El consejo sincero de un amigo endulza el alma;como el perfume y el incienso alegran el corazón.</w:t>
+        <w:t xml:space="preserve"> El consejo sincero de un amigo endulza el alma; como el perfume y el incienso alegran el corazón.</w:t>
       </w:r>
     </w:p>
     <w:p>
@@ -16968,7 +16968,7 @@
         <w:rPr>
           <w:lang w:val="es_ES" w:bidi="es_ES"/>
         </w:rPr>
-        <w:t xml:space="preserve"> No abandones a tu amigo ni al amigo de tu padre.No vayas a la casa de tu hermano cuando tengas problemas.Más vale vecino cerca que hermano lejos.</w:t>
+        <w:t xml:space="preserve"> No abandones a tu amigo ni al amigo de tu padre. No vayas a la casa de tu hermano cuando tengas problemas. Más vale vecino cerca que hermano lejos.</w:t>
       </w:r>
     </w:p>
     <w:p>
@@ -16989,7 +16989,7 @@
         <w:rPr>
           <w:lang w:val="es_ES" w:bidi="es_ES"/>
         </w:rPr>
-        <w:t xml:space="preserve"> Hijo mío, sé sabio y alegra mi corazón;así podré responder a los que me desprecian.</w:t>
+        <w:t xml:space="preserve"> Hijo mío, sé sabio y alegra mi corazón; así podré responder a los que me desprecian.</w:t>
       </w:r>
     </w:p>
     <w:p>
@@ -17010,7 +17010,7 @@
         <w:rPr>
           <w:lang w:val="es_ES" w:bidi="es_ES"/>
         </w:rPr>
-        <w:t xml:space="preserve"> El prudente ve el peligro y se pone a salvo;el imprudente sigue adelante y sufre las consecuencias.</w:t>
+        <w:t xml:space="preserve"> El prudente ve el peligro y se pone a salvo; el imprudente sigue adelante y sufre las consecuencias.</w:t>
       </w:r>
     </w:p>
     <w:p>
@@ -17031,7 +17031,7 @@
         <w:rPr>
           <w:lang w:val="es_ES" w:bidi="es_ES"/>
         </w:rPr>
-        <w:t xml:space="preserve"> Toma en prenda la ropa del que se hizo fiador de un extraño;retenla como garantía si se hace responsable por desconocidos.</w:t>
+        <w:t xml:space="preserve"> Toma en prenda la ropa del que se hizo fiador de un extraño; retenla como garantía si se hace responsable por desconocidos.</w:t>
       </w:r>
     </w:p>
     <w:p>
@@ -17052,7 +17052,7 @@
         <w:rPr>
           <w:lang w:val="es_ES" w:bidi="es_ES"/>
         </w:rPr>
-        <w:t xml:space="preserve"> El mejor saludo se vuelve una molestiacuando se da a gritos y de madrugada.</w:t>
+        <w:t xml:space="preserve"> El mejor saludo se vuelve una molestia cuando se da a gritos y de madrugada.</w:t>
       </w:r>
     </w:p>
     <w:p>
@@ -17073,7 +17073,7 @@
         <w:rPr>
           <w:lang w:val="es_ES" w:bidi="es_ES"/>
         </w:rPr>
-        <w:t xml:space="preserve"> Como gotera constante en día lluviosoes la mujer pendenciera.</w:t>
+        <w:t xml:space="preserve"> Como gotera constante en día lluvioso es la mujer pendenciera.</w:t>
       </w:r>
     </w:p>
     <w:p>
@@ -17094,7 +17094,7 @@
         <w:rPr>
           <w:lang w:val="es_ES" w:bidi="es_ES"/>
         </w:rPr>
-        <w:t xml:space="preserve"> Lograr que deje de pelear es como dominar el vientoo retener aceite en la mano.</w:t>
+        <w:t xml:space="preserve"> Lograr que deje de pelear es como dominar el viento o retener aceite en la mano.</w:t>
       </w:r>
     </w:p>
     <w:p>
@@ -17115,7 +17115,7 @@
         <w:rPr>
           <w:lang w:val="es_ES" w:bidi="es_ES"/>
         </w:rPr>
-        <w:t xml:space="preserve"> El hierro se afila con el hierro,y las personas se afilan al relacionarse con otras personas.</w:t>
+        <w:t xml:space="preserve"> El hierro se afila con el hierro, y las personas se afilan al relacionarse con otras personas.</w:t>
       </w:r>
     </w:p>
     <w:p>
@@ -17136,7 +17136,7 @@
         <w:rPr>
           <w:lang w:val="es_ES" w:bidi="es_ES"/>
         </w:rPr>
-        <w:t xml:space="preserve"> El que cuida de la higuera come sus higos;el que cuida de su amo recibe honores.</w:t>
+        <w:t xml:space="preserve"> El que cuida de la higuera come sus higos; el que cuida de su amo recibe honores.</w:t>
       </w:r>
     </w:p>
     <w:p>
@@ -17157,7 +17157,7 @@
         <w:rPr>
           <w:lang w:val="es_ES" w:bidi="es_ES"/>
         </w:rPr>
-        <w:t xml:space="preserve"> Como el agua refleja el rostro,así el corazón refleja a la persona.</w:t>
+        <w:t xml:space="preserve"> Como el agua refleja el rostro, así el corazón refleja a la persona.</w:t>
       </w:r>
     </w:p>
     <w:p>
@@ -17178,7 +17178,7 @@
         <w:rPr>
           <w:lang w:val="es_ES" w:bidi="es_ES"/>
         </w:rPr>
-        <w:t xml:space="preserve"> El dominio de los muertos y la muerte nunca se sacian;tampoco los ojos del ser humano se dan por satisfechos.</w:t>
+        <w:t xml:space="preserve"> El dominio de los muertos y la muerte nunca se sacian; tampoco los ojos del ser humano se dan por satisfechos.</w:t>
       </w:r>
     </w:p>
     <w:p>
@@ -17199,7 +17199,7 @@
         <w:rPr>
           <w:lang w:val="es_ES" w:bidi="es_ES"/>
         </w:rPr>
-        <w:t xml:space="preserve"> El fuego prueba la pureza de la plata y el oro;al ser humano lo prueban las alabanzas que recibe.</w:t>
+        <w:t xml:space="preserve"> El fuego prueba la pureza de la plata y el oro; al ser humano lo prueban las alabanzas que recibe.</w:t>
       </w:r>
     </w:p>
     <w:p>
@@ -17220,7 +17220,7 @@
         <w:rPr>
           <w:lang w:val="es_ES" w:bidi="es_ES"/>
         </w:rPr>
-        <w:t xml:space="preserve"> Aunque muelas al necio y lo vuelvas a moler,aunque lo machaques como al grano, no le quitarás la necedad.</w:t>
+        <w:t xml:space="preserve"> Aunque muelas al necio y lo vuelvas a moler, aunque lo machaques como al grano, no le quitarás la necedad.</w:t>
       </w:r>
     </w:p>
     <w:p>
@@ -17241,7 +17241,7 @@
         <w:rPr>
           <w:lang w:val="es_ES" w:bidi="es_ES"/>
         </w:rPr>
-        <w:t xml:space="preserve"> No descuides la condición de tus rebaños.Cuida bien de tus ovejas,</w:t>
+        <w:t xml:space="preserve"> No descuides la condición de tus rebaños. Cuida bien de tus ovejas,</w:t>
       </w:r>
     </w:p>
     <w:p>
@@ -17262,7 +17262,7 @@
         <w:rPr>
           <w:lang w:val="es_ES" w:bidi="es_ES"/>
         </w:rPr>
-        <w:t xml:space="preserve"> porque ni las riquezas son perpetuasni la corona dura para siempre.</w:t>
+        <w:t xml:space="preserve"> porque ni las riquezas son perpetuas ni la corona dura para siempre.</w:t>
       </w:r>
     </w:p>
     <w:p>
@@ -17283,7 +17283,7 @@
         <w:rPr>
           <w:lang w:val="es_ES" w:bidi="es_ES"/>
         </w:rPr>
-        <w:t xml:space="preserve"> Cuando salga el pasto y brote el verdor,cuando se recoja la hierba de los montes,</w:t>
+        <w:t xml:space="preserve"> Cuando salga el pasto y brote el verdor, cuando se recoja la hierba de los montes,</w:t>
       </w:r>
     </w:p>
     <w:p>
@@ -17304,7 +17304,7 @@
         <w:rPr>
           <w:lang w:val="es_ES" w:bidi="es_ES"/>
         </w:rPr>
-        <w:t xml:space="preserve"> tus ovejas te darán lana para vestidos;tus cabras te darán para comprar un terreno,</w:t>
+        <w:t xml:space="preserve"> tus ovejas te darán lana para vestidos; tus cabras te darán para comprar un terreno,</w:t>
       </w:r>
     </w:p>
     <w:p>
@@ -17325,7 +17325,7 @@
         <w:rPr>
           <w:lang w:val="es_ES" w:bidi="es_ES"/>
         </w:rPr>
-        <w:t xml:space="preserve"> tendrás suficiente leche de cabra para alimentarte,para alimentar a tu familia y a tus siervos.</w:t>
+        <w:t xml:space="preserve"> tendrás suficiente leche de cabra para alimentarte, para alimentar a tu familia y a tus siervos.</w:t>
       </w:r>
     </w:p>
     <w:p>
@@ -17362,7 +17362,7 @@
         <w:rPr>
           <w:lang w:val="es_ES" w:bidi="es_ES"/>
         </w:rPr>
-        <w:t xml:space="preserve"> El malvado huye sin que nadie lo persiga;el justo vive confiado como un león.</w:t>
+        <w:t xml:space="preserve"> El malvado huye sin que nadie lo persiga; el justo vive confiado como un león.</w:t>
       </w:r>
     </w:p>
     <w:p>
@@ -17383,7 +17383,7 @@
         <w:rPr>
           <w:lang w:val="es_ES" w:bidi="es_ES"/>
         </w:rPr>
-        <w:t xml:space="preserve"> Cuando hay rebelión en un país, se multiplican sus dirigentes;pero el gobernante sabio y entendido mantiene el orden.</w:t>
+        <w:t xml:space="preserve"> Cuando hay rebelión en un país, se multiplican sus dirigentes; pero el gobernante sabio y entendido mantiene el orden.</w:t>
       </w:r>
     </w:p>
     <w:p>
@@ -17425,7 +17425,7 @@
         <w:rPr>
           <w:lang w:val="es_ES" w:bidi="es_ES"/>
         </w:rPr>
-        <w:t xml:space="preserve"> Los que abandonan la ley alaban al malvado;los que la cumplen luchan contra él.</w:t>
+        <w:t xml:space="preserve"> Los que abandonan la ley alaban al malvado; los que la cumplen luchan contra él.</w:t>
       </w:r>
     </w:p>
     <w:p>
@@ -17446,7 +17446,7 @@
         <w:rPr>
           <w:lang w:val="es_ES" w:bidi="es_ES"/>
         </w:rPr>
-        <w:t xml:space="preserve"> Los malvados no comprenden la justicia;los que siguen al Señor lo entienden todo.</w:t>
+        <w:t xml:space="preserve"> Los malvados no comprenden la justicia; los que siguen al Señor lo entienden todo.</w:t>
       </w:r>
     </w:p>
     <w:p>
@@ -17467,7 +17467,7 @@
         <w:rPr>
           <w:lang w:val="es_ES" w:bidi="es_ES"/>
         </w:rPr>
-        <w:t xml:space="preserve"> Más vale ser pobre y honradoque rico y perverso.</w:t>
+        <w:t xml:space="preserve"> Más vale ser pobre y honrado que rico y perverso.</w:t>
       </w:r>
     </w:p>
     <w:p>
@@ -17488,7 +17488,7 @@
         <w:rPr>
           <w:lang w:val="es_ES" w:bidi="es_ES"/>
         </w:rPr>
-        <w:t xml:space="preserve"> El que obedece la ley es un hijo inteligente;el que anda con derrochadores avergüenza a su padre.</w:t>
+        <w:t xml:space="preserve"> El que obedece la ley es un hijo inteligente; el que anda con derrochadores avergüenza a su padre.</w:t>
       </w:r>
     </w:p>
     <w:p>
@@ -17551,7 +17551,7 @@
         <w:rPr>
           <w:lang w:val="es_ES" w:bidi="es_ES"/>
         </w:rPr>
-        <w:t xml:space="preserve"> El que lleva al justo por el camino del pecado caerá en su propia trampa;los intachables heredarán el bien.</w:t>
+        <w:t xml:space="preserve"> El que lleva al justo por el camino del pecado caerá en su propia trampa; los intachables heredarán el bien.</w:t>
       </w:r>
     </w:p>
     <w:p>
@@ -17572,7 +17572,7 @@
         <w:rPr>
           <w:lang w:val="es_ES" w:bidi="es_ES"/>
         </w:rPr>
-        <w:t xml:space="preserve"> El rico se considera sabio;el pobre que es inteligente ve su realidad.</w:t>
+        <w:t xml:space="preserve"> El rico se considera sabio; el pobre que es inteligente ve su realidad.</w:t>
       </w:r>
     </w:p>
     <w:p>
@@ -17593,7 +17593,7 @@
         <w:rPr>
           <w:lang w:val="es_ES" w:bidi="es_ES"/>
         </w:rPr>
-        <w:t xml:space="preserve"> Cuando los justos prosperan, todos se alegran;cuando los malvados triunfan, todos se esconden.</w:t>
+        <w:t xml:space="preserve"> Cuando los justos prosperan, todos se alegran; cuando los malvados triunfan, todos se esconden.</w:t>
       </w:r>
     </w:p>
     <w:p>
@@ -17614,7 +17614,7 @@
         <w:rPr>
           <w:lang w:val="es_ES" w:bidi="es_ES"/>
         </w:rPr>
-        <w:t xml:space="preserve"> El que oculta su pecado no prosperará;el que lo confiesa y lo abandona obtendrá misericordia.</w:t>
+        <w:t xml:space="preserve"> El que oculta su pecado no prosperará; el que lo confiesa y lo abandona obtendrá misericordia.</w:t>
       </w:r>
     </w:p>
     <w:p>
@@ -17635,7 +17635,7 @@
         <w:rPr>
           <w:lang w:val="es_ES" w:bidi="es_ES"/>
         </w:rPr>
-        <w:t xml:space="preserve"> Feliz el que honra al Señor;el que endurece su corazón caerá en desgracia.</w:t>
+        <w:t xml:space="preserve"> Feliz el que honra al Señor; el que endurece su corazón caerá en desgracia.</w:t>
       </w:r>
     </w:p>
     <w:p>
@@ -17677,7 +17677,7 @@
         <w:rPr>
           <w:lang w:val="es_ES" w:bidi="es_ES"/>
         </w:rPr>
-        <w:t xml:space="preserve"> El gobernante sin sentido común oprimirá a su pueblo,pero el que no es avaro tendrá larga vida.</w:t>
+        <w:t xml:space="preserve"> El gobernante sin sentido común oprimirá a su pueblo, pero el que no es avaro tendrá larga vida.</w:t>
       </w:r>
     </w:p>
     <w:p>
@@ -17698,7 +17698,7 @@
         <w:rPr>
           <w:lang w:val="es_ES" w:bidi="es_ES"/>
         </w:rPr>
-        <w:t xml:space="preserve"> El asesino perseguido por su delito será un fugitivo hasta que muera;que nadie lo ayude.</w:t>
+        <w:t xml:space="preserve"> El asesino perseguido por su delito será un fugitivo hasta que muera; que nadie lo ayude.</w:t>
       </w:r>
     </w:p>
     <w:p>
@@ -17719,7 +17719,7 @@
         <w:rPr>
           <w:lang w:val="es_ES" w:bidi="es_ES"/>
         </w:rPr>
-        <w:t xml:space="preserve"> El que es íntegro estará a salvo;el que es perverso será destruido.</w:t>
+        <w:t xml:space="preserve"> El que es íntegro estará a salvo; el que es perverso será destruido.</w:t>
       </w:r>
     </w:p>
     <w:p>
@@ -17740,7 +17740,7 @@
         <w:rPr>
           <w:lang w:val="es_ES" w:bidi="es_ES"/>
         </w:rPr>
-        <w:t xml:space="preserve"> El que trabaja su tierra tendrá comida en abundancia;el que pierde el tiempo tendrá abundancia de pobreza.</w:t>
+        <w:t xml:space="preserve"> El que trabaja su tierra tendrá comida en abundancia; el que pierde el tiempo tendrá abundancia de pobreza.</w:t>
       </w:r>
     </w:p>
     <w:p>
@@ -17761,7 +17761,7 @@
         <w:rPr>
           <w:lang w:val="es_ES" w:bidi="es_ES"/>
         </w:rPr>
-        <w:t xml:space="preserve"> La persona fiel recibirá bendiciones;la que quiere enriquecerse deprisa no quedará sin castigo.</w:t>
+        <w:t xml:space="preserve"> La persona fiel recibirá bendiciones; la que quiere enriquecerse deprisa no quedará sin castigo.</w:t>
       </w:r>
     </w:p>
     <w:p>
@@ -17782,7 +17782,7 @@
         <w:rPr>
           <w:lang w:val="es_ES" w:bidi="es_ES"/>
         </w:rPr>
-        <w:t xml:space="preserve"> No está bien ser parcial con nadie;hasta por un pedazo de pan se puede pecar.</w:t>
+        <w:t xml:space="preserve"> No está bien ser parcial con nadie; hasta por un pedazo de pan se puede pecar.</w:t>
       </w:r>
     </w:p>
     <w:p>
@@ -17803,7 +17803,7 @@
         <w:rPr>
           <w:lang w:val="es_ES" w:bidi="es_ES"/>
         </w:rPr>
-        <w:t xml:space="preserve"> El tacaño trata de enriquecerse rápidamente;pero eso lo conduce a la pobreza.</w:t>
+        <w:t xml:space="preserve"> El tacaño trata de enriquecerse rápidamente; pero eso lo conduce a la pobreza.</w:t>
       </w:r>
     </w:p>
     <w:p>
@@ -17845,7 +17845,7 @@
         <w:rPr>
           <w:lang w:val="es_ES" w:bidi="es_ES"/>
         </w:rPr>
-        <w:t xml:space="preserve"> El que roba a su padre o a su madrey dice que no hay nada malo en esoes amigo de criminales.</w:t>
+        <w:t xml:space="preserve"> El que roba a su padre o a su madre y dice que no hay nada malo en eso es amigo de criminales.</w:t>
       </w:r>
     </w:p>
     <w:p>
@@ -17866,7 +17866,7 @@
         <w:rPr>
           <w:lang w:val="es_ES" w:bidi="es_ES"/>
         </w:rPr>
-        <w:t xml:space="preserve"> La codicia provoca peleas;la confianza en el Señor lleva a la prosperidad.</w:t>
+        <w:t xml:space="preserve"> La codicia provoca peleas; la confianza en el Señor lleva a la prosperidad.</w:t>
       </w:r>
     </w:p>
     <w:p>
@@ -17887,7 +17887,7 @@
         <w:rPr>
           <w:lang w:val="es_ES" w:bidi="es_ES"/>
         </w:rPr>
-        <w:t xml:space="preserve"> El que confía en sí mismo es un necio;el que actúa con sabiduría estará a salvo.</w:t>
+        <w:t xml:space="preserve"> El que confía en sí mismo es un necio; el que actúa con sabiduría estará a salvo.</w:t>
       </w:r>
     </w:p>
     <w:p>
@@ -17908,7 +17908,7 @@
         <w:rPr>
           <w:lang w:val="es_ES" w:bidi="es_ES"/>
         </w:rPr>
-        <w:t xml:space="preserve"> El que ayuda al pobre no sufrirá pobreza;el que le niega su ayuda recibirá maldiciones.</w:t>
+        <w:t xml:space="preserve"> El que ayuda al pobre no sufrirá pobreza; el que le niega su ayuda recibirá maldiciones.</w:t>
       </w:r>
     </w:p>
     <w:p>
@@ -17929,7 +17929,7 @@
         <w:rPr>
           <w:lang w:val="es_ES" w:bidi="es_ES"/>
         </w:rPr>
-        <w:t xml:space="preserve"> Cuando los malvados triunfan, la gente se esconde;cuando los malvados perecen, los justos prosperan.</w:t>
+        <w:t xml:space="preserve"> Cuando los malvados triunfan, la gente se esconde; cuando los malvados perecen, los justos prosperan.</w:t>
       </w:r>
     </w:p>
     <w:p>
@@ -17987,7 +17987,7 @@
         <w:rPr>
           <w:lang w:val="es_ES" w:bidi="es_ES"/>
         </w:rPr>
-        <w:t xml:space="preserve"> Cuando los justos tienen el poder, el pueblo se alegra;cuando los malvados gobiernan, el pueblo sufre.</w:t>
+        <w:t xml:space="preserve"> Cuando los justos tienen el poder, el pueblo se alegra; cuando los malvados gobiernan, el pueblo sufre.</w:t>
       </w:r>
     </w:p>
     <w:p>
@@ -18008,7 +18008,7 @@
         <w:rPr>
           <w:lang w:val="es_ES" w:bidi="es_ES"/>
         </w:rPr>
-        <w:t xml:space="preserve"> El hijo que ama la sabiduría hace feliz a su padre;el que anda con prostitutas derrocha su riqueza.</w:t>
+        <w:t xml:space="preserve"> El hijo que ama la sabiduría hace feliz a su padre; el que anda con prostitutas derrocha su riqueza.</w:t>
       </w:r>
     </w:p>
     <w:p>
@@ -18029,7 +18029,7 @@
         <w:rPr>
           <w:lang w:val="es_ES" w:bidi="es_ES"/>
         </w:rPr>
-        <w:t xml:space="preserve"> El rey que es justo da estabilidad a su nación;cuando exige tributos la destruye.</w:t>
+        <w:t xml:space="preserve"> El rey que es justo da estabilidad a su nación; cuando exige tributos la destruye.</w:t>
       </w:r>
     </w:p>
     <w:p>
@@ -18071,7 +18071,7 @@
         <w:rPr>
           <w:lang w:val="es_ES" w:bidi="es_ES"/>
         </w:rPr>
-        <w:t xml:space="preserve"> El malvado queda atrapado en sus propios pecados;el justo canta de gozo.</w:t>
+        <w:t xml:space="preserve"> El malvado queda atrapado en sus propios pecados; el justo canta de gozo.</w:t>
       </w:r>
     </w:p>
     <w:p>
@@ -18092,7 +18092,7 @@
         <w:rPr>
           <w:lang w:val="es_ES" w:bidi="es_ES"/>
         </w:rPr>
-        <w:t xml:space="preserve"> El justo conoce los derechos del pobre;al malvado no le importan.</w:t>
+        <w:t xml:space="preserve"> El justo conoce los derechos del pobre; al malvado no le importan.</w:t>
       </w:r>
     </w:p>
     <w:p>
@@ -18113,7 +18113,7 @@
         <w:rPr>
           <w:lang w:val="es_ES" w:bidi="es_ES"/>
         </w:rPr>
-        <w:t xml:space="preserve"> Los alborotadores agitan toda la ciudad;los sabios calman la ira.</w:t>
+        <w:t xml:space="preserve"> Los alborotadores agitan toda la ciudad; los sabios calman la ira.</w:t>
       </w:r>
     </w:p>
     <w:p>
@@ -18134,7 +18134,7 @@
         <w:rPr>
           <w:lang w:val="es_ES" w:bidi="es_ES"/>
         </w:rPr>
-        <w:t xml:space="preserve"> Si un sabio lleva a juicio a un necio,no importa que se enoje o que se ría, no habrá solución.</w:t>
+        <w:t xml:space="preserve"> Si un sabio lleva a juicio a un necio, no importa que se enoje o que se ría, no habrá solución.</w:t>
       </w:r>
     </w:p>
     <w:p>
@@ -18155,7 +18155,7 @@
         <w:rPr>
           <w:lang w:val="es_ES" w:bidi="es_ES"/>
         </w:rPr>
-        <w:t xml:space="preserve"> Los asesinos detestan a los honestos;quieren matar al justo.</w:t>
+        <w:t xml:space="preserve"> Los asesinos detestan a los honestos; quieren matar al justo.</w:t>
       </w:r>
     </w:p>
     <w:p>
@@ -18176,7 +18176,7 @@
         <w:rPr>
           <w:lang w:val="es_ES" w:bidi="es_ES"/>
         </w:rPr>
-        <w:t xml:space="preserve"> El necio deja salir toda su ira;el sabio la controla.</w:t>
+        <w:t xml:space="preserve"> El necio deja salir toda su ira; el sabio la controla.</w:t>
       </w:r>
     </w:p>
     <w:p>
@@ -18197,7 +18197,7 @@
         <w:rPr>
           <w:lang w:val="es_ES" w:bidi="es_ES"/>
         </w:rPr>
-        <w:t xml:space="preserve"> Si el gobernante presta atención a las mentiras,todos sus oficiales se corrompen.</w:t>
+        <w:t xml:space="preserve"> Si el gobernante presta atención a las mentiras, todos sus oficiales se corrompen.</w:t>
       </w:r>
     </w:p>
     <w:p>
@@ -18218,7 +18218,7 @@
         <w:rPr>
           <w:lang w:val="es_ES" w:bidi="es_ES"/>
         </w:rPr>
-        <w:t xml:space="preserve"> El opresor y el pobre tienen algo en común:el Señor les ha dado a ambos la vista.</w:t>
+        <w:t xml:space="preserve"> El opresor y el pobre tienen algo en común: el Señor les ha dado a ambos la vista.</w:t>
       </w:r>
     </w:p>
     <w:p>
@@ -18239,7 +18239,7 @@
         <w:rPr>
           <w:lang w:val="es_ES" w:bidi="es_ES"/>
         </w:rPr>
-        <w:t xml:space="preserve"> El rey que gobierna a los pobres con justiciaasegura su trono para siempre.</w:t>
+        <w:t xml:space="preserve"> El rey que gobierna a los pobres con justicia asegura su trono para siempre.</w:t>
       </w:r>
     </w:p>
     <w:p>
@@ -18260,7 +18260,7 @@
         <w:rPr>
           <w:lang w:val="es_ES" w:bidi="es_ES"/>
         </w:rPr>
-        <w:t xml:space="preserve"> La vara de la disciplina hace al hijo entendido;el hijo consentido es una vergüenza para su madre.</w:t>
+        <w:t xml:space="preserve"> La vara de la disciplina hace al hijo entendido; el hijo consentido es una vergüenza para su madre.</w:t>
       </w:r>
     </w:p>
     <w:p>
@@ -18281,7 +18281,7 @@
         <w:rPr>
           <w:lang w:val="es_ES" w:bidi="es_ES"/>
         </w:rPr>
-        <w:t xml:space="preserve"> Cuando el malvado manda, el pecado aumenta;pero los justos vivirán para ver su caída.</w:t>
+        <w:t xml:space="preserve"> Cuando el malvado manda, el pecado aumenta; pero los justos vivirán para ver su caída.</w:t>
       </w:r>
     </w:p>
     <w:p>
@@ -18302,7 +18302,7 @@
         <w:rPr>
           <w:lang w:val="es_ES" w:bidi="es_ES"/>
         </w:rPr>
-        <w:t xml:space="preserve"> Disciplina a tu hijo y te dará paz;traerá tranquilidad a tu alma.</w:t>
+        <w:t xml:space="preserve"> Disciplina a tu hijo y te dará paz; traerá tranquilidad a tu alma.</w:t>
       </w:r>
     </w:p>
     <w:p>
@@ -18323,7 +18323,7 @@
         <w:rPr>
           <w:lang w:val="es_ES" w:bidi="es_ES"/>
         </w:rPr>
-        <w:t xml:space="preserve"> Cuando no hay dirección del Señor, el pueblo se extravía;¡dichosos los que son obedientes a la ley!</w:t>
+        <w:t xml:space="preserve"> Cuando no hay dirección del Señor, el pueblo se extravía; ¡qué felices son los que son obedientes a la ley!</w:t>
       </w:r>
     </w:p>
     <w:p>
@@ -18344,7 +18344,7 @@
         <w:rPr>
           <w:lang w:val="es_ES" w:bidi="es_ES"/>
         </w:rPr>
-        <w:t xml:space="preserve"> No basta con palabras para corregir al siervo;aunque entiende, no obedece.</w:t>
+        <w:t xml:space="preserve"> No basta con palabras para corregir al siervo; aunque entiende, no obedece.</w:t>
       </w:r>
     </w:p>
     <w:p>
@@ -18365,7 +18365,7 @@
         <w:rPr>
           <w:lang w:val="es_ES" w:bidi="es_ES"/>
         </w:rPr>
-        <w:t xml:space="preserve"> Hay más esperanza para el necioque para el que habla sin pensar.</w:t>
+        <w:t xml:space="preserve"> Hay más esperanza para el necio que para el que habla sin pensar.</w:t>
       </w:r>
     </w:p>
     <w:p>
@@ -18386,7 +18386,7 @@
         <w:rPr>
           <w:lang w:val="es_ES" w:bidi="es_ES"/>
         </w:rPr>
-        <w:t xml:space="preserve"> El siervo consentido desde su niñezal final traerá tristeza.</w:t>
+        <w:t xml:space="preserve"> El siervo consentido desde su niñez al final traerá tristeza.</w:t>
       </w:r>
     </w:p>
     <w:p>
@@ -18407,7 +18407,7 @@
         <w:rPr>
           <w:lang w:val="es_ES" w:bidi="es_ES"/>
         </w:rPr>
-        <w:t xml:space="preserve"> La persona que se enoja fácilmente provoca pleitos;comete toda clase de pecados.</w:t>
+        <w:t xml:space="preserve"> La persona que se enoja fácilmente provoca pleitos; comete toda clase de pecados.</w:t>
       </w:r>
     </w:p>
     <w:p>
@@ -18428,7 +18428,7 @@
         <w:rPr>
           <w:lang w:val="es_ES" w:bidi="es_ES"/>
         </w:rPr>
-        <w:t xml:space="preserve"> El orgulloso será humillado,pero el humilde será ensalzado.</w:t>
+        <w:t xml:space="preserve"> El orgulloso será humillado, pero el humilde será ensalzado.</w:t>
       </w:r>
     </w:p>
     <w:p>
@@ -18449,7 +18449,7 @@
         <w:rPr>
           <w:lang w:val="es_ES" w:bidi="es_ES"/>
         </w:rPr>
-        <w:t xml:space="preserve"> El cómplice del ladrón se daña a sí mismo;aunque está bajo juramento, no testifica.</w:t>
+        <w:t xml:space="preserve"> El cómplice del ladrón se daña a sí mismo; aunque está bajo juramento, no testifica.</w:t>
       </w:r>
     </w:p>
     <w:p>
@@ -18470,7 +18470,7 @@
         <w:rPr>
           <w:lang w:val="es_ES" w:bidi="es_ES"/>
         </w:rPr>
-        <w:t xml:space="preserve"> Temer al ser humano es una trampa peligrosa,pero confiar en el Señor trae seguridad.</w:t>
+        <w:t xml:space="preserve"> Temer al ser humano es una trampa peligrosa, pero confiar en el Señor trae seguridad.</w:t>
       </w:r>
     </w:p>
     <w:p>
@@ -18491,7 +18491,7 @@
         <w:rPr>
           <w:lang w:val="es_ES" w:bidi="es_ES"/>
         </w:rPr>
-        <w:t xml:space="preserve"> Muchos buscan el favor del gobernante,pero la justicia solo viene del Señor.</w:t>
+        <w:t xml:space="preserve"> Muchos buscan el favor del gobernante, pero la justicia solo viene del Señor.</w:t>
       </w:r>
     </w:p>
     <w:p>
@@ -18512,7 +18512,7 @@
         <w:rPr>
           <w:lang w:val="es_ES" w:bidi="es_ES"/>
         </w:rPr>
-        <w:t xml:space="preserve"> Los justos detestan a los malvados;los malvados detestan a los justos.</w:t>
+        <w:t xml:space="preserve"> Los justos detestan a los malvados; los malvados detestan a los justos.</w:t>
       </w:r>
     </w:p>
     <w:p>
@@ -18549,7 +18549,7 @@
         <w:rPr>
           <w:lang w:val="es_ES" w:bidi="es_ES"/>
         </w:rPr>
-        <w:t xml:space="preserve"> Dichos de Agur, hijo de Jaqué. Mensaje. Palabras de este hombre.Oh Dios, estoy cansado,me siento agotado;</w:t>
+        <w:t xml:space="preserve"> Dichos de Agur, hijo de Jaqué. Mensaje. Palabras de este hombre. Oh Dios, estoy cansado, me siento agotado;</w:t>
       </w:r>
     </w:p>
     <w:p>
@@ -18591,7 +18591,7 @@
         <w:rPr>
           <w:lang w:val="es_ES" w:bidi="es_ES"/>
         </w:rPr>
-        <w:t xml:space="preserve"> No he alcanzado la sabiduríani tengo conocimiento del Dios Santo.</w:t>
+        <w:t xml:space="preserve"> No he alcanzado la sabiduría ni tengo conocimiento del Dios Santo.</w:t>
       </w:r>
     </w:p>
     <w:p>
@@ -18612,7 +18612,7 @@
         <w:rPr>
           <w:lang w:val="es_ES" w:bidi="es_ES"/>
         </w:rPr>
-        <w:t xml:space="preserve"> ¿Quién subió al cielo y descendió?¿Quién recogió el viento en sus manos?¿Quién envolvió las aguas en su manto?¿Quién estableció todos los límites de la tierra?¿Cuál es su nombre y el nombre de su hijo?Dímelo si lo sabes.</w:t>
+        <w:t xml:space="preserve"> ¿Quién subió al cielo y descendió? ¿Quién recogió el viento en sus manos? ¿Quién envolvió las aguas en su manto? ¿Quién estableció todos los límites de la tierra? ¿Cuál es su nombre y el nombre de su hijo? Dímelo si lo sabes.</w:t>
       </w:r>
     </w:p>
     <w:p>
@@ -18633,7 +18633,7 @@
         <w:rPr>
           <w:lang w:val="es_ES" w:bidi="es_ES"/>
         </w:rPr>
-        <w:t xml:space="preserve"> Toda palabra de Dios es verdadera;él protege a los que confían en él.</w:t>
+        <w:t xml:space="preserve"> Toda palabra de Dios es verdadera; él protege a los que confían en él.</w:t>
       </w:r>
     </w:p>
     <w:p>
@@ -18654,7 +18654,7 @@
         <w:rPr>
           <w:lang w:val="es_ES" w:bidi="es_ES"/>
         </w:rPr>
-        <w:t xml:space="preserve"> No añadas nada a sus palabraspara que no te reprenda y quedes como un mentiroso.</w:t>
+        <w:t xml:space="preserve"> No añadas nada a sus palabras para que no te reprenda y quedes como un mentiroso.</w:t>
       </w:r>
     </w:p>
     <w:p>
@@ -18675,7 +18675,7 @@
         <w:rPr>
           <w:lang w:val="es_ES" w:bidi="es_ES"/>
         </w:rPr>
-        <w:t xml:space="preserve"> Oh Señor, 2 cosas te pido antes de morir;no me las niegues.</w:t>
+        <w:t xml:space="preserve"> Oh Señor, 2 cosas te pido antes de morir; no me las niegues.</w:t>
       </w:r>
     </w:p>
     <w:p>
@@ -18696,7 +18696,7 @@
         <w:rPr>
           <w:lang w:val="es_ES" w:bidi="es_ES"/>
         </w:rPr>
-        <w:t xml:space="preserve"> Aparta de mí la mentira y la falsedad;no me des ni pobreza ni riquezas,dame solo el alimento que necesito cada día.</w:t>
+        <w:t xml:space="preserve"> Aparta de mí la mentira y la falsedad; no me des ni pobreza ni riquezas, dame solo el alimento que necesito cada día.</w:t>
       </w:r>
     </w:p>
     <w:p>
@@ -18717,7 +18717,7 @@
         <w:rPr>
           <w:lang w:val="es_ES" w:bidi="es_ES"/>
         </w:rPr>
-        <w:t xml:space="preserve"> Si tengo mucho, tal vez te nieguey diga: «¿Quién es el Señor?».Y si tengo poco, tal vez robey deshonre tu santo nombre.</w:t>
+        <w:t xml:space="preserve"> Si tengo mucho, tal vez te niegue y diga: «¿Quién es el Señor?”. Y si tengo poco, tal vez robe y deshonre tu santo nombre.</w:t>
       </w:r>
     </w:p>
     <w:p>
@@ -18738,7 +18738,7 @@
         <w:rPr>
           <w:lang w:val="es_ES" w:bidi="es_ES"/>
         </w:rPr>
-        <w:t xml:space="preserve"> No ofendas al esclavo delante de su amo,o él te maldecirá y sufrirás las consecuencias.</w:t>
+        <w:t xml:space="preserve"> No ofendas al esclavo delante de su amo, o él te maldecirá y sufrirás las consecuencias.</w:t>
       </w:r>
     </w:p>
     <w:p>
@@ -18759,7 +18759,7 @@
         <w:rPr>
           <w:lang w:val="es_ES" w:bidi="es_ES"/>
         </w:rPr>
-        <w:t xml:space="preserve"> Hay quienes maldicen a su padrey no bendicen a su madre.</w:t>
+        <w:t xml:space="preserve"> Hay quienes maldicen a su padre y no bendicen a su madre.</w:t>
       </w:r>
     </w:p>
     <w:p>
@@ -18780,7 +18780,7 @@
         <w:rPr>
           <w:lang w:val="es_ES" w:bidi="es_ES"/>
         </w:rPr>
-        <w:t xml:space="preserve"> Hay quienes se creen puros,pero no se han limpiado de su impureza.</w:t>
+        <w:t xml:space="preserve"> Hay quienes se creen puros, pero no se han limpiado de su impureza.</w:t>
       </w:r>
     </w:p>
     <w:p>
@@ -18822,7 +18822,7 @@
         <w:rPr>
           <w:lang w:val="es_ES" w:bidi="es_ES"/>
         </w:rPr>
-        <w:t xml:space="preserve"> Hay quienes tienen dientes como espadasy mandíbulas como cuchillospara devorar a los pobres de la tierray a los necesitados de este mundo.</w:t>
+        <w:t xml:space="preserve"> Hay quienes tienen dientes como espadas y mandíbulas como cuchillos para devorar a los pobres de la tierra y a los necesitados de este mundo.</w:t>
       </w:r>
     </w:p>
     <w:p>
@@ -18843,7 +18843,7 @@
         <w:rPr>
           <w:lang w:val="es_ES" w:bidi="es_ES"/>
         </w:rPr>
-        <w:t xml:space="preserve"> La sanguijuela tiene 2 hijas que siempre están pidiendo: «Dame más, más».Hay 3 cosas, y hasta 4, que nunca quedan satisfechas:</w:t>
+        <w:t xml:space="preserve"> La sanguijuela tiene 2 hijas que siempre están pidiendo: “Dame más, más”. Hay 3 cosas, y hasta 4, que nunca quedan satisfechas:</w:t>
       </w:r>
     </w:p>
     <w:p>
@@ -18864,7 +18864,7 @@
         <w:rPr>
           <w:lang w:val="es_ES" w:bidi="es_ES"/>
         </w:rPr>
-        <w:t xml:space="preserve"> el dominio de los muertos, el vientre estéril,la tierra sedienta de aguay el fuego que nunca dice: «¡Basta!».</w:t>
+        <w:t xml:space="preserve"> el dominio de los muertos, el vientre estéril, la tierra sedienta de agua y el fuego que nunca dice: «¡Basta!”.</w:t>
       </w:r>
     </w:p>
     <w:p>
@@ -18885,7 +18885,7 @@
         <w:rPr>
           <w:lang w:val="es_ES" w:bidi="es_ES"/>
         </w:rPr>
-        <w:t xml:space="preserve"> Al que mira con desprecio a su padrey menosprecia a su madre anciana,que los cuervos le saquen los ojosy los buitres se lo coman.</w:t>
+        <w:t xml:space="preserve"> Al que mira con desprecio a su padre y menosprecia a su madre anciana, que los cuervos le saquen los ojos y los buitres se lo coman.</w:t>
       </w:r>
     </w:p>
     <w:p>
@@ -18927,7 +18927,7 @@
         <w:rPr>
           <w:lang w:val="es_ES" w:bidi="es_ES"/>
         </w:rPr>
-        <w:t xml:space="preserve"> cómo vuela el águila en el cielo,cómo se desliza la serpiente sobre la piedra,cómo pasa el barco por alta mary cómo un hombre se porta con una joven.</w:t>
+        <w:t xml:space="preserve"> cómo vuela el águila en el cielo, cómo se desliza la serpiente sobre la piedra, cómo pasa el barco por alta mar y cómo un hombre se porta con una joven.</w:t>
       </w:r>
     </w:p>
     <w:p>
@@ -18948,7 +18948,7 @@
         <w:rPr>
           <w:lang w:val="es_ES" w:bidi="es_ES"/>
         </w:rPr>
-        <w:t xml:space="preserve"> Así actúa la mujer adúltera:come, se limpia la bocay después dice: «No he hecho nada malo».</w:t>
+        <w:t xml:space="preserve"> Así actúa la mujer adúltera: come, se limpia la boca y después dice: “No he hecho nada malo”.</w:t>
       </w:r>
     </w:p>
     <w:p>
@@ -18969,7 +18969,7 @@
         <w:rPr>
           <w:lang w:val="es_ES" w:bidi="es_ES"/>
         </w:rPr>
-        <w:t xml:space="preserve"> Hay 3 cosas que hacen temblar la tierra,y una cuarta que no puede soportar:</w:t>
+        <w:t xml:space="preserve"> Hay 3 cosas que hacen temblar la tierra, y una cuarta que no puede soportar:</w:t>
       </w:r>
     </w:p>
     <w:p>
@@ -18990,7 +18990,7 @@
         <w:rPr>
           <w:lang w:val="es_ES" w:bidi="es_ES"/>
         </w:rPr>
-        <w:t xml:space="preserve"> el esclavo que llega a ser rey,el necio que tiene comida de sobra,</w:t>
+        <w:t xml:space="preserve"> el esclavo que llega a ser rey, el necio que tiene comida de sobra,</w:t>
       </w:r>
     </w:p>
     <w:p>
@@ -19011,7 +19011,7 @@
         <w:rPr>
           <w:lang w:val="es_ES" w:bidi="es_ES"/>
         </w:rPr>
-        <w:t xml:space="preserve"> la mujer rechazada que al fin se casay la criada que desplaza a su señora.</w:t>
+        <w:t xml:space="preserve"> la mujer rechazada que al fin se casa y la criada que desplaza a su señora.</w:t>
       </w:r>
     </w:p>
     <w:p>
@@ -19032,7 +19032,7 @@
         <w:rPr>
           <w:lang w:val="es_ES" w:bidi="es_ES"/>
         </w:rPr>
-        <w:t xml:space="preserve"> Hay 4 cosas pequeñas en la tierra,pero son más sabias que los sabios:</w:t>
+        <w:t xml:space="preserve"> Hay 4 cosas pequeñas en la tierra, pero son más sabias que los sabios:</w:t>
       </w:r>
     </w:p>
     <w:p>
@@ -19053,7 +19053,7 @@
         <w:rPr>
           <w:lang w:val="es_ES" w:bidi="es_ES"/>
         </w:rPr>
-        <w:t xml:space="preserve"> las hormigas, que no son fuertes,pero almacenan comida para el invierno;</w:t>
+        <w:t xml:space="preserve"> las hormigas, que no son fuertes, pero almacenan comida para el invierno;</w:t>
       </w:r>
     </w:p>
     <w:p>
@@ -19095,7 +19095,7 @@
         <w:rPr>
           <w:lang w:val="es_ES" w:bidi="es_ES"/>
         </w:rPr>
-        <w:t xml:space="preserve"> las langostas, que no tienen rey,pero marchan todas en formación perfecta;</w:t>
+        <w:t xml:space="preserve"> las langostas, que no tienen rey, pero marchan todas en formación perfecta;</w:t>
       </w:r>
     </w:p>
     <w:p>
@@ -19116,7 +19116,7 @@
         <w:rPr>
           <w:lang w:val="es_ES" w:bidi="es_ES"/>
         </w:rPr>
-        <w:t xml:space="preserve"> y las lagartijas, que se atrapan con la mano,pero se encuentran hasta en los palacios de los reyes.</w:t>
+        <w:t xml:space="preserve"> y las lagartijas, que se atrapan con la mano, pero se encuentran hasta en los palacios de los reyes.</w:t>
       </w:r>
     </w:p>
     <w:p>
@@ -19137,7 +19137,7 @@
         <w:rPr>
           <w:lang w:val="es_ES" w:bidi="es_ES"/>
         </w:rPr>
-        <w:t xml:space="preserve"> Hay 3 cosas, y hasta 4,que caminan con paso majestuoso:</w:t>
+        <w:t xml:space="preserve"> Hay 3 cosas, y hasta 4, que caminan con paso majestuoso:</w:t>
       </w:r>
     </w:p>
     <w:p>
@@ -19158,7 +19158,7 @@
         <w:rPr>
           <w:lang w:val="es_ES" w:bidi="es_ES"/>
         </w:rPr>
-        <w:t xml:space="preserve"> el león, poderoso entre los animales,que no retrocede ante nada;</w:t>
+        <w:t xml:space="preserve"> el león, poderoso entre los animales, que no retrocede ante nada;</w:t>
       </w:r>
     </w:p>
     <w:p>
@@ -19200,7 +19200,7 @@
         <w:rPr>
           <w:lang w:val="es_ES" w:bidi="es_ES"/>
         </w:rPr>
-        <w:t xml:space="preserve"> Si te has enaltecido neciamente,o si has tramado el mal, ponte a pensar</w:t>
+        <w:t xml:space="preserve"> Si te has enaltecido neciamente, o si has tramado el mal, ponte a pensar</w:t>
       </w:r>
     </w:p>
     <w:p>
@@ -19221,7 +19221,7 @@
         <w:rPr>
           <w:lang w:val="es_ES" w:bidi="es_ES"/>
         </w:rPr>
-        <w:t xml:space="preserve"> que batir la leche produce mantequilla,que sonarse fuerte la nariz produce sangre,que provocar la ira produce pleitos.</w:t>
+        <w:t xml:space="preserve"> que batir la leche produce mantequilla, que sonarse fuerte la nariz produce sangre, que provocar la ira produce pleitos.</w:t>
       </w:r>
     </w:p>
     <w:p>
@@ -19258,7 +19258,7 @@
         <w:rPr>
           <w:lang w:val="es_ES" w:bidi="es_ES"/>
         </w:rPr>
-        <w:t xml:space="preserve"> Estos son los dichos del rey Lemuel,instrucciones que le dio su madre.</w:t>
+        <w:t xml:space="preserve"> Estos son los dichos del rey Lemuel, instrucciones que le dio su madre.</w:t>
       </w:r>
     </w:p>
     <w:p>
@@ -19279,7 +19279,7 @@
         <w:rPr>
           <w:lang w:val="es_ES" w:bidi="es_ES"/>
         </w:rPr>
-        <w:t xml:space="preserve"> Hijo mío, fruto de mi vientre,fruto de mis promesas,</w:t>
+        <w:t xml:space="preserve"> Hijo mío, fruto de mi vientre, fruto de mis promesas,</w:t>
       </w:r>
     </w:p>
     <w:p>
@@ -19300,7 +19300,7 @@
         <w:rPr>
           <w:lang w:val="es_ES" w:bidi="es_ES"/>
         </w:rPr>
-        <w:t xml:space="preserve"> no gastes tu energía con mujeres,ni tu fuerza con las que arruinan a los reyes.</w:t>
+        <w:t xml:space="preserve"> no gastes tu energía con mujeres, ni tu fuerza con las que arruinan a los reyes.</w:t>
       </w:r>
     </w:p>
     <w:p>
@@ -19321,7 +19321,7 @@
         <w:rPr>
           <w:lang w:val="es_ES" w:bidi="es_ES"/>
         </w:rPr>
-        <w:t xml:space="preserve"> No está bien que los reyes, oh Lemuel, beban vino en exceso,ni que los gobernantes se den al licor.</w:t>
+        <w:t xml:space="preserve"> No está bien que los reyes, oh Lemuel, beban vino en exceso, ni que los gobernantes se den al licor.</w:t>
       </w:r>
     </w:p>
     <w:p>
@@ -19342,7 +19342,7 @@
         <w:rPr>
           <w:lang w:val="es_ES" w:bidi="es_ES"/>
         </w:rPr>
-        <w:t xml:space="preserve"> Pues si lo hacen pueden olvidar la leyy perjudicar la justicia de los oprimidos.</w:t>
+        <w:t xml:space="preserve"> Pues si lo hacen pueden olvidar la ley y perjudicar la justicia de los oprimidos.</w:t>
       </w:r>
     </w:p>
     <w:p>
@@ -19363,7 +19363,7 @@
         <w:rPr>
           <w:lang w:val="es_ES" w:bidi="es_ES"/>
         </w:rPr>
-        <w:t xml:space="preserve"> El licor es para los moribundos;el vino, para los amargados.</w:t>
+        <w:t xml:space="preserve"> El licor es para los moribundos; el vino, para los amargados.</w:t>
       </w:r>
     </w:p>
     <w:p>
@@ -19384,7 +19384,7 @@
         <w:rPr>
           <w:lang w:val="es_ES" w:bidi="es_ES"/>
         </w:rPr>
-        <w:t xml:space="preserve"> Que beban para olvidar su pobrezay no recordar más sus penas.</w:t>
+        <w:t xml:space="preserve"> Que beban para olvidar su pobreza y no recordar más sus penas.</w:t>
       </w:r>
     </w:p>
     <w:p>
@@ -19405,7 +19405,7 @@
         <w:rPr>
           <w:lang w:val="es_ES" w:bidi="es_ES"/>
         </w:rPr>
-        <w:t xml:space="preserve"> ¡Alza la voz por los que no tienen voz;defiende los derechos de los indefensos!</w:t>
+        <w:t xml:space="preserve"> ¡Alza la voz por los que no tienen voz; defiende los derechos de los indefensos!</w:t>
       </w:r>
     </w:p>
     <w:p>
@@ -19426,7 +19426,7 @@
         <w:rPr>
           <w:lang w:val="es_ES" w:bidi="es_ES"/>
         </w:rPr>
-        <w:t xml:space="preserve"> Alza la voz por los pobres y necesitados;procura que se les haga justicia.</w:t>
+        <w:t xml:space="preserve"> Alza la voz por los pobres y necesitados; procura que se les haga justicia.</w:t>
       </w:r>
     </w:p>
     <w:p>
@@ -19447,7 +19447,7 @@
         <w:rPr>
           <w:lang w:val="es_ES" w:bidi="es_ES"/>
         </w:rPr>
-        <w:t xml:space="preserve"> Mujer ejemplar, ¿quién la puede encontrar?¡Vale más que los rubíes!</w:t>
+        <w:t xml:space="preserve"> Mujer ejemplar, ¿quién la puede encontrar? ¡Vale más que los rubíes!</w:t>
       </w:r>
     </w:p>
     <w:p>
@@ -19468,7 +19468,7 @@
         <w:rPr>
           <w:lang w:val="es_ES" w:bidi="es_ES"/>
         </w:rPr>
-        <w:t xml:space="preserve"> Su esposo confía plenamente en ella;no le faltarán ganancias.</w:t>
+        <w:t xml:space="preserve"> Su esposo confía plenamente en ella; no le faltarán ganancias.</w:t>
       </w:r>
     </w:p>
     <w:p>
@@ -19489,7 +19489,7 @@
         <w:rPr>
           <w:lang w:val="es_ES" w:bidi="es_ES"/>
         </w:rPr>
-        <w:t xml:space="preserve"> Ella le trae bien y no maltodos los días de su vida.</w:t>
+        <w:t xml:space="preserve"> Ella le trae bien y no mal todos los días de su vida.</w:t>
       </w:r>
     </w:p>
     <w:p>
@@ -19510,7 +19510,7 @@
         <w:rPr>
           <w:lang w:val="es_ES" w:bidi="es_ES"/>
         </w:rPr>
-        <w:t xml:space="preserve"> Sale en busca de lana y lino;con alegría trabaja con sus manos.</w:t>
+        <w:t xml:space="preserve"> Sale en busca de lana y lino; con alegría trabaja con sus manos.</w:t>
       </w:r>
     </w:p>
     <w:p>
@@ -19531,7 +19531,7 @@
         <w:rPr>
           <w:lang w:val="es_ES" w:bidi="es_ES"/>
         </w:rPr>
-        <w:t xml:space="preserve"> Es como un barco mercante;trae su alimento de tierras lejanas.</w:t>
+        <w:t xml:space="preserve"> Es como un barco mercante; trae su alimento de tierras lejanas.</w:t>
       </w:r>
     </w:p>
     <w:p>
@@ -19552,7 +19552,7 @@
         <w:rPr>
           <w:lang w:val="es_ES" w:bidi="es_ES"/>
         </w:rPr>
-        <w:t xml:space="preserve"> Se levanta antes del amanecer;prepara el desayuno para su familia y asigna las tareas a sus criadas.</w:t>
+        <w:t xml:space="preserve"> Se levanta antes del amanecer; prepara el desayuno para su familia y asigna las tareas a sus criadas.</w:t>
       </w:r>
     </w:p>
     <w:p>
@@ -19573,7 +19573,7 @@
         <w:rPr>
           <w:lang w:val="es_ES" w:bidi="es_ES"/>
         </w:rPr>
-        <w:t xml:space="preserve"> Sale a inspeccionar un terreno y lo compra;con sus ganancias planta un viñedo.</w:t>
+        <w:t xml:space="preserve"> Sale a inspeccionar un terreno y lo compra; con sus ganancias planta un viñedo.</w:t>
       </w:r>
     </w:p>
     <w:p>
@@ -19594,7 +19594,7 @@
         <w:rPr>
           <w:lang w:val="es_ES" w:bidi="es_ES"/>
         </w:rPr>
-        <w:t xml:space="preserve"> Está llena de energía;lista está para trabajar.</w:t>
+        <w:t xml:space="preserve"> Está llena de energía; lista está para trabajar.</w:t>
       </w:r>
     </w:p>
     <w:p>
@@ -19615,7 +19615,7 @@
         <w:rPr>
           <w:lang w:val="es_ES" w:bidi="es_ES"/>
         </w:rPr>
-        <w:t xml:space="preserve"> Ve que sus negocios prosperan;su lámpara no se apaga en la noche.</w:t>
+        <w:t xml:space="preserve"> Ve que sus negocios prosperan; su lámpara no se apaga en la noche.</w:t>
       </w:r>
     </w:p>
     <w:p>
@@ -19636,7 +19636,7 @@
         <w:rPr>
           <w:lang w:val="es_ES" w:bidi="es_ES"/>
         </w:rPr>
-        <w:t xml:space="preserve"> Sus manos están ocupadas hilando;sus dedos trabajan el hilo.</w:t>
+        <w:t xml:space="preserve"> Sus manos están ocupadas hilando; sus dedos trabajan el hilo.</w:t>
       </w:r>
     </w:p>
     <w:p>
@@ -19678,7 +19678,7 @@
         <w:rPr>
           <w:lang w:val="es_ES" w:bidi="es_ES"/>
         </w:rPr>
-        <w:t xml:space="preserve"> No le preocupa que nieve;todos en su casa andan bien abrigados.</w:t>
+        <w:t xml:space="preserve"> No le preocupa que nieve; todos en su casa andan bien abrigados.</w:t>
       </w:r>
     </w:p>
     <w:p>
@@ -19699,7 +19699,7 @@
         <w:rPr>
           <w:lang w:val="es_ES" w:bidi="es_ES"/>
         </w:rPr>
-        <w:t xml:space="preserve"> Ella misma hace sus mantas;se viste de púrpura y lino fino.</w:t>
+        <w:t xml:space="preserve"> Ella misma hace sus mantas; se viste de púrpura y lino fino.</w:t>
       </w:r>
     </w:p>
     <w:p>
@@ -19720,7 +19720,7 @@
         <w:rPr>
           <w:lang w:val="es_ES" w:bidi="es_ES"/>
         </w:rPr>
-        <w:t xml:space="preserve"> Su esposo es respetado en la comunidad;se sienta entre las autoridades de la ciudad.</w:t>
+        <w:t xml:space="preserve"> Su esposo es respetado en la comunidad; se sienta entre las autoridades de la ciudad.</w:t>
       </w:r>
     </w:p>
     <w:p>
@@ -19741,7 +19741,7 @@
         <w:rPr>
           <w:lang w:val="es_ES" w:bidi="es_ES"/>
         </w:rPr>
-        <w:t xml:space="preserve"> Ella hace ropa de lino y cinturones;los vende a los comerciantes.</w:t>
+        <w:t xml:space="preserve"> Ella hace ropa de lino y cinturones; los vende a los comerciantes.</w:t>
       </w:r>
     </w:p>
     <w:p>
@@ -19762,7 +19762,7 @@
         <w:rPr>
           <w:lang w:val="es_ES" w:bidi="es_ES"/>
         </w:rPr>
-        <w:t xml:space="preserve"> Está revestida de fuerza y dignidad;no le teme al futuro.</w:t>
+        <w:t xml:space="preserve"> Está revestida de fuerza y dignidad; no le teme al futuro.</w:t>
       </w:r>
     </w:p>
     <w:p>
@@ -19783,7 +19783,7 @@
         <w:rPr>
           <w:lang w:val="es_ES" w:bidi="es_ES"/>
         </w:rPr>
-        <w:t xml:space="preserve"> Cuando habla, lo hace con sabiduría;cuando enseña, lo hace con amor.</w:t>
+        <w:t xml:space="preserve"> Cuando habla, lo hace con sabiduría; cuando enseña, lo hace con amor.</w:t>
       </w:r>
     </w:p>
     <w:p>
@@ -19804,7 +19804,7 @@
         <w:rPr>
           <w:lang w:val="es_ES" w:bidi="es_ES"/>
         </w:rPr>
-        <w:t xml:space="preserve"> Observa con cuidado lo que sucede en su casa;no come pan que no se haya ganado.</w:t>
+        <w:t xml:space="preserve"> Observa con cuidado lo que sucede en su casa; no come pan que no se haya ganado.</w:t>
       </w:r>
     </w:p>
     <w:p>
@@ -19825,7 +19825,7 @@
         <w:rPr>
           <w:lang w:val="es_ES" w:bidi="es_ES"/>
         </w:rPr>
-        <w:t xml:space="preserve"> Sus hijos se levantan y la bendicen;su esposo la alaba diciendo:</w:t>
+        <w:t xml:space="preserve"> Sus hijos se levantan y la bendicen; su esposo la alaba diciendo:</w:t>
       </w:r>
     </w:p>
     <w:p>
@@ -19846,7 +19846,7 @@
         <w:rPr>
           <w:lang w:val="es_ES" w:bidi="es_ES"/>
         </w:rPr>
-        <w:t xml:space="preserve"> «Hay muchas mujeres destacadas;pero tú las superas a todas».</w:t>
+        <w:t xml:space="preserve"> «Hay muchas mujeres destacadas; pero tú las superas a todas”.</w:t>
       </w:r>
     </w:p>
     <w:p>
@@ -19867,7 +19867,7 @@
         <w:rPr>
           <w:lang w:val="es_ES" w:bidi="es_ES"/>
         </w:rPr>
-        <w:t xml:space="preserve"> Los encantos engañan y la belleza se pasa,pero la mujer que honra al Señor merece alabanza.</w:t>
+        <w:t xml:space="preserve"> Los encantos engañan y la belleza se pasa, pero la mujer que honra al Señor merece alabanza.</w:t>
       </w:r>
     </w:p>
     <w:p>
@@ -19888,7 +19888,7 @@
         <w:rPr>
           <w:lang w:val="es_ES" w:bidi="es_ES"/>
         </w:rPr>
-        <w:t xml:space="preserve"> ¡Reconozcan todo lo que ha hechoy elogien sus obras ante todos!</w:t>
+        <w:t xml:space="preserve"> ¡Reconozcan todo lo que ha hecho y elogien sus obras ante todos!</w:t>
       </w:r>
     </w:p>
     <w:sectPr>
